--- a/templates/Contoh_LHV_TKDN_2026.docx
+++ b/templates/Contoh_LHV_TKDN_2026.docx
@@ -5360,7 +5360,7 @@
                 <w:color w:val="000000" w:themeColor="text1"/>
                 <w:szCs w:val="22"/>
               </w:rPr>
-              <w:t xml:space="preserve"> }}% ({{ </w:t>
+              <w:t xml:space="preserve"> }} % ( {{ </w:t>
             </w:r>
             <w:proofErr w:type="spellStart"/>
             <w:r>
@@ -5378,7 +5378,7 @@
                 <w:color w:val="000000" w:themeColor="text1"/>
                 <w:szCs w:val="22"/>
               </w:rPr>
-              <w:t xml:space="preserve"> }})</w:t>
+              <w:t xml:space="preserve"> }} )</w:t>
             </w:r>
           </w:p>
         </w:tc>
@@ -5463,7 +5463,7 @@
                 <w:color w:val="000000" w:themeColor="text1"/>
                 <w:szCs w:val="22"/>
               </w:rPr>
-              <w:t xml:space="preserve">{{ </w:t>
+              <w:t xml:space="preserve">{% if </w:t>
             </w:r>
             <w:proofErr w:type="spellStart"/>
             <w:r>
@@ -5472,6 +5472,24 @@
                 <w:color w:val="000000" w:themeColor="text1"/>
                 <w:szCs w:val="22"/>
               </w:rPr>
+              <w:t>brainware_diisi</w:t>
+            </w:r>
+            <w:proofErr w:type="spellEnd"/>
+            <w:r>
+              <w:rPr>
+                <w:rFonts w:ascii="Arial" w:hAnsi="Arial" w:cs="Arial"/>
+                <w:color w:val="000000" w:themeColor="text1"/>
+                <w:szCs w:val="22"/>
+              </w:rPr>
+              <w:t xml:space="preserve"> %}{{ </w:t>
+            </w:r>
+            <w:proofErr w:type="spellStart"/>
+            <w:r>
+              <w:rPr>
+                <w:rFonts w:ascii="Arial" w:hAnsi="Arial" w:cs="Arial"/>
+                <w:color w:val="000000" w:themeColor="text1"/>
+                <w:szCs w:val="22"/>
+              </w:rPr>
               <w:t>nilai_brainware</w:t>
             </w:r>
             <w:proofErr w:type="spellEnd"/>
@@ -5481,7 +5499,7 @@
                 <w:color w:val="000000" w:themeColor="text1"/>
                 <w:szCs w:val="22"/>
               </w:rPr>
-              <w:t xml:space="preserve"> }} % ({{ </w:t>
+              <w:t xml:space="preserve"> }} % ( {{ </w:t>
             </w:r>
             <w:proofErr w:type="spellStart"/>
             <w:r>
@@ -5499,7 +5517,7 @@
                 <w:color w:val="000000" w:themeColor="text1"/>
                 <w:szCs w:val="22"/>
               </w:rPr>
-              <w:t xml:space="preserve"> }})</w:t>
+              <w:t xml:space="preserve"> }} ){% else %}-{% endif %}</w:t>
             </w:r>
           </w:p>
         </w:tc>
@@ -5516,7 +5534,7 @@
     </w:p>
     <w:p>
       <w:pPr>
-        <w:ind w:left="720" w:firstLine="698"/>
+        <w:ind w:firstLine="709"/>
         <w:rPr>
           <w:rFonts w:ascii="Arial" w:hAnsi="Arial" w:cs="Arial"/>
           <w:color w:val="000000" w:themeColor="text1"/>
@@ -5848,7 +5866,7 @@
     </w:p>
     <w:p>
       <w:pPr>
-        <w:ind w:left="720" w:firstLine="698"/>
+        <w:ind w:firstLine="709"/>
         <w:rPr>
           <w:rFonts w:ascii="Arial" w:hAnsi="Arial" w:cs="Arial"/>
           <w:color w:val="000000" w:themeColor="text1"/>
@@ -6918,7 +6936,7 @@
           <w:ilvl w:val="0"/>
           <w:numId w:val="5"/>
         </w:numPr>
-        <w:ind w:left="851" w:hanging="491"/>
+        <w:ind w:left="567" w:hanging="567"/>
         <w:rPr>
           <w:rFonts w:ascii="Arial" w:hAnsi="Arial" w:cs="Arial"/>
           <w:szCs w:val="22"/>
@@ -6945,7 +6963,7 @@
     </w:p>
     <w:p>
       <w:pPr>
-        <w:ind w:left="720" w:firstLine="698"/>
+        <w:ind w:firstLine="709"/>
         <w:rPr>
           <w:rFonts w:ascii="Arial" w:hAnsi="Arial" w:cs="Arial"/>
           <w:color w:val="000000" w:themeColor="text1"/>
@@ -7242,7 +7260,7 @@
     </w:p>
     <w:p>
       <w:pPr>
-        <w:ind w:left="720" w:firstLine="698"/>
+        <w:ind w:firstLine="709"/>
         <w:rPr>
           <w:rFonts w:ascii="Arial" w:hAnsi="Arial" w:cs="Arial"/>
           <w:color w:val="000000" w:themeColor="text1"/>
@@ -7738,7 +7756,7 @@
     </w:p>
     <w:p>
       <w:pPr>
-        <w:ind w:left="720" w:firstLine="698"/>
+        <w:ind w:firstLine="709"/>
         <w:rPr>
           <w:rFonts w:ascii="Arial" w:hAnsi="Arial" w:cs="Arial"/>
           <w:color w:val="000000" w:themeColor="text1"/>
@@ -7850,6 +7868,397 @@
           <w:szCs w:val="22"/>
         </w:rPr>
         <w:t xml:space="preserve"> </w:t>
+      </w:r>
+    </w:p>
+    <w:p>
+      <w:pPr>
+        <w:tabs>
+          <w:tab w:val="left" w:pos="3119"/>
+          <w:tab w:val="left" w:pos="3261"/>
+        </w:tabs>
+        <w:ind w:left="709"/>
+        <w:rPr>
+          <w:rFonts w:ascii="Arial" w:hAnsi="Arial" w:cs="Arial"/>
+          <w:color w:val="000000" w:themeColor="text1"/>
+          <w:szCs w:val="22"/>
+        </w:rPr>
+      </w:pPr>
+      <w:proofErr w:type="spellStart"/>
+      <w:r>
+        <w:rPr>
+          <w:rFonts w:ascii="Arial" w:hAnsi="Arial" w:cs="Arial"/>
+          <w:color w:val="000000" w:themeColor="text1"/>
+          <w:szCs w:val="22"/>
+        </w:rPr>
+        <w:t>Kelompok</w:t>
+      </w:r>
+      <w:proofErr w:type="spellEnd"/>
+      <w:r>
+        <w:rPr>
+          <w:rFonts w:ascii="Arial" w:hAnsi="Arial" w:cs="Arial"/>
+          <w:color w:val="000000" w:themeColor="text1"/>
+          <w:szCs w:val="22"/>
+        </w:rPr>
+        <w:t xml:space="preserve"> Barang/Jasa</w:t>
+      </w:r>
+      <w:r>
+        <w:rPr>
+          <w:rFonts w:ascii="Arial" w:hAnsi="Arial" w:cs="Arial"/>
+          <w:color w:val="000000" w:themeColor="text1"/>
+          <w:szCs w:val="22"/>
+        </w:rPr>
+        <w:tab/>
+        <w:t xml:space="preserve">: </w:t>
+      </w:r>
+      <w:r>
+        <w:rPr>
+          <w:rFonts w:ascii="Arial" w:hAnsi="Arial" w:cs="Arial"/>
+          <w:color w:val="000000" w:themeColor="text1"/>
+          <w:szCs w:val="22"/>
+        </w:rPr>
+        <w:t xml:space="preserve">{{ </w:t>
+      </w:r>
+      <w:proofErr w:type="spellStart"/>
+      <w:r>
+        <w:rPr>
+          <w:rFonts w:ascii="Arial" w:hAnsi="Arial" w:cs="Arial"/>
+          <w:color w:val="000000" w:themeColor="text1"/>
+          <w:szCs w:val="22"/>
+        </w:rPr>
+        <w:t>kelompok_barang</w:t>
+      </w:r>
+      <w:proofErr w:type="spellEnd"/>
+      <w:r>
+        <w:rPr>
+          <w:rFonts w:ascii="Arial" w:hAnsi="Arial" w:cs="Arial"/>
+          <w:color w:val="000000" w:themeColor="text1"/>
+          <w:szCs w:val="22"/>
+        </w:rPr>
+        <w:t xml:space="preserve"> }}</w:t>
+      </w:r>
+    </w:p>
+    <w:p>
+      <w:pPr>
+        <w:tabs>
+          <w:tab w:val="left" w:pos="3119"/>
+          <w:tab w:val="left" w:pos="3261"/>
+        </w:tabs>
+        <w:ind w:left="709"/>
+        <w:rPr>
+          <w:rFonts w:ascii="Arial" w:hAnsi="Arial" w:cs="Arial"/>
+          <w:color w:val="000000" w:themeColor="text1"/>
+          <w:szCs w:val="22"/>
+        </w:rPr>
+      </w:pPr>
+      <w:r>
+        <w:rPr>
+          <w:rFonts w:ascii="Arial" w:hAnsi="Arial" w:cs="Arial"/>
+          <w:color w:val="000000" w:themeColor="text1"/>
+          <w:szCs w:val="22"/>
+        </w:rPr>
+        <w:t>Jenis Industri</w:t>
+      </w:r>
+      <w:r>
+        <w:rPr>
+          <w:rFonts w:ascii="Arial" w:hAnsi="Arial" w:cs="Arial"/>
+          <w:color w:val="000000" w:themeColor="text1"/>
+          <w:szCs w:val="22"/>
+        </w:rPr>
+        <w:tab/>
+        <w:t>:</w:t>
+      </w:r>
+      <w:r>
+        <w:rPr>
+          <w:rFonts w:ascii="Arial" w:hAnsi="Arial" w:cs="Arial"/>
+          <w:color w:val="000000" w:themeColor="text1"/>
+          <w:szCs w:val="22"/>
+        </w:rPr>
+        <w:tab/>
+      </w:r>
+      <w:r>
+        <w:rPr>
+          <w:rFonts w:ascii="Arial" w:hAnsi="Arial" w:cs="Arial"/>
+          <w:color w:val="000000" w:themeColor="text1"/>
+          <w:szCs w:val="22"/>
+        </w:rPr>
+        <w:t xml:space="preserve">{{ </w:t>
+      </w:r>
+      <w:proofErr w:type="spellStart"/>
+      <w:r>
+        <w:rPr>
+          <w:rFonts w:ascii="Arial" w:hAnsi="Arial" w:cs="Arial"/>
+          <w:color w:val="000000" w:themeColor="text1"/>
+          <w:szCs w:val="22"/>
+        </w:rPr>
+        <w:t>kbli</w:t>
+      </w:r>
+      <w:proofErr w:type="spellEnd"/>
+      <w:r>
+        <w:rPr>
+          <w:rFonts w:ascii="Arial" w:hAnsi="Arial" w:cs="Arial"/>
+          <w:color w:val="000000" w:themeColor="text1"/>
+          <w:szCs w:val="22"/>
+        </w:rPr>
+        <w:t xml:space="preserve"> }}</w:t>
+      </w:r>
+    </w:p>
+    <w:p>
+      <w:pPr>
+        <w:tabs>
+          <w:tab w:val="left" w:pos="3119"/>
+          <w:tab w:val="left" w:pos="3261"/>
+        </w:tabs>
+        <w:ind w:left="709"/>
+        <w:rPr>
+          <w:rFonts w:ascii="Arial" w:hAnsi="Arial" w:cs="Arial"/>
+          <w:color w:val="000000" w:themeColor="text1"/>
+          <w:szCs w:val="22"/>
+        </w:rPr>
+      </w:pPr>
+      <w:r>
+        <w:rPr>
+          <w:rFonts w:ascii="Arial" w:hAnsi="Arial" w:cs="Arial"/>
+          <w:color w:val="000000" w:themeColor="text1"/>
+          <w:szCs w:val="22"/>
+        </w:rPr>
+        <w:t xml:space="preserve">Jenis </w:t>
+      </w:r>
+      <w:proofErr w:type="spellStart"/>
+      <w:r>
+        <w:rPr>
+          <w:rFonts w:ascii="Arial" w:hAnsi="Arial" w:cs="Arial"/>
+          <w:color w:val="000000" w:themeColor="text1"/>
+          <w:szCs w:val="22"/>
+        </w:rPr>
+        <w:t>Produk</w:t>
+      </w:r>
+      <w:proofErr w:type="spellEnd"/>
+      <w:r>
+        <w:rPr>
+          <w:rFonts w:ascii="Arial" w:hAnsi="Arial" w:cs="Arial"/>
+          <w:color w:val="000000" w:themeColor="text1"/>
+          <w:szCs w:val="22"/>
+        </w:rPr>
+        <w:tab/>
+        <w:t xml:space="preserve">: </w:t>
+      </w:r>
+      <w:r>
+        <w:rPr>
+          <w:rFonts w:ascii="Arial" w:hAnsi="Arial" w:cs="Arial"/>
+          <w:color w:val="000000" w:themeColor="text1"/>
+          <w:szCs w:val="22"/>
+        </w:rPr>
+        <w:tab/>
+      </w:r>
+      <w:r>
+        <w:rPr>
+          <w:rFonts w:ascii="Arial" w:hAnsi="Arial" w:cs="Arial"/>
+          <w:color w:val="000000" w:themeColor="text1"/>
+          <w:szCs w:val="22"/>
+        </w:rPr>
+        <w:t xml:space="preserve">{{ </w:t>
+      </w:r>
+      <w:proofErr w:type="spellStart"/>
+      <w:r>
+        <w:rPr>
+          <w:rFonts w:ascii="Arial" w:hAnsi="Arial" w:cs="Arial"/>
+          <w:color w:val="000000" w:themeColor="text1"/>
+          <w:szCs w:val="22"/>
+        </w:rPr>
+        <w:t>jenis_barang</w:t>
+      </w:r>
+      <w:proofErr w:type="spellEnd"/>
+      <w:r>
+        <w:rPr>
+          <w:rFonts w:ascii="Arial" w:hAnsi="Arial" w:cs="Arial"/>
+          <w:color w:val="000000" w:themeColor="text1"/>
+          <w:szCs w:val="22"/>
+        </w:rPr>
+        <w:t xml:space="preserve"> }}</w:t>
+      </w:r>
+    </w:p>
+    <w:p>
+      <w:pPr>
+        <w:tabs>
+          <w:tab w:val="left" w:pos="3119"/>
+          <w:tab w:val="left" w:pos="3261"/>
+        </w:tabs>
+        <w:ind w:left="709"/>
+        <w:rPr>
+          <w:rFonts w:ascii="Arial" w:hAnsi="Arial" w:cs="Arial"/>
+          <w:color w:val="000000" w:themeColor="text1"/>
+          <w:szCs w:val="22"/>
+        </w:rPr>
+      </w:pPr>
+      <w:proofErr w:type="spellStart"/>
+      <w:r>
+        <w:rPr>
+          <w:rFonts w:ascii="Arial" w:hAnsi="Arial" w:cs="Arial"/>
+          <w:color w:val="000000" w:themeColor="text1"/>
+          <w:szCs w:val="22"/>
+        </w:rPr>
+        <w:t>Tipe</w:t>
+      </w:r>
+      <w:proofErr w:type="spellEnd"/>
+      <w:r>
+        <w:rPr>
+          <w:rFonts w:ascii="Arial" w:hAnsi="Arial" w:cs="Arial"/>
+          <w:color w:val="000000" w:themeColor="text1"/>
+          <w:szCs w:val="22"/>
+        </w:rPr>
+        <w:tab/>
+        <w:t xml:space="preserve">: </w:t>
+      </w:r>
+      <w:r>
+        <w:rPr>
+          <w:rFonts w:ascii="Arial" w:hAnsi="Arial" w:cs="Arial"/>
+          <w:color w:val="000000" w:themeColor="text1"/>
+          <w:szCs w:val="22"/>
+        </w:rPr>
+        <w:tab/>
+      </w:r>
+      <w:r>
+        <w:rPr>
+          <w:rFonts w:ascii="Arial" w:hAnsi="Arial" w:cs="Arial"/>
+          <w:color w:val="000000" w:themeColor="text1"/>
+          <w:szCs w:val="22"/>
+        </w:rPr>
+        <w:t xml:space="preserve">{{ </w:t>
+      </w:r>
+      <w:proofErr w:type="spellStart"/>
+      <w:r>
+        <w:rPr>
+          <w:rFonts w:ascii="Arial" w:hAnsi="Arial" w:cs="Arial"/>
+          <w:color w:val="000000" w:themeColor="text1"/>
+          <w:szCs w:val="22"/>
+        </w:rPr>
+        <w:t>tipe_barang</w:t>
+      </w:r>
+      <w:proofErr w:type="spellEnd"/>
+      <w:r>
+        <w:rPr>
+          <w:rFonts w:ascii="Arial" w:hAnsi="Arial" w:cs="Arial"/>
+          <w:color w:val="000000" w:themeColor="text1"/>
+          <w:szCs w:val="22"/>
+        </w:rPr>
+        <w:t xml:space="preserve"> }}</w:t>
+      </w:r>
+    </w:p>
+    <w:p>
+      <w:pPr>
+        <w:tabs>
+          <w:tab w:val="left" w:pos="3119"/>
+          <w:tab w:val="left" w:pos="3261"/>
+        </w:tabs>
+        <w:ind w:left="709"/>
+        <w:rPr>
+          <w:rFonts w:ascii="Arial" w:hAnsi="Arial" w:cs="Arial"/>
+          <w:color w:val="000000" w:themeColor="text1"/>
+          <w:szCs w:val="22"/>
+        </w:rPr>
+      </w:pPr>
+      <w:proofErr w:type="spellStart"/>
+      <w:r>
+        <w:rPr>
+          <w:rFonts w:ascii="Arial" w:hAnsi="Arial" w:cs="Arial"/>
+          <w:color w:val="000000" w:themeColor="text1"/>
+          <w:szCs w:val="22"/>
+        </w:rPr>
+        <w:t>Spesifikasi</w:t>
+      </w:r>
+      <w:proofErr w:type="spellEnd"/>
+      <w:r>
+        <w:rPr>
+          <w:rFonts w:ascii="Arial" w:hAnsi="Arial" w:cs="Arial"/>
+          <w:color w:val="000000" w:themeColor="text1"/>
+          <w:szCs w:val="22"/>
+        </w:rPr>
+        <w:tab/>
+        <w:t xml:space="preserve">: </w:t>
+      </w:r>
+      <w:r>
+        <w:rPr>
+          <w:rFonts w:ascii="Arial" w:hAnsi="Arial" w:cs="Arial"/>
+          <w:color w:val="000000" w:themeColor="text1"/>
+          <w:szCs w:val="22"/>
+        </w:rPr>
+        <w:t xml:space="preserve">{{ </w:t>
+      </w:r>
+      <w:proofErr w:type="spellStart"/>
+      <w:r>
+        <w:rPr>
+          <w:rFonts w:ascii="Arial" w:hAnsi="Arial" w:cs="Arial"/>
+          <w:color w:val="000000" w:themeColor="text1"/>
+          <w:szCs w:val="22"/>
+        </w:rPr>
+        <w:t>spesifikasi_barang</w:t>
+      </w:r>
+      <w:proofErr w:type="spellEnd"/>
+      <w:r>
+        <w:rPr>
+          <w:rFonts w:ascii="Arial" w:hAnsi="Arial" w:cs="Arial"/>
+          <w:color w:val="000000" w:themeColor="text1"/>
+          <w:szCs w:val="22"/>
+        </w:rPr>
+        <w:t xml:space="preserve"> }}</w:t>
+      </w:r>
+    </w:p>
+    <w:p>
+      <w:pPr>
+        <w:tabs>
+          <w:tab w:val="left" w:pos="3119"/>
+          <w:tab w:val="left" w:pos="3261"/>
+        </w:tabs>
+        <w:ind w:left="709"/>
+        <w:rPr>
+          <w:rFonts w:ascii="Arial" w:hAnsi="Arial" w:cs="Arial"/>
+          <w:color w:val="000000" w:themeColor="text1"/>
+          <w:szCs w:val="22"/>
+        </w:rPr>
+      </w:pPr>
+      <w:r>
+        <w:rPr>
+          <w:rFonts w:ascii="Arial" w:hAnsi="Arial" w:cs="Arial"/>
+          <w:color w:val="000000" w:themeColor="text1"/>
+          <w:szCs w:val="22"/>
+        </w:rPr>
+        <w:t>Merek</w:t>
+      </w:r>
+      <w:r>
+        <w:rPr>
+          <w:rFonts w:ascii="Arial" w:hAnsi="Arial" w:cs="Arial"/>
+          <w:color w:val="000000" w:themeColor="text1"/>
+          <w:szCs w:val="22"/>
+        </w:rPr>
+        <w:tab/>
+        <w:t xml:space="preserve">: </w:t>
+      </w:r>
+      <w:bookmarkEnd w:id="10"/>
+      <w:r>
+        <w:rPr>
+          <w:rFonts w:ascii="Arial" w:hAnsi="Arial" w:cs="Arial"/>
+          <w:color w:val="000000" w:themeColor="text1"/>
+          <w:szCs w:val="22"/>
+        </w:rPr>
+        <w:t xml:space="preserve">{{ </w:t>
+      </w:r>
+      <w:proofErr w:type="spellStart"/>
+      <w:r>
+        <w:rPr>
+          <w:rFonts w:ascii="Arial" w:hAnsi="Arial" w:cs="Arial"/>
+          <w:color w:val="000000" w:themeColor="text1"/>
+          <w:szCs w:val="22"/>
+        </w:rPr>
+        <w:t>merek_barang</w:t>
+      </w:r>
+      <w:proofErr w:type="spellEnd"/>
+      <w:r>
+        <w:rPr>
+          <w:rFonts w:ascii="Arial" w:hAnsi="Arial" w:cs="Arial"/>
+          <w:color w:val="000000" w:themeColor="text1"/>
+          <w:szCs w:val="22"/>
+        </w:rPr>
+        <w:t xml:space="preserve"> }}</w:t>
       </w:r>
     </w:p>
     <w:p>
@@ -7865,397 +8274,6 @@
           <w:szCs w:val="22"/>
         </w:rPr>
       </w:pPr>
-      <w:proofErr w:type="spellStart"/>
-      <w:r>
-        <w:rPr>
-          <w:rFonts w:ascii="Arial" w:hAnsi="Arial" w:cs="Arial"/>
-          <w:color w:val="000000" w:themeColor="text1"/>
-          <w:szCs w:val="22"/>
-        </w:rPr>
-        <w:t>Kelompok</w:t>
-      </w:r>
-      <w:proofErr w:type="spellEnd"/>
-      <w:r>
-        <w:rPr>
-          <w:rFonts w:ascii="Arial" w:hAnsi="Arial" w:cs="Arial"/>
-          <w:color w:val="000000" w:themeColor="text1"/>
-          <w:szCs w:val="22"/>
-        </w:rPr>
-        <w:t xml:space="preserve"> Barang/Jasa</w:t>
-      </w:r>
-      <w:r>
-        <w:rPr>
-          <w:rFonts w:ascii="Arial" w:hAnsi="Arial" w:cs="Arial"/>
-          <w:color w:val="000000" w:themeColor="text1"/>
-          <w:szCs w:val="22"/>
-        </w:rPr>
-        <w:tab/>
-        <w:t xml:space="preserve">: </w:t>
-      </w:r>
-      <w:r>
-        <w:rPr>
-          <w:rFonts w:ascii="Arial" w:hAnsi="Arial" w:cs="Arial"/>
-          <w:color w:val="000000" w:themeColor="text1"/>
-          <w:szCs w:val="22"/>
-        </w:rPr>
-        <w:t xml:space="preserve">{{ </w:t>
-      </w:r>
-      <w:proofErr w:type="spellStart"/>
-      <w:r>
-        <w:rPr>
-          <w:rFonts w:ascii="Arial" w:hAnsi="Arial" w:cs="Arial"/>
-          <w:color w:val="000000" w:themeColor="text1"/>
-          <w:szCs w:val="22"/>
-        </w:rPr>
-        <w:t>kelompok_barang</w:t>
-      </w:r>
-      <w:proofErr w:type="spellEnd"/>
-      <w:r>
-        <w:rPr>
-          <w:rFonts w:ascii="Arial" w:hAnsi="Arial" w:cs="Arial"/>
-          <w:color w:val="000000" w:themeColor="text1"/>
-          <w:szCs w:val="22"/>
-        </w:rPr>
-        <w:t xml:space="preserve"> }}</w:t>
-      </w:r>
-    </w:p>
-    <w:p>
-      <w:pPr>
-        <w:tabs>
-          <w:tab w:val="left" w:pos="3544"/>
-          <w:tab w:val="left" w:pos="3686"/>
-        </w:tabs>
-        <w:ind w:left="993"/>
-        <w:rPr>
-          <w:rFonts w:ascii="Arial" w:hAnsi="Arial" w:cs="Arial"/>
-          <w:color w:val="000000" w:themeColor="text1"/>
-          <w:szCs w:val="22"/>
-        </w:rPr>
-      </w:pPr>
-      <w:r>
-        <w:rPr>
-          <w:rFonts w:ascii="Arial" w:hAnsi="Arial" w:cs="Arial"/>
-          <w:color w:val="000000" w:themeColor="text1"/>
-          <w:szCs w:val="22"/>
-        </w:rPr>
-        <w:t>Jenis Industri</w:t>
-      </w:r>
-      <w:r>
-        <w:rPr>
-          <w:rFonts w:ascii="Arial" w:hAnsi="Arial" w:cs="Arial"/>
-          <w:color w:val="000000" w:themeColor="text1"/>
-          <w:szCs w:val="22"/>
-        </w:rPr>
-        <w:tab/>
-        <w:t>:</w:t>
-      </w:r>
-      <w:r>
-        <w:rPr>
-          <w:rFonts w:ascii="Arial" w:hAnsi="Arial" w:cs="Arial"/>
-          <w:color w:val="000000" w:themeColor="text1"/>
-          <w:szCs w:val="22"/>
-        </w:rPr>
-        <w:tab/>
-      </w:r>
-      <w:r>
-        <w:rPr>
-          <w:rFonts w:ascii="Arial" w:hAnsi="Arial" w:cs="Arial"/>
-          <w:color w:val="000000" w:themeColor="text1"/>
-          <w:szCs w:val="22"/>
-        </w:rPr>
-        <w:t xml:space="preserve">{{ </w:t>
-      </w:r>
-      <w:proofErr w:type="spellStart"/>
-      <w:r>
-        <w:rPr>
-          <w:rFonts w:ascii="Arial" w:hAnsi="Arial" w:cs="Arial"/>
-          <w:color w:val="000000" w:themeColor="text1"/>
-          <w:szCs w:val="22"/>
-        </w:rPr>
-        <w:t>kbli</w:t>
-      </w:r>
-      <w:proofErr w:type="spellEnd"/>
-      <w:r>
-        <w:rPr>
-          <w:rFonts w:ascii="Arial" w:hAnsi="Arial" w:cs="Arial"/>
-          <w:color w:val="000000" w:themeColor="text1"/>
-          <w:szCs w:val="22"/>
-        </w:rPr>
-        <w:t xml:space="preserve"> }}</w:t>
-      </w:r>
-    </w:p>
-    <w:p>
-      <w:pPr>
-        <w:tabs>
-          <w:tab w:val="left" w:pos="3544"/>
-          <w:tab w:val="left" w:pos="3686"/>
-        </w:tabs>
-        <w:ind w:left="993"/>
-        <w:rPr>
-          <w:rFonts w:ascii="Arial" w:hAnsi="Arial" w:cs="Arial"/>
-          <w:color w:val="000000" w:themeColor="text1"/>
-          <w:szCs w:val="22"/>
-        </w:rPr>
-      </w:pPr>
-      <w:r>
-        <w:rPr>
-          <w:rFonts w:ascii="Arial" w:hAnsi="Arial" w:cs="Arial"/>
-          <w:color w:val="000000" w:themeColor="text1"/>
-          <w:szCs w:val="22"/>
-        </w:rPr>
-        <w:t xml:space="preserve">Jenis </w:t>
-      </w:r>
-      <w:proofErr w:type="spellStart"/>
-      <w:r>
-        <w:rPr>
-          <w:rFonts w:ascii="Arial" w:hAnsi="Arial" w:cs="Arial"/>
-          <w:color w:val="000000" w:themeColor="text1"/>
-          <w:szCs w:val="22"/>
-        </w:rPr>
-        <w:t>Produk</w:t>
-      </w:r>
-      <w:proofErr w:type="spellEnd"/>
-      <w:r>
-        <w:rPr>
-          <w:rFonts w:ascii="Arial" w:hAnsi="Arial" w:cs="Arial"/>
-          <w:color w:val="000000" w:themeColor="text1"/>
-          <w:szCs w:val="22"/>
-        </w:rPr>
-        <w:tab/>
-        <w:t xml:space="preserve">: </w:t>
-      </w:r>
-      <w:r>
-        <w:rPr>
-          <w:rFonts w:ascii="Arial" w:hAnsi="Arial" w:cs="Arial"/>
-          <w:color w:val="000000" w:themeColor="text1"/>
-          <w:szCs w:val="22"/>
-        </w:rPr>
-        <w:tab/>
-      </w:r>
-      <w:r>
-        <w:rPr>
-          <w:rFonts w:ascii="Arial" w:hAnsi="Arial" w:cs="Arial"/>
-          <w:color w:val="000000" w:themeColor="text1"/>
-          <w:szCs w:val="22"/>
-        </w:rPr>
-        <w:t xml:space="preserve">{{ </w:t>
-      </w:r>
-      <w:proofErr w:type="spellStart"/>
-      <w:r>
-        <w:rPr>
-          <w:rFonts w:ascii="Arial" w:hAnsi="Arial" w:cs="Arial"/>
-          <w:color w:val="000000" w:themeColor="text1"/>
-          <w:szCs w:val="22"/>
-        </w:rPr>
-        <w:t>jenis_barang</w:t>
-      </w:r>
-      <w:proofErr w:type="spellEnd"/>
-      <w:r>
-        <w:rPr>
-          <w:rFonts w:ascii="Arial" w:hAnsi="Arial" w:cs="Arial"/>
-          <w:color w:val="000000" w:themeColor="text1"/>
-          <w:szCs w:val="22"/>
-        </w:rPr>
-        <w:t xml:space="preserve"> }}</w:t>
-      </w:r>
-    </w:p>
-    <w:p>
-      <w:pPr>
-        <w:tabs>
-          <w:tab w:val="left" w:pos="3544"/>
-          <w:tab w:val="left" w:pos="3686"/>
-        </w:tabs>
-        <w:ind w:left="993"/>
-        <w:rPr>
-          <w:rFonts w:ascii="Arial" w:hAnsi="Arial" w:cs="Arial"/>
-          <w:color w:val="000000" w:themeColor="text1"/>
-          <w:szCs w:val="22"/>
-        </w:rPr>
-      </w:pPr>
-      <w:proofErr w:type="spellStart"/>
-      <w:r>
-        <w:rPr>
-          <w:rFonts w:ascii="Arial" w:hAnsi="Arial" w:cs="Arial"/>
-          <w:color w:val="000000" w:themeColor="text1"/>
-          <w:szCs w:val="22"/>
-        </w:rPr>
-        <w:t>Tipe</w:t>
-      </w:r>
-      <w:proofErr w:type="spellEnd"/>
-      <w:r>
-        <w:rPr>
-          <w:rFonts w:ascii="Arial" w:hAnsi="Arial" w:cs="Arial"/>
-          <w:color w:val="000000" w:themeColor="text1"/>
-          <w:szCs w:val="22"/>
-        </w:rPr>
-        <w:tab/>
-        <w:t xml:space="preserve">: </w:t>
-      </w:r>
-      <w:r>
-        <w:rPr>
-          <w:rFonts w:ascii="Arial" w:hAnsi="Arial" w:cs="Arial"/>
-          <w:color w:val="000000" w:themeColor="text1"/>
-          <w:szCs w:val="22"/>
-        </w:rPr>
-        <w:tab/>
-      </w:r>
-      <w:r>
-        <w:rPr>
-          <w:rFonts w:ascii="Arial" w:hAnsi="Arial" w:cs="Arial"/>
-          <w:color w:val="000000" w:themeColor="text1"/>
-          <w:szCs w:val="22"/>
-        </w:rPr>
-        <w:t xml:space="preserve">{{ </w:t>
-      </w:r>
-      <w:proofErr w:type="spellStart"/>
-      <w:r>
-        <w:rPr>
-          <w:rFonts w:ascii="Arial" w:hAnsi="Arial" w:cs="Arial"/>
-          <w:color w:val="000000" w:themeColor="text1"/>
-          <w:szCs w:val="22"/>
-        </w:rPr>
-        <w:t>tipe_barang</w:t>
-      </w:r>
-      <w:proofErr w:type="spellEnd"/>
-      <w:r>
-        <w:rPr>
-          <w:rFonts w:ascii="Arial" w:hAnsi="Arial" w:cs="Arial"/>
-          <w:color w:val="000000" w:themeColor="text1"/>
-          <w:szCs w:val="22"/>
-        </w:rPr>
-        <w:t xml:space="preserve"> }}</w:t>
-      </w:r>
-    </w:p>
-    <w:p>
-      <w:pPr>
-        <w:tabs>
-          <w:tab w:val="left" w:pos="3544"/>
-          <w:tab w:val="left" w:pos="3686"/>
-        </w:tabs>
-        <w:ind w:left="3686" w:hanging="2693"/>
-        <w:rPr>
-          <w:rFonts w:ascii="Arial" w:hAnsi="Arial" w:cs="Arial"/>
-          <w:color w:val="000000" w:themeColor="text1"/>
-          <w:szCs w:val="22"/>
-        </w:rPr>
-      </w:pPr>
-      <w:proofErr w:type="spellStart"/>
-      <w:r>
-        <w:rPr>
-          <w:rFonts w:ascii="Arial" w:hAnsi="Arial" w:cs="Arial"/>
-          <w:color w:val="000000" w:themeColor="text1"/>
-          <w:szCs w:val="22"/>
-        </w:rPr>
-        <w:t>Spesifikasi</w:t>
-      </w:r>
-      <w:proofErr w:type="spellEnd"/>
-      <w:r>
-        <w:rPr>
-          <w:rFonts w:ascii="Arial" w:hAnsi="Arial" w:cs="Arial"/>
-          <w:color w:val="000000" w:themeColor="text1"/>
-          <w:szCs w:val="22"/>
-        </w:rPr>
-        <w:tab/>
-        <w:t xml:space="preserve">: </w:t>
-      </w:r>
-      <w:r>
-        <w:rPr>
-          <w:rFonts w:ascii="Arial" w:hAnsi="Arial" w:cs="Arial"/>
-          <w:color w:val="000000" w:themeColor="text1"/>
-          <w:szCs w:val="22"/>
-        </w:rPr>
-        <w:t xml:space="preserve">{{ </w:t>
-      </w:r>
-      <w:proofErr w:type="spellStart"/>
-      <w:r>
-        <w:rPr>
-          <w:rFonts w:ascii="Arial" w:hAnsi="Arial" w:cs="Arial"/>
-          <w:color w:val="000000" w:themeColor="text1"/>
-          <w:szCs w:val="22"/>
-        </w:rPr>
-        <w:t>spesifikasi_barang</w:t>
-      </w:r>
-      <w:proofErr w:type="spellEnd"/>
-      <w:r>
-        <w:rPr>
-          <w:rFonts w:ascii="Arial" w:hAnsi="Arial" w:cs="Arial"/>
-          <w:color w:val="000000" w:themeColor="text1"/>
-          <w:szCs w:val="22"/>
-        </w:rPr>
-        <w:t xml:space="preserve"> }}</w:t>
-      </w:r>
-    </w:p>
-    <w:p>
-      <w:pPr>
-        <w:tabs>
-          <w:tab w:val="left" w:pos="3544"/>
-          <w:tab w:val="left" w:pos="3686"/>
-        </w:tabs>
-        <w:ind w:left="993"/>
-        <w:rPr>
-          <w:rFonts w:ascii="Arial" w:hAnsi="Arial" w:cs="Arial"/>
-          <w:color w:val="000000" w:themeColor="text1"/>
-          <w:szCs w:val="22"/>
-        </w:rPr>
-      </w:pPr>
-      <w:r>
-        <w:rPr>
-          <w:rFonts w:ascii="Arial" w:hAnsi="Arial" w:cs="Arial"/>
-          <w:color w:val="000000" w:themeColor="text1"/>
-          <w:szCs w:val="22"/>
-        </w:rPr>
-        <w:t>Merek</w:t>
-      </w:r>
-      <w:r>
-        <w:rPr>
-          <w:rFonts w:ascii="Arial" w:hAnsi="Arial" w:cs="Arial"/>
-          <w:color w:val="000000" w:themeColor="text1"/>
-          <w:szCs w:val="22"/>
-        </w:rPr>
-        <w:tab/>
-        <w:t xml:space="preserve">: </w:t>
-      </w:r>
-      <w:bookmarkEnd w:id="10"/>
-      <w:r>
-        <w:rPr>
-          <w:rFonts w:ascii="Arial" w:hAnsi="Arial" w:cs="Arial"/>
-          <w:color w:val="000000" w:themeColor="text1"/>
-          <w:szCs w:val="22"/>
-        </w:rPr>
-        <w:t xml:space="preserve">{{ </w:t>
-      </w:r>
-      <w:proofErr w:type="spellStart"/>
-      <w:r>
-        <w:rPr>
-          <w:rFonts w:ascii="Arial" w:hAnsi="Arial" w:cs="Arial"/>
-          <w:color w:val="000000" w:themeColor="text1"/>
-          <w:szCs w:val="22"/>
-        </w:rPr>
-        <w:t>merek_barang</w:t>
-      </w:r>
-      <w:proofErr w:type="spellEnd"/>
-      <w:r>
-        <w:rPr>
-          <w:rFonts w:ascii="Arial" w:hAnsi="Arial" w:cs="Arial"/>
-          <w:color w:val="000000" w:themeColor="text1"/>
-          <w:szCs w:val="22"/>
-        </w:rPr>
-        <w:t xml:space="preserve"> }}</w:t>
-      </w:r>
-    </w:p>
-    <w:p>
-      <w:pPr>
-        <w:tabs>
-          <w:tab w:val="left" w:pos="3544"/>
-          <w:tab w:val="left" w:pos="3686"/>
-        </w:tabs>
-        <w:ind w:left="993"/>
-        <w:rPr>
-          <w:rFonts w:ascii="Arial" w:hAnsi="Arial" w:cs="Arial"/>
-          <w:color w:val="000000" w:themeColor="text1"/>
-          <w:szCs w:val="22"/>
-        </w:rPr>
-      </w:pPr>
     </w:p>
     <w:p>
       <w:pPr>
@@ -8264,7 +8282,7 @@
           <w:ilvl w:val="0"/>
           <w:numId w:val="5"/>
         </w:numPr>
-        <w:ind w:left="851" w:hanging="491"/>
+        <w:ind w:left="567" w:hanging="567"/>
         <w:rPr>
           <w:rFonts w:ascii="Arial" w:hAnsi="Arial" w:cs="Arial"/>
           <w:szCs w:val="22"/>
@@ -8289,12 +8307,11 @@
     </w:p>
     <w:p>
       <w:pPr>
-        <w:ind w:left="720" w:firstLine="698"/>
-        <w:rPr>
-          <w:rFonts w:ascii="Arial" w:hAnsi="Arial" w:cs="Arial"/>
-          <w:color w:val="000000" w:themeColor="text1"/>
-          <w:szCs w:val="22"/>
-          <w:lang w:val="en-ID"/>
+        <w:ind w:firstLine="709"/>
+        <w:rPr>
+          <w:rFonts w:ascii="Arial" w:hAnsi="Arial" w:cs="Arial"/>
+          <w:color w:val="000000" w:themeColor="text1"/>
+          <w:szCs w:val="22"/>
         </w:rPr>
       </w:pPr>
       <w:bookmarkStart w:id="12" w:name="_Hlk219121310"/>
@@ -8303,7 +8320,6 @@
           <w:rFonts w:ascii="Arial" w:hAnsi="Arial" w:cs="Arial"/>
           <w:color w:val="000000" w:themeColor="text1"/>
           <w:szCs w:val="22"/>
-          <w:lang w:val="en-ID"/>
         </w:rPr>
         <w:t xml:space="preserve">Tujuan </w:t>
       </w:r>
@@ -8313,7 +8329,6 @@
           <w:rFonts w:ascii="Arial" w:hAnsi="Arial" w:cs="Arial"/>
           <w:color w:val="000000" w:themeColor="text1"/>
           <w:szCs w:val="22"/>
-          <w:lang w:val="en-ID"/>
         </w:rPr>
         <w:t>verifikasi</w:t>
       </w:r>
@@ -8323,7 +8338,6 @@
           <w:rFonts w:ascii="Arial" w:hAnsi="Arial" w:cs="Arial"/>
           <w:color w:val="000000" w:themeColor="text1"/>
           <w:szCs w:val="22"/>
-          <w:lang w:val="en-ID"/>
         </w:rPr>
         <w:t xml:space="preserve"> Tingkat </w:t>
       </w:r>
@@ -8333,7 +8347,6 @@
           <w:rFonts w:ascii="Arial" w:hAnsi="Arial" w:cs="Arial"/>
           <w:color w:val="000000" w:themeColor="text1"/>
           <w:szCs w:val="22"/>
-          <w:lang w:val="en-ID"/>
         </w:rPr>
         <w:t>Komponen</w:t>
       </w:r>
@@ -8343,17 +8356,15 @@
           <w:rFonts w:ascii="Arial" w:hAnsi="Arial" w:cs="Arial"/>
           <w:color w:val="000000" w:themeColor="text1"/>
           <w:szCs w:val="22"/>
-          <w:lang w:val="en-ID"/>
-        </w:rPr>
-        <w:t xml:space="preserve"> </w:t>
-      </w:r>
-      <w:proofErr w:type="spellStart"/>
-      <w:r>
-        <w:rPr>
-          <w:rFonts w:ascii="Arial" w:hAnsi="Arial" w:cs="Arial"/>
-          <w:color w:val="000000" w:themeColor="text1"/>
-          <w:szCs w:val="22"/>
-          <w:lang w:val="en-ID"/>
+        </w:rPr>
+        <w:t xml:space="preserve"> </w:t>
+      </w:r>
+      <w:proofErr w:type="spellStart"/>
+      <w:r>
+        <w:rPr>
+          <w:rFonts w:ascii="Arial" w:hAnsi="Arial" w:cs="Arial"/>
+          <w:color w:val="000000" w:themeColor="text1"/>
+          <w:szCs w:val="22"/>
         </w:rPr>
         <w:t>Dalam</w:t>
       </w:r>
@@ -8363,7 +8374,6 @@
           <w:rFonts w:ascii="Arial" w:hAnsi="Arial" w:cs="Arial"/>
           <w:color w:val="000000" w:themeColor="text1"/>
           <w:szCs w:val="22"/>
-          <w:lang w:val="en-ID"/>
         </w:rPr>
         <w:t xml:space="preserve"> Negeri (TKDN) </w:t>
       </w:r>
@@ -8373,7 +8383,6 @@
           <w:rFonts w:ascii="Arial" w:hAnsi="Arial" w:cs="Arial"/>
           <w:color w:val="000000" w:themeColor="text1"/>
           <w:szCs w:val="22"/>
-          <w:lang w:val="en-ID"/>
         </w:rPr>
         <w:t>adalah</w:t>
       </w:r>
@@ -8383,17 +8392,15 @@
           <w:rFonts w:ascii="Arial" w:hAnsi="Arial" w:cs="Arial"/>
           <w:color w:val="000000" w:themeColor="text1"/>
           <w:szCs w:val="22"/>
-          <w:lang w:val="en-ID"/>
-        </w:rPr>
-        <w:t xml:space="preserve"> </w:t>
-      </w:r>
-      <w:proofErr w:type="spellStart"/>
-      <w:r>
-        <w:rPr>
-          <w:rFonts w:ascii="Arial" w:hAnsi="Arial" w:cs="Arial"/>
-          <w:color w:val="000000" w:themeColor="text1"/>
-          <w:szCs w:val="22"/>
-          <w:lang w:val="en-ID"/>
+        </w:rPr>
+        <w:t xml:space="preserve"> </w:t>
+      </w:r>
+      <w:proofErr w:type="spellStart"/>
+      <w:r>
+        <w:rPr>
+          <w:rFonts w:ascii="Arial" w:hAnsi="Arial" w:cs="Arial"/>
+          <w:color w:val="000000" w:themeColor="text1"/>
+          <w:szCs w:val="22"/>
         </w:rPr>
         <w:t>untuk</w:t>
       </w:r>
@@ -8403,17 +8410,15 @@
           <w:rFonts w:ascii="Arial" w:hAnsi="Arial" w:cs="Arial"/>
           <w:color w:val="000000" w:themeColor="text1"/>
           <w:szCs w:val="22"/>
-          <w:lang w:val="en-ID"/>
-        </w:rPr>
-        <w:t xml:space="preserve"> </w:t>
-      </w:r>
-      <w:proofErr w:type="spellStart"/>
-      <w:r>
-        <w:rPr>
-          <w:rFonts w:ascii="Arial" w:hAnsi="Arial" w:cs="Arial"/>
-          <w:color w:val="000000" w:themeColor="text1"/>
-          <w:szCs w:val="22"/>
-          <w:lang w:val="en-ID"/>
+        </w:rPr>
+        <w:t xml:space="preserve"> </w:t>
+      </w:r>
+      <w:proofErr w:type="spellStart"/>
+      <w:r>
+        <w:rPr>
+          <w:rFonts w:ascii="Arial" w:hAnsi="Arial" w:cs="Arial"/>
+          <w:color w:val="000000" w:themeColor="text1"/>
+          <w:szCs w:val="22"/>
         </w:rPr>
         <w:t>menilai</w:t>
       </w:r>
@@ -8423,7 +8428,6 @@
           <w:rFonts w:ascii="Arial" w:hAnsi="Arial" w:cs="Arial"/>
           <w:color w:val="000000" w:themeColor="text1"/>
           <w:szCs w:val="22"/>
-          <w:lang w:val="en-ID"/>
         </w:rPr>
         <w:t xml:space="preserve"> dan </w:t>
       </w:r>
@@ -8433,7 +8437,6 @@
           <w:rFonts w:ascii="Arial" w:hAnsi="Arial" w:cs="Arial"/>
           <w:color w:val="000000" w:themeColor="text1"/>
           <w:szCs w:val="22"/>
-          <w:lang w:val="en-ID"/>
         </w:rPr>
         <w:t>memastikan</w:t>
       </w:r>
@@ -8443,7 +8446,6 @@
           <w:rFonts w:ascii="Arial" w:hAnsi="Arial" w:cs="Arial"/>
           <w:color w:val="000000" w:themeColor="text1"/>
           <w:szCs w:val="22"/>
-          <w:lang w:val="en-ID"/>
         </w:rPr>
         <w:t xml:space="preserve"> </w:t>
       </w:r>
@@ -8462,17 +8464,15 @@
           <w:rFonts w:ascii="Arial" w:hAnsi="Arial" w:cs="Arial"/>
           <w:color w:val="000000" w:themeColor="text1"/>
           <w:szCs w:val="22"/>
-          <w:lang w:val="en-ID"/>
-        </w:rPr>
-        <w:t xml:space="preserve"> </w:t>
-      </w:r>
-      <w:proofErr w:type="spellStart"/>
-      <w:r>
-        <w:rPr>
-          <w:rFonts w:ascii="Arial" w:hAnsi="Arial" w:cs="Arial"/>
-          <w:color w:val="000000" w:themeColor="text1"/>
-          <w:szCs w:val="22"/>
-          <w:lang w:val="en-ID"/>
+        </w:rPr>
+        <w:t xml:space="preserve"> </w:t>
+      </w:r>
+      <w:proofErr w:type="spellStart"/>
+      <w:r>
+        <w:rPr>
+          <w:rFonts w:ascii="Arial" w:hAnsi="Arial" w:cs="Arial"/>
+          <w:color w:val="000000" w:themeColor="text1"/>
+          <w:szCs w:val="22"/>
         </w:rPr>
         <w:t>kontribusi</w:t>
       </w:r>
@@ -8482,17 +8482,15 @@
           <w:rFonts w:ascii="Arial" w:hAnsi="Arial" w:cs="Arial"/>
           <w:color w:val="000000" w:themeColor="text1"/>
           <w:szCs w:val="22"/>
-          <w:lang w:val="en-ID"/>
-        </w:rPr>
-        <w:t xml:space="preserve"> </w:t>
-      </w:r>
-      <w:proofErr w:type="spellStart"/>
-      <w:r>
-        <w:rPr>
-          <w:rFonts w:ascii="Arial" w:hAnsi="Arial" w:cs="Arial"/>
-          <w:color w:val="000000" w:themeColor="text1"/>
-          <w:szCs w:val="22"/>
-          <w:lang w:val="en-ID"/>
+        </w:rPr>
+        <w:t xml:space="preserve"> </w:t>
+      </w:r>
+      <w:proofErr w:type="spellStart"/>
+      <w:r>
+        <w:rPr>
+          <w:rFonts w:ascii="Arial" w:hAnsi="Arial" w:cs="Arial"/>
+          <w:color w:val="000000" w:themeColor="text1"/>
+          <w:szCs w:val="22"/>
         </w:rPr>
         <w:t>komponen</w:t>
       </w:r>
@@ -8502,17 +8500,15 @@
           <w:rFonts w:ascii="Arial" w:hAnsi="Arial" w:cs="Arial"/>
           <w:color w:val="000000" w:themeColor="text1"/>
           <w:szCs w:val="22"/>
-          <w:lang w:val="en-ID"/>
-        </w:rPr>
-        <w:t xml:space="preserve"> </w:t>
-      </w:r>
-      <w:proofErr w:type="spellStart"/>
-      <w:r>
-        <w:rPr>
-          <w:rFonts w:ascii="Arial" w:hAnsi="Arial" w:cs="Arial"/>
-          <w:color w:val="000000" w:themeColor="text1"/>
-          <w:szCs w:val="22"/>
-          <w:lang w:val="en-ID"/>
+        </w:rPr>
+        <w:t xml:space="preserve"> </w:t>
+      </w:r>
+      <w:proofErr w:type="spellStart"/>
+      <w:r>
+        <w:rPr>
+          <w:rFonts w:ascii="Arial" w:hAnsi="Arial" w:cs="Arial"/>
+          <w:color w:val="000000" w:themeColor="text1"/>
+          <w:szCs w:val="22"/>
         </w:rPr>
         <w:t>dalam</w:t>
       </w:r>
@@ -8522,7 +8518,6 @@
           <w:rFonts w:ascii="Arial" w:hAnsi="Arial" w:cs="Arial"/>
           <w:color w:val="000000" w:themeColor="text1"/>
           <w:szCs w:val="22"/>
-          <w:lang w:val="en-ID"/>
         </w:rPr>
         <w:t xml:space="preserve"> negeri </w:t>
       </w:r>
@@ -8532,7 +8527,6 @@
           <w:rFonts w:ascii="Arial" w:hAnsi="Arial" w:cs="Arial"/>
           <w:color w:val="000000" w:themeColor="text1"/>
           <w:szCs w:val="22"/>
-          <w:lang w:val="en-ID"/>
         </w:rPr>
         <w:t>terhadap</w:t>
       </w:r>
@@ -8542,17 +8536,15 @@
           <w:rFonts w:ascii="Arial" w:hAnsi="Arial" w:cs="Arial"/>
           <w:color w:val="000000" w:themeColor="text1"/>
           <w:szCs w:val="22"/>
-          <w:lang w:val="en-ID"/>
-        </w:rPr>
-        <w:t xml:space="preserve"> </w:t>
-      </w:r>
-      <w:proofErr w:type="spellStart"/>
-      <w:r>
-        <w:rPr>
-          <w:rFonts w:ascii="Arial" w:hAnsi="Arial" w:cs="Arial"/>
-          <w:color w:val="000000" w:themeColor="text1"/>
-          <w:szCs w:val="22"/>
-          <w:lang w:val="en-ID"/>
+        </w:rPr>
+        <w:t xml:space="preserve"> </w:t>
+      </w:r>
+      <w:proofErr w:type="spellStart"/>
+      <w:r>
+        <w:rPr>
+          <w:rFonts w:ascii="Arial" w:hAnsi="Arial" w:cs="Arial"/>
+          <w:color w:val="000000" w:themeColor="text1"/>
+          <w:szCs w:val="22"/>
         </w:rPr>
         <w:t>produk</w:t>
       </w:r>
@@ -8562,7 +8554,6 @@
           <w:rFonts w:ascii="Arial" w:hAnsi="Arial" w:cs="Arial"/>
           <w:color w:val="000000" w:themeColor="text1"/>
           <w:szCs w:val="22"/>
-          <w:lang w:val="en-ID"/>
         </w:rPr>
         <w:t xml:space="preserve"> yang </w:t>
       </w:r>
@@ -8572,7 +8563,6 @@
           <w:rFonts w:ascii="Arial" w:hAnsi="Arial" w:cs="Arial"/>
           <w:color w:val="000000" w:themeColor="text1"/>
           <w:szCs w:val="22"/>
-          <w:lang w:val="en-ID"/>
         </w:rPr>
         <w:t>dihasilkan</w:t>
       </w:r>
@@ -8582,7 +8572,6 @@
           <w:rFonts w:ascii="Arial" w:hAnsi="Arial" w:cs="Arial"/>
           <w:color w:val="000000" w:themeColor="text1"/>
           <w:szCs w:val="22"/>
-          <w:lang w:val="en-ID"/>
         </w:rPr>
         <w:t xml:space="preserve"> oleh </w:t>
       </w:r>
@@ -8617,7 +8606,6 @@
           <w:rFonts w:ascii="Arial" w:hAnsi="Arial" w:cs="Arial"/>
           <w:color w:val="000000" w:themeColor="text1"/>
           <w:szCs w:val="22"/>
-          <w:lang w:val="en-ID"/>
         </w:rPr>
         <w:t>.</w:t>
       </w:r>
@@ -8626,17 +8614,15 @@
           <w:rFonts w:ascii="Arial" w:hAnsi="Arial" w:cs="Arial"/>
           <w:color w:val="000000" w:themeColor="text1"/>
           <w:szCs w:val="22"/>
-          <w:lang w:val="en-ID"/>
-        </w:rPr>
-        <w:t xml:space="preserve"> </w:t>
-      </w:r>
-      <w:proofErr w:type="spellStart"/>
-      <w:r>
-        <w:rPr>
-          <w:rFonts w:ascii="Arial" w:hAnsi="Arial" w:cs="Arial"/>
-          <w:color w:val="000000" w:themeColor="text1"/>
-          <w:szCs w:val="22"/>
-          <w:lang w:val="en-ID"/>
+        </w:rPr>
+        <w:t xml:space="preserve"> </w:t>
+      </w:r>
+      <w:proofErr w:type="spellStart"/>
+      <w:r>
+        <w:rPr>
+          <w:rFonts w:ascii="Arial" w:hAnsi="Arial" w:cs="Arial"/>
+          <w:color w:val="000000" w:themeColor="text1"/>
+          <w:szCs w:val="22"/>
         </w:rPr>
         <w:t>Lingkup</w:t>
       </w:r>
@@ -8646,17 +8632,15 @@
           <w:rFonts w:ascii="Arial" w:hAnsi="Arial" w:cs="Arial"/>
           <w:color w:val="000000" w:themeColor="text1"/>
           <w:szCs w:val="22"/>
-          <w:lang w:val="en-ID"/>
-        </w:rPr>
-        <w:t xml:space="preserve"> </w:t>
-      </w:r>
-      <w:proofErr w:type="spellStart"/>
-      <w:r>
-        <w:rPr>
-          <w:rFonts w:ascii="Arial" w:hAnsi="Arial" w:cs="Arial"/>
-          <w:color w:val="000000" w:themeColor="text1"/>
-          <w:szCs w:val="22"/>
-          <w:lang w:val="en-ID"/>
+        </w:rPr>
+        <w:t xml:space="preserve"> </w:t>
+      </w:r>
+      <w:proofErr w:type="spellStart"/>
+      <w:r>
+        <w:rPr>
+          <w:rFonts w:ascii="Arial" w:hAnsi="Arial" w:cs="Arial"/>
+          <w:color w:val="000000" w:themeColor="text1"/>
+          <w:szCs w:val="22"/>
         </w:rPr>
         <w:t>verifikasi</w:t>
       </w:r>
@@ -8666,17 +8650,15 @@
           <w:rFonts w:ascii="Arial" w:hAnsi="Arial" w:cs="Arial"/>
           <w:color w:val="000000" w:themeColor="text1"/>
           <w:szCs w:val="22"/>
-          <w:lang w:val="en-ID"/>
-        </w:rPr>
-        <w:t xml:space="preserve"> </w:t>
-      </w:r>
-      <w:proofErr w:type="spellStart"/>
-      <w:r>
-        <w:rPr>
-          <w:rFonts w:ascii="Arial" w:hAnsi="Arial" w:cs="Arial"/>
-          <w:color w:val="000000" w:themeColor="text1"/>
-          <w:szCs w:val="22"/>
-          <w:lang w:val="en-ID"/>
+        </w:rPr>
+        <w:t xml:space="preserve"> </w:t>
+      </w:r>
+      <w:proofErr w:type="spellStart"/>
+      <w:r>
+        <w:rPr>
+          <w:rFonts w:ascii="Arial" w:hAnsi="Arial" w:cs="Arial"/>
+          <w:color w:val="000000" w:themeColor="text1"/>
+          <w:szCs w:val="22"/>
         </w:rPr>
         <w:t>meliputi</w:t>
       </w:r>
@@ -8686,17 +8668,15 @@
           <w:rFonts w:ascii="Arial" w:hAnsi="Arial" w:cs="Arial"/>
           <w:color w:val="000000" w:themeColor="text1"/>
           <w:szCs w:val="22"/>
-          <w:lang w:val="en-ID"/>
-        </w:rPr>
-        <w:t xml:space="preserve"> </w:t>
-      </w:r>
-      <w:proofErr w:type="spellStart"/>
-      <w:r>
-        <w:rPr>
-          <w:rFonts w:ascii="Arial" w:hAnsi="Arial" w:cs="Arial"/>
-          <w:color w:val="000000" w:themeColor="text1"/>
-          <w:szCs w:val="22"/>
-          <w:lang w:val="en-ID"/>
+        </w:rPr>
+        <w:t xml:space="preserve"> </w:t>
+      </w:r>
+      <w:proofErr w:type="spellStart"/>
+      <w:r>
+        <w:rPr>
+          <w:rFonts w:ascii="Arial" w:hAnsi="Arial" w:cs="Arial"/>
+          <w:color w:val="000000" w:themeColor="text1"/>
+          <w:szCs w:val="22"/>
         </w:rPr>
         <w:t>aspek</w:t>
       </w:r>
@@ -8706,17 +8686,15 @@
           <w:rFonts w:ascii="Arial" w:hAnsi="Arial" w:cs="Arial"/>
           <w:color w:val="000000" w:themeColor="text1"/>
           <w:szCs w:val="22"/>
-          <w:lang w:val="en-ID"/>
-        </w:rPr>
-        <w:t xml:space="preserve"> </w:t>
-      </w:r>
-      <w:proofErr w:type="spellStart"/>
-      <w:r>
-        <w:rPr>
-          <w:rFonts w:ascii="Arial" w:hAnsi="Arial" w:cs="Arial"/>
-          <w:color w:val="000000" w:themeColor="text1"/>
-          <w:szCs w:val="22"/>
-          <w:lang w:val="en-ID"/>
+        </w:rPr>
+        <w:t xml:space="preserve"> </w:t>
+      </w:r>
+      <w:proofErr w:type="spellStart"/>
+      <w:r>
+        <w:rPr>
+          <w:rFonts w:ascii="Arial" w:hAnsi="Arial" w:cs="Arial"/>
+          <w:color w:val="000000" w:themeColor="text1"/>
+          <w:szCs w:val="22"/>
         </w:rPr>
         <w:t>berikut</w:t>
       </w:r>
@@ -8726,7 +8704,6 @@
           <w:rFonts w:ascii="Arial" w:hAnsi="Arial" w:cs="Arial"/>
           <w:color w:val="000000" w:themeColor="text1"/>
           <w:szCs w:val="22"/>
-          <w:lang w:val="en-ID"/>
         </w:rPr>
         <w:t>:</w:t>
       </w:r>
@@ -8737,7 +8714,7 @@
           <w:ilvl w:val="0"/>
           <w:numId w:val="6"/>
         </w:numPr>
-        <w:ind w:left="1134" w:hanging="425"/>
+        <w:ind w:left="426" w:hanging="426"/>
         <w:rPr>
           <w:rFonts w:ascii="Arial" w:hAnsi="Arial" w:cs="Arial"/>
           <w:color w:val="000000" w:themeColor="text1"/>
@@ -8808,7 +8785,7 @@
     </w:p>
     <w:p>
       <w:pPr>
-        <w:ind w:left="1134"/>
+        <w:ind w:left="426"/>
         <w:rPr>
           <w:rFonts w:ascii="Arial" w:hAnsi="Arial" w:cs="Arial"/>
           <w:color w:val="000000" w:themeColor="text1"/>
@@ -9427,7 +9404,7 @@
           <w:tab w:val="clear" w:pos="720"/>
           <w:tab w:val="num" w:pos="1134"/>
         </w:tabs>
-        <w:ind w:left="1134" w:hanging="425"/>
+        <w:ind w:left="426" w:hanging="426"/>
         <w:rPr>
           <w:rFonts w:ascii="Arial" w:hAnsi="Arial" w:cs="Arial"/>
           <w:color w:val="000000" w:themeColor="text1"/>
@@ -9478,7 +9455,7 @@
     </w:p>
     <w:p>
       <w:pPr>
-        <w:ind w:left="1134"/>
+        <w:ind w:left="426"/>
         <w:rPr>
           <w:rFonts w:ascii="Arial" w:hAnsi="Arial" w:cs="Arial"/>
           <w:color w:val="000000" w:themeColor="text1"/>
@@ -9926,7 +9903,7 @@
           <w:tab w:val="clear" w:pos="720"/>
           <w:tab w:val="num" w:pos="1418"/>
         </w:tabs>
-        <w:ind w:left="1418" w:hanging="284"/>
+        <w:ind w:left="851" w:hanging="425"/>
         <w:rPr>
           <w:rFonts w:ascii="Arial" w:hAnsi="Arial" w:cs="Arial"/>
           <w:color w:val="000000" w:themeColor="text1"/>
@@ -10075,7 +10052,7 @@
           <w:tab w:val="clear" w:pos="720"/>
           <w:tab w:val="num" w:pos="1418"/>
         </w:tabs>
-        <w:ind w:left="1418" w:hanging="284"/>
+        <w:ind w:left="851" w:hanging="425"/>
         <w:rPr>
           <w:rFonts w:ascii="Arial" w:hAnsi="Arial" w:cs="Arial"/>
           <w:color w:val="000000" w:themeColor="text1"/>
@@ -10263,7 +10240,7 @@
           <w:tab w:val="clear" w:pos="720"/>
           <w:tab w:val="num" w:pos="1418"/>
         </w:tabs>
-        <w:ind w:left="1418" w:hanging="284"/>
+        <w:ind w:left="851" w:hanging="425"/>
         <w:rPr>
           <w:rFonts w:ascii="Arial" w:hAnsi="Arial" w:cs="Arial"/>
           <w:color w:val="000000" w:themeColor="text1"/>
@@ -10353,7 +10330,7 @@
           <w:tab w:val="clear" w:pos="720"/>
           <w:tab w:val="num" w:pos="1418"/>
         </w:tabs>
-        <w:ind w:left="1418" w:hanging="284"/>
+        <w:ind w:left="851" w:hanging="425"/>
         <w:rPr>
           <w:rFonts w:ascii="Arial" w:hAnsi="Arial" w:cs="Arial"/>
           <w:color w:val="000000" w:themeColor="text1"/>
@@ -10463,7 +10440,7 @@
           <w:tab w:val="clear" w:pos="720"/>
           <w:tab w:val="num" w:pos="1418"/>
         </w:tabs>
-        <w:ind w:left="1418" w:hanging="284"/>
+        <w:ind w:left="851" w:hanging="425"/>
         <w:rPr>
           <w:rFonts w:ascii="Arial" w:hAnsi="Arial" w:cs="Arial"/>
           <w:color w:val="000000" w:themeColor="text1"/>
@@ -10613,7 +10590,7 @@
           <w:tab w:val="clear" w:pos="720"/>
           <w:tab w:val="num" w:pos="1134"/>
         </w:tabs>
-        <w:ind w:left="1134" w:hanging="425"/>
+        <w:ind w:left="426" w:hanging="426"/>
         <w:rPr>
           <w:rFonts w:ascii="Arial" w:hAnsi="Arial" w:cs="Arial"/>
           <w:color w:val="000000" w:themeColor="text1"/>
@@ -10673,7 +10650,7 @@
     </w:p>
     <w:p>
       <w:pPr>
-        <w:ind w:left="1134"/>
+        <w:ind w:left="426"/>
         <w:rPr>
           <w:rFonts w:ascii="Arial" w:hAnsi="Arial" w:cs="Arial"/>
           <w:color w:val="000000" w:themeColor="text1"/>
@@ -11039,7 +11016,7 @@
           <w:ilvl w:val="0"/>
           <w:numId w:val="5"/>
         </w:numPr>
-        <w:ind w:left="851" w:hanging="491"/>
+        <w:ind w:left="567" w:hanging="567"/>
         <w:rPr>
           <w:rFonts w:ascii="Arial" w:hAnsi="Arial" w:cs="Arial"/>
           <w:szCs w:val="22"/>
@@ -11057,7 +11034,7 @@
     </w:p>
     <w:p>
       <w:pPr>
-        <w:ind w:left="720" w:firstLine="698"/>
+        <w:ind w:firstLine="709"/>
         <w:rPr>
           <w:rFonts w:ascii="Arial" w:hAnsi="Arial" w:cs="Arial"/>
           <w:color w:val="000000" w:themeColor="text1"/>
@@ -11151,27 +11128,83 @@
           <w:szCs w:val="22"/>
           <w:lang w:val="en-ID"/>
         </w:rPr>
-        <w:t xml:space="preserve"> TKDN dan/</w:t>
-      </w:r>
-      <w:proofErr w:type="spellStart"/>
-      <w:r>
-        <w:rPr>
-          <w:rFonts w:ascii="Arial" w:hAnsi="Arial" w:cs="Arial"/>
-          <w:color w:val="000000" w:themeColor="text1"/>
-          <w:szCs w:val="22"/>
-          <w:lang w:val="en-ID"/>
-        </w:rPr>
-        <w:t>atau</w:t>
-      </w:r>
-      <w:proofErr w:type="spellEnd"/>
-      <w:r>
-        <w:rPr>
-          <w:rFonts w:ascii="Arial" w:hAnsi="Arial" w:cs="Arial"/>
-          <w:color w:val="000000" w:themeColor="text1"/>
-          <w:szCs w:val="22"/>
-          <w:lang w:val="en-ID"/>
-        </w:rPr>
-        <w:t xml:space="preserve"> BMP </w:t>
+        <w:t xml:space="preserve"> T</w:t>
+      </w:r>
+      <w:r>
+        <w:rPr>
+          <w:rFonts w:ascii="Arial" w:hAnsi="Arial" w:cs="Arial"/>
+          <w:color w:val="000000" w:themeColor="text1"/>
+          <w:szCs w:val="22"/>
+          <w:lang w:val="en-ID"/>
+        </w:rPr>
+        <w:t xml:space="preserve">ingkat </w:t>
+      </w:r>
+      <w:proofErr w:type="spellStart"/>
+      <w:r>
+        <w:rPr>
+          <w:rFonts w:ascii="Arial" w:hAnsi="Arial" w:cs="Arial"/>
+          <w:color w:val="000000" w:themeColor="text1"/>
+          <w:szCs w:val="22"/>
+          <w:lang w:val="en-ID"/>
+        </w:rPr>
+        <w:t>Komponen</w:t>
+      </w:r>
+      <w:proofErr w:type="spellEnd"/>
+      <w:r>
+        <w:rPr>
+          <w:rFonts w:ascii="Arial" w:hAnsi="Arial" w:cs="Arial"/>
+          <w:color w:val="000000" w:themeColor="text1"/>
+          <w:szCs w:val="22"/>
+          <w:lang w:val="en-ID"/>
+        </w:rPr>
+        <w:t xml:space="preserve"> </w:t>
+      </w:r>
+      <w:proofErr w:type="spellStart"/>
+      <w:r>
+        <w:rPr>
+          <w:rFonts w:ascii="Arial" w:hAnsi="Arial" w:cs="Arial"/>
+          <w:color w:val="000000" w:themeColor="text1"/>
+          <w:szCs w:val="22"/>
+          <w:lang w:val="en-ID"/>
+        </w:rPr>
+        <w:t>Dalam</w:t>
+      </w:r>
+      <w:proofErr w:type="spellEnd"/>
+      <w:r>
+        <w:rPr>
+          <w:rFonts w:ascii="Arial" w:hAnsi="Arial" w:cs="Arial"/>
+          <w:color w:val="000000" w:themeColor="text1"/>
+          <w:szCs w:val="22"/>
+          <w:lang w:val="en-ID"/>
+        </w:rPr>
+        <w:t xml:space="preserve"> Negri (T</w:t>
+      </w:r>
+      <w:r>
+        <w:rPr>
+          <w:rFonts w:ascii="Arial" w:hAnsi="Arial" w:cs="Arial"/>
+          <w:color w:val="000000" w:themeColor="text1"/>
+          <w:szCs w:val="22"/>
+          <w:lang w:val="en-ID"/>
+        </w:rPr>
+        <w:t>KDN</w:t>
+      </w:r>
+      <w:r>
+        <w:rPr>
+          <w:rFonts w:ascii="Arial" w:hAnsi="Arial" w:cs="Arial"/>
+          <w:color w:val="000000" w:themeColor="text1"/>
+          <w:szCs w:val="22"/>
+          <w:lang w:val="en-ID"/>
+        </w:rPr>
+        <w:t>)</w:t>
+      </w:r>
+      <w:r>
+        <w:rPr>
+          <w:rFonts w:ascii="Arial" w:hAnsi="Arial" w:cs="Arial"/>
+          <w:color w:val="000000" w:themeColor="text1"/>
+          <w:szCs w:val="22"/>
+          <w:lang w:val="en-ID"/>
+        </w:rPr>
+        <w:t xml:space="preserve"> </w:t>
       </w:r>
       <w:proofErr w:type="spellStart"/>
       <w:r>
@@ -11236,7 +11269,6 @@
     </w:p>
     <w:p>
       <w:pPr>
-        <w:ind w:left="709"/>
         <w:contextualSpacing/>
         <w:rPr>
           <w:rFonts w:ascii="Arial" w:hAnsi="Arial" w:cs="Arial"/>
@@ -11282,7 +11314,7 @@
           <w:ilvl w:val="0"/>
           <w:numId w:val="26"/>
         </w:numPr>
-        <w:ind w:left="1134" w:hanging="425"/>
+        <w:ind w:left="426" w:hanging="426"/>
         <w:rPr>
           <w:rFonts w:ascii="Arial" w:hAnsi="Arial" w:cs="Arial"/>
           <w:color w:val="000000" w:themeColor="text1"/>
@@ -11322,7 +11354,6 @@
     </w:p>
     <w:p>
       <w:pPr>
-        <w:ind w:left="709"/>
         <w:rPr>
           <w:rFonts w:ascii="Arial" w:hAnsi="Arial" w:cs="Arial"/>
           <w:color w:val="000000" w:themeColor="text1"/>
@@ -11379,7 +11410,7 @@
           <w:ilvl w:val="0"/>
           <w:numId w:val="5"/>
         </w:numPr>
-        <w:ind w:left="851" w:hanging="491"/>
+        <w:ind w:left="567" w:hanging="567"/>
         <w:rPr>
           <w:rFonts w:ascii="Arial" w:hAnsi="Arial" w:cs="Arial"/>
           <w:szCs w:val="22"/>
@@ -11406,7 +11437,7 @@
     </w:p>
     <w:p>
       <w:pPr>
-        <w:ind w:left="720" w:firstLine="698"/>
+        <w:ind w:firstLine="709"/>
         <w:rPr>
           <w:rFonts w:ascii="Arial" w:hAnsi="Arial" w:cs="Arial"/>
           <w:color w:val="000000" w:themeColor="text1"/>
@@ -11460,6 +11491,7 @@
           <w:rFonts w:ascii="Arial" w:hAnsi="Arial" w:cs="Arial"/>
           <w:color w:val="000000" w:themeColor="text1"/>
           <w:szCs w:val="22"/>
+          <w:lang w:val="en-ID"/>
         </w:rPr>
         <w:t xml:space="preserve">{{ </w:t>
       </w:r>
@@ -11469,6 +11501,7 @@
           <w:rFonts w:ascii="Arial" w:hAnsi="Arial" w:cs="Arial"/>
           <w:color w:val="000000" w:themeColor="text1"/>
           <w:szCs w:val="22"/>
+          <w:lang w:val="en-ID"/>
         </w:rPr>
         <w:t>permenperin</w:t>
       </w:r>
@@ -11478,6 +11511,7 @@
           <w:rFonts w:ascii="Arial" w:hAnsi="Arial" w:cs="Arial"/>
           <w:color w:val="000000" w:themeColor="text1"/>
           <w:szCs w:val="22"/>
+          <w:lang w:val="en-ID"/>
         </w:rPr>
         <w:t xml:space="preserve"> }}</w:t>
       </w:r>
@@ -11693,7 +11727,6 @@
     </w:p>
     <w:p>
       <w:pPr>
-        <w:ind w:left="709"/>
         <w:rPr>
           <w:rFonts w:ascii="Arial" w:hAnsi="Arial" w:cs="Arial"/>
           <w:color w:val="000000" w:themeColor="text1"/>
@@ -11751,7 +11784,7 @@
           <w:ilvl w:val="0"/>
           <w:numId w:val="27"/>
         </w:numPr>
-        <w:ind w:left="993" w:hanging="284"/>
+        <w:ind w:left="426" w:hanging="426"/>
         <w:rPr>
           <w:rFonts w:ascii="Arial" w:hAnsi="Arial" w:cs="Arial"/>
           <w:color w:val="000000" w:themeColor="text1"/>
@@ -12045,7 +12078,7 @@
           <w:ilvl w:val="0"/>
           <w:numId w:val="27"/>
         </w:numPr>
-        <w:ind w:left="993" w:hanging="284"/>
+        <w:ind w:left="426" w:hanging="426"/>
         <w:rPr>
           <w:rFonts w:ascii="Arial" w:hAnsi="Arial" w:cs="Arial"/>
           <w:color w:val="000000" w:themeColor="text1"/>
@@ -12699,7 +12732,7 @@
           <w:ilvl w:val="0"/>
           <w:numId w:val="27"/>
         </w:numPr>
-        <w:ind w:left="993" w:hanging="284"/>
+        <w:ind w:left="426" w:hanging="426"/>
         <w:rPr>
           <w:rFonts w:ascii="Arial" w:hAnsi="Arial" w:cs="Arial"/>
           <w:color w:val="000000" w:themeColor="text1"/>
@@ -13721,7 +13754,7 @@
           <w:ilvl w:val="0"/>
           <w:numId w:val="27"/>
         </w:numPr>
-        <w:ind w:left="993" w:hanging="284"/>
+        <w:ind w:left="426" w:hanging="426"/>
         <w:rPr>
           <w:rFonts w:ascii="Arial" w:hAnsi="Arial" w:cs="Arial"/>
           <w:color w:val="000000" w:themeColor="text1"/>
@@ -13897,7 +13930,7 @@
           <w:ilvl w:val="1"/>
           <w:numId w:val="28"/>
         </w:numPr>
-        <w:ind w:left="1276" w:hanging="283"/>
+        <w:ind w:left="709" w:hanging="283"/>
         <w:rPr>
           <w:rFonts w:ascii="Arial" w:hAnsi="Arial" w:cs="Arial"/>
           <w:color w:val="000000" w:themeColor="text1"/>
@@ -14190,7 +14223,7 @@
           <w:ilvl w:val="1"/>
           <w:numId w:val="28"/>
         </w:numPr>
-        <w:ind w:left="1276" w:hanging="283"/>
+        <w:ind w:left="709" w:hanging="283"/>
         <w:rPr>
           <w:rFonts w:ascii="Arial" w:hAnsi="Arial" w:cs="Arial"/>
           <w:color w:val="000000" w:themeColor="text1"/>
@@ -14366,7 +14399,7 @@
           <w:ilvl w:val="1"/>
           <w:numId w:val="28"/>
         </w:numPr>
-        <w:ind w:left="1276" w:hanging="283"/>
+        <w:ind w:left="709" w:hanging="283"/>
         <w:rPr>
           <w:rFonts w:ascii="Arial" w:hAnsi="Arial" w:cs="Arial"/>
           <w:color w:val="000000" w:themeColor="text1"/>
@@ -14550,7 +14583,7 @@
           <w:ilvl w:val="1"/>
           <w:numId w:val="28"/>
         </w:numPr>
-        <w:ind w:left="1276" w:hanging="283"/>
+        <w:ind w:left="709" w:hanging="283"/>
         <w:rPr>
           <w:rFonts w:ascii="Arial" w:hAnsi="Arial" w:cs="Arial"/>
           <w:color w:val="000000" w:themeColor="text1"/>
@@ -14751,7 +14784,7 @@
           <w:ilvl w:val="0"/>
           <w:numId w:val="27"/>
         </w:numPr>
-        <w:ind w:left="993" w:hanging="284"/>
+        <w:ind w:left="426" w:hanging="426"/>
         <w:rPr>
           <w:rFonts w:ascii="Arial" w:hAnsi="Arial" w:cs="Arial"/>
           <w:color w:val="000000" w:themeColor="text1"/>
@@ -15083,7 +15116,6 @@
     </w:p>
     <w:p>
       <w:pPr>
-        <w:ind w:left="709"/>
         <w:rPr>
           <w:rFonts w:ascii="Arial" w:hAnsi="Arial" w:cs="Arial"/>
           <w:color w:val="000000" w:themeColor="text1"/>
@@ -15159,7 +15191,7 @@
           <w:ilvl w:val="0"/>
           <w:numId w:val="29"/>
         </w:numPr>
-        <w:ind w:left="1134" w:hanging="425"/>
+        <w:ind w:left="426" w:hanging="426"/>
         <w:rPr>
           <w:rFonts w:ascii="Arial" w:hAnsi="Arial" w:cs="Arial"/>
           <w:color w:val="000000" w:themeColor="text1"/>
@@ -15183,7 +15215,7 @@
           <w:ilvl w:val="0"/>
           <w:numId w:val="29"/>
         </w:numPr>
-        <w:ind w:left="1134" w:hanging="425"/>
+        <w:ind w:left="426" w:hanging="426"/>
         <w:rPr>
           <w:rFonts w:ascii="Arial" w:hAnsi="Arial" w:cs="Arial"/>
           <w:color w:val="000000" w:themeColor="text1"/>
@@ -15207,7 +15239,7 @@
           <w:ilvl w:val="0"/>
           <w:numId w:val="29"/>
         </w:numPr>
-        <w:ind w:left="1134" w:hanging="425"/>
+        <w:ind w:left="426" w:hanging="426"/>
         <w:rPr>
           <w:rFonts w:ascii="Arial" w:hAnsi="Arial" w:cs="Arial"/>
           <w:color w:val="000000" w:themeColor="text1"/>
@@ -15445,7 +15477,7 @@
           <w:ilvl w:val="0"/>
           <w:numId w:val="29"/>
         </w:numPr>
-        <w:ind w:left="1134" w:hanging="425"/>
+        <w:ind w:left="426" w:hanging="426"/>
         <w:rPr>
           <w:rFonts w:ascii="Arial" w:hAnsi="Arial" w:cs="Arial"/>
           <w:color w:val="000000" w:themeColor="text1"/>
@@ -15823,7 +15855,7 @@
           <w:ilvl w:val="0"/>
           <w:numId w:val="29"/>
         </w:numPr>
-        <w:ind w:left="1134" w:hanging="425"/>
+        <w:ind w:left="426" w:hanging="426"/>
         <w:rPr>
           <w:rFonts w:ascii="Arial" w:hAnsi="Arial" w:cs="Arial"/>
           <w:color w:val="000000" w:themeColor="text1"/>
@@ -15847,7 +15879,7 @@
           <w:ilvl w:val="1"/>
           <w:numId w:val="30"/>
         </w:numPr>
-        <w:ind w:left="1134"/>
+        <w:ind w:left="709" w:hanging="283"/>
         <w:rPr>
           <w:rFonts w:ascii="Arial" w:hAnsi="Arial" w:cs="Arial"/>
           <w:color w:val="000000" w:themeColor="text1"/>
@@ -16173,7 +16205,7 @@
           <w:ilvl w:val="1"/>
           <w:numId w:val="30"/>
         </w:numPr>
-        <w:ind w:left="1134"/>
+        <w:ind w:left="709" w:hanging="283"/>
         <w:rPr>
           <w:rFonts w:ascii="Arial" w:hAnsi="Arial" w:cs="Arial"/>
           <w:color w:val="000000" w:themeColor="text1"/>
@@ -16368,7 +16400,7 @@
           <w:ilvl w:val="1"/>
           <w:numId w:val="30"/>
         </w:numPr>
-        <w:ind w:left="1134"/>
+        <w:ind w:left="709" w:hanging="283"/>
         <w:rPr>
           <w:rFonts w:ascii="Arial" w:hAnsi="Arial" w:cs="Arial"/>
           <w:color w:val="000000" w:themeColor="text1"/>
@@ -16572,7 +16604,7 @@
           <w:ilvl w:val="1"/>
           <w:numId w:val="30"/>
         </w:numPr>
-        <w:ind w:left="1134"/>
+        <w:ind w:left="709" w:hanging="283"/>
         <w:rPr>
           <w:rFonts w:ascii="Arial" w:hAnsi="Arial" w:cs="Arial"/>
           <w:color w:val="000000" w:themeColor="text1"/>
@@ -16806,7 +16838,7 @@
           <w:ilvl w:val="0"/>
           <w:numId w:val="29"/>
         </w:numPr>
-        <w:ind w:left="1134" w:hanging="425"/>
+        <w:ind w:left="426" w:hanging="426"/>
         <w:rPr>
           <w:rFonts w:ascii="Arial" w:hAnsi="Arial" w:cs="Arial"/>
           <w:color w:val="000000" w:themeColor="text1"/>
@@ -17077,7 +17109,6 @@
     </w:p>
     <w:p>
       <w:pPr>
-        <w:ind w:left="709"/>
         <w:rPr>
           <w:rFonts w:ascii="Arial" w:hAnsi="Arial" w:cs="Arial"/>
           <w:color w:val="000000" w:themeColor="text1"/>
@@ -17101,7 +17132,7 @@
           <w:ilvl w:val="0"/>
           <w:numId w:val="13"/>
         </w:numPr>
-        <w:ind w:left="1134" w:hanging="425"/>
+        <w:ind w:left="426" w:hanging="426"/>
         <w:rPr>
           <w:rFonts w:ascii="Arial" w:hAnsi="Arial" w:cs="Arial"/>
           <w:color w:val="000000" w:themeColor="text1"/>
@@ -17152,22 +17183,21 @@
     </w:p>
     <w:p>
       <w:pPr>
-        <w:ind w:left="1134"/>
-        <w:rPr>
-          <w:rFonts w:ascii="Arial" w:hAnsi="Arial" w:cs="Arial"/>
-          <w:color w:val="000000" w:themeColor="text1"/>
-          <w:szCs w:val="22"/>
-          <w:lang w:val="en-ID"/>
-        </w:rPr>
-      </w:pPr>
-      <w:r>
-        <w:rPr>
-          <w:rFonts w:ascii="Arial" w:hAnsi="Arial" w:cs="Arial"/>
-          <w:color w:val="000000" w:themeColor="text1"/>
-          <w:szCs w:val="22"/>
-          <w:lang w:val="en-ID"/>
-        </w:rPr>
-        <w:lastRenderedPageBreak/>
+        <w:ind w:left="426"/>
+        <w:rPr>
+          <w:rFonts w:ascii="Arial" w:hAnsi="Arial" w:cs="Arial"/>
+          <w:color w:val="000000" w:themeColor="text1"/>
+          <w:szCs w:val="22"/>
+          <w:lang w:val="en-ID"/>
+        </w:rPr>
+      </w:pPr>
+      <w:r>
+        <w:rPr>
+          <w:rFonts w:ascii="Arial" w:hAnsi="Arial" w:cs="Arial"/>
+          <w:color w:val="000000" w:themeColor="text1"/>
+          <w:szCs w:val="22"/>
+          <w:lang w:val="en-ID"/>
+        </w:rPr>
         <w:t xml:space="preserve">Nilai TKDN </w:t>
       </w:r>
       <w:proofErr w:type="spellStart"/>
@@ -17433,7 +17463,7 @@
     </w:p>
     <w:p>
       <w:pPr>
-        <w:ind w:left="1134"/>
+        <w:ind w:left="426"/>
         <w:rPr>
           <w:rFonts w:ascii="Arial" w:hAnsi="Arial" w:cs="Arial"/>
           <w:color w:val="000000" w:themeColor="text1"/>
@@ -17591,23 +17621,24 @@
         </w:numPr>
         <w:tabs>
           <w:tab w:val="clear" w:pos="720"/>
-          <w:tab w:val="num" w:pos="1418"/>
+          <w:tab w:val="num" w:pos="851"/>
         </w:tabs>
-        <w:ind w:left="1418" w:hanging="284"/>
-        <w:rPr>
-          <w:rFonts w:ascii="Arial" w:hAnsi="Arial" w:cs="Arial"/>
-          <w:color w:val="000000" w:themeColor="text1"/>
-          <w:szCs w:val="22"/>
-          <w:lang w:val="en-ID"/>
-        </w:rPr>
-      </w:pPr>
-      <w:r>
-        <w:rPr>
-          <w:rFonts w:ascii="Arial" w:hAnsi="Arial" w:cs="Arial"/>
-          <w:color w:val="000000" w:themeColor="text1"/>
-          <w:szCs w:val="22"/>
-          <w:lang w:val="en-ID"/>
-        </w:rPr>
+        <w:ind w:left="851" w:hanging="425"/>
+        <w:rPr>
+          <w:rFonts w:ascii="Arial" w:hAnsi="Arial" w:cs="Arial"/>
+          <w:color w:val="000000" w:themeColor="text1"/>
+          <w:szCs w:val="22"/>
+          <w:lang w:val="en-ID"/>
+        </w:rPr>
+      </w:pPr>
+      <w:r>
+        <w:rPr>
+          <w:rFonts w:ascii="Arial" w:hAnsi="Arial" w:cs="Arial"/>
+          <w:color w:val="000000" w:themeColor="text1"/>
+          <w:szCs w:val="22"/>
+          <w:lang w:val="en-ID"/>
+        </w:rPr>
+        <w:lastRenderedPageBreak/>
         <w:t xml:space="preserve">Bahan/Material </w:t>
       </w:r>
       <w:proofErr w:type="spellStart"/>
@@ -17640,9 +17671,9 @@
         </w:numPr>
         <w:tabs>
           <w:tab w:val="clear" w:pos="720"/>
-          <w:tab w:val="num" w:pos="1418"/>
+          <w:tab w:val="num" w:pos="851"/>
         </w:tabs>
-        <w:ind w:left="1418" w:hanging="284"/>
+        <w:ind w:left="851" w:hanging="425"/>
         <w:rPr>
           <w:rFonts w:ascii="Arial" w:hAnsi="Arial" w:cs="Arial"/>
           <w:color w:val="000000" w:themeColor="text1"/>
@@ -17709,9 +17740,9 @@
         </w:numPr>
         <w:tabs>
           <w:tab w:val="clear" w:pos="720"/>
-          <w:tab w:val="num" w:pos="1418"/>
+          <w:tab w:val="num" w:pos="851"/>
         </w:tabs>
-        <w:ind w:left="1418" w:hanging="284"/>
+        <w:ind w:left="851" w:hanging="425"/>
         <w:rPr>
           <w:rFonts w:ascii="Arial" w:hAnsi="Arial" w:cs="Arial"/>
           <w:color w:val="000000" w:themeColor="text1"/>
@@ -17782,8 +17813,6 @@
       <w:r>
         <w:rPr>
           <w:rFonts w:ascii="Arial" w:hAnsi="Arial" w:cs="Arial"/>
-          <w:i/>
-          <w:iCs/>
           <w:color w:val="000000" w:themeColor="text1"/>
           <w:szCs w:val="22"/>
           <w:lang w:val="en-ID"/>
@@ -17807,7 +17836,7 @@
           <w:ilvl w:val="0"/>
           <w:numId w:val="13"/>
         </w:numPr>
-        <w:ind w:left="1134" w:hanging="425"/>
+        <w:ind w:left="426" w:hanging="426"/>
         <w:rPr>
           <w:rFonts w:ascii="Arial" w:hAnsi="Arial" w:cs="Arial"/>
           <w:color w:val="000000" w:themeColor="text1"/>
@@ -17868,7 +17897,7 @@
     <w:p>
       <w:pPr>
         <w:pStyle w:val="ListParagraph"/>
-        <w:ind w:left="1134"/>
+        <w:ind w:left="426"/>
         <w:rPr>
           <w:rFonts w:ascii="Arial" w:hAnsi="Arial" w:cs="Arial"/>
           <w:color w:val="000000" w:themeColor="text1"/>
@@ -18264,22 +18293,18 @@
           <w:ilvl w:val="1"/>
           <w:numId w:val="13"/>
         </w:numPr>
-        <w:rPr>
-          <w:rFonts w:ascii="Arial" w:hAnsi="Arial" w:cs="Arial"/>
-          <w:color w:val="000000" w:themeColor="text1"/>
-          <w:szCs w:val="22"/>
-          <w:lang w:val="en-ID"/>
-        </w:rPr>
-      </w:pPr>
-      <w:r>
-        <w:rPr>
-          <w:rFonts w:ascii="Arial" w:hAnsi="Arial" w:cs="Arial"/>
-          <w:color w:val="000000" w:themeColor="text1"/>
-          <w:szCs w:val="22"/>
-          <w:lang w:val="en-ID"/>
-        </w:rPr>
-        <w:t xml:space="preserve"> </w:t>
-      </w:r>
+        <w:tabs>
+          <w:tab w:val="clear" w:pos="1440"/>
+          <w:tab w:val="num" w:pos="851"/>
+        </w:tabs>
+        <w:ind w:left="851" w:hanging="425"/>
+        <w:rPr>
+          <w:rFonts w:ascii="Arial" w:hAnsi="Arial" w:cs="Arial"/>
+          <w:color w:val="000000" w:themeColor="text1"/>
+          <w:szCs w:val="22"/>
+          <w:lang w:val="en-ID"/>
+        </w:rPr>
+      </w:pPr>
       <w:proofErr w:type="spellStart"/>
       <w:r>
         <w:rPr>
@@ -18410,10 +18435,10 @@
         </w:numPr>
         <w:tabs>
           <w:tab w:val="clear" w:pos="720"/>
-          <w:tab w:val="num" w:pos="1843"/>
+          <w:tab w:val="num" w:pos="1134"/>
           <w:tab w:val="left" w:pos="2552"/>
         </w:tabs>
-        <w:ind w:left="1843" w:hanging="283"/>
+        <w:ind w:left="1134" w:hanging="283"/>
         <w:rPr>
           <w:rFonts w:ascii="Arial" w:hAnsi="Arial" w:cs="Arial"/>
           <w:color w:val="000000" w:themeColor="text1"/>
@@ -18500,10 +18525,10 @@
         </w:numPr>
         <w:tabs>
           <w:tab w:val="clear" w:pos="720"/>
-          <w:tab w:val="num" w:pos="1843"/>
+          <w:tab w:val="num" w:pos="1134"/>
           <w:tab w:val="left" w:pos="2552"/>
         </w:tabs>
-        <w:ind w:left="1843" w:hanging="283"/>
+        <w:ind w:left="1134" w:hanging="283"/>
         <w:rPr>
           <w:rFonts w:ascii="Arial" w:hAnsi="Arial" w:cs="Arial"/>
           <w:color w:val="000000" w:themeColor="text1"/>
@@ -18630,10 +18655,10 @@
         </w:numPr>
         <w:tabs>
           <w:tab w:val="clear" w:pos="720"/>
-          <w:tab w:val="num" w:pos="1843"/>
+          <w:tab w:val="num" w:pos="1134"/>
           <w:tab w:val="left" w:pos="2552"/>
         </w:tabs>
-        <w:ind w:left="1843" w:hanging="283"/>
+        <w:ind w:left="1134" w:hanging="283"/>
         <w:rPr>
           <w:rFonts w:ascii="Arial" w:hAnsi="Arial" w:cs="Arial"/>
           <w:color w:val="000000" w:themeColor="text1"/>
@@ -18760,10 +18785,10 @@
         </w:numPr>
         <w:tabs>
           <w:tab w:val="clear" w:pos="720"/>
-          <w:tab w:val="num" w:pos="1843"/>
+          <w:tab w:val="num" w:pos="1134"/>
           <w:tab w:val="left" w:pos="2552"/>
         </w:tabs>
-        <w:ind w:left="1843" w:hanging="283"/>
+        <w:ind w:left="1134" w:hanging="283"/>
         <w:rPr>
           <w:rFonts w:ascii="Arial" w:hAnsi="Arial" w:cs="Arial"/>
           <w:color w:val="000000" w:themeColor="text1"/>
@@ -18890,10 +18915,10 @@
         </w:numPr>
         <w:tabs>
           <w:tab w:val="clear" w:pos="720"/>
-          <w:tab w:val="num" w:pos="1843"/>
+          <w:tab w:val="num" w:pos="1134"/>
           <w:tab w:val="left" w:pos="2552"/>
         </w:tabs>
-        <w:ind w:left="1843" w:hanging="283"/>
+        <w:ind w:left="1134" w:hanging="283"/>
         <w:rPr>
           <w:rFonts w:ascii="Arial" w:hAnsi="Arial" w:cs="Arial"/>
           <w:color w:val="000000" w:themeColor="text1"/>
@@ -18987,6 +19012,11 @@
           <w:ilvl w:val="1"/>
           <w:numId w:val="13"/>
         </w:numPr>
+        <w:tabs>
+          <w:tab w:val="clear" w:pos="1440"/>
+          <w:tab w:val="num" w:pos="851"/>
+        </w:tabs>
+        <w:ind w:left="851" w:hanging="425"/>
         <w:rPr>
           <w:rFonts w:ascii="Arial" w:hAnsi="Arial" w:cs="Arial"/>
           <w:color w:val="000000" w:themeColor="text1"/>
@@ -19094,1093 +19124,6 @@
         </w:rPr>
         <w:t xml:space="preserve"> TKDN</w:t>
       </w:r>
-      <w:r>
-        <w:rPr>
-          <w:rFonts w:ascii="Arial" w:hAnsi="Arial" w:cs="Arial"/>
-          <w:color w:val="000000" w:themeColor="text1"/>
-          <w:szCs w:val="22"/>
-          <w:lang w:val="en-ID"/>
-        </w:rPr>
-        <w:t>:</w:t>
-      </w:r>
-    </w:p>
-    <w:p>
-      <w:pPr>
-        <w:pStyle w:val="ListParagraph"/>
-        <w:numPr>
-          <w:ilvl w:val="0"/>
-          <w:numId w:val="11"/>
-        </w:numPr>
-        <w:tabs>
-          <w:tab w:val="clear" w:pos="720"/>
-          <w:tab w:val="num" w:pos="1843"/>
-          <w:tab w:val="left" w:pos="2835"/>
-        </w:tabs>
-        <w:ind w:left="1843" w:hanging="283"/>
-        <w:rPr>
-          <w:rFonts w:ascii="Arial" w:hAnsi="Arial" w:cs="Arial"/>
-          <w:color w:val="000000" w:themeColor="text1"/>
-          <w:szCs w:val="22"/>
-          <w:lang w:val="en-ID"/>
-        </w:rPr>
-      </w:pPr>
-      <w:r>
-        <w:rPr>
-          <w:rFonts w:ascii="Arial" w:hAnsi="Arial" w:cs="Arial"/>
-          <w:color w:val="000000" w:themeColor="text1"/>
-          <w:szCs w:val="22"/>
-          <w:lang w:val="en-ID"/>
-        </w:rPr>
-        <w:t xml:space="preserve">100%: </w:t>
-      </w:r>
-      <w:proofErr w:type="spellStart"/>
-      <w:r>
-        <w:rPr>
-          <w:rFonts w:ascii="Arial" w:hAnsi="Arial" w:cs="Arial"/>
-          <w:color w:val="000000" w:themeColor="text1"/>
-          <w:szCs w:val="22"/>
-          <w:lang w:val="en-ID"/>
-        </w:rPr>
-        <w:t>jika</w:t>
-      </w:r>
-      <w:proofErr w:type="spellEnd"/>
-      <w:r>
-        <w:rPr>
-          <w:rFonts w:ascii="Arial" w:hAnsi="Arial" w:cs="Arial"/>
-          <w:color w:val="000000" w:themeColor="text1"/>
-          <w:szCs w:val="22"/>
-          <w:lang w:val="en-ID"/>
-        </w:rPr>
-        <w:t xml:space="preserve"> </w:t>
-      </w:r>
-      <w:proofErr w:type="spellStart"/>
-      <w:r>
-        <w:rPr>
-          <w:rFonts w:ascii="Arial" w:hAnsi="Arial" w:cs="Arial"/>
-          <w:color w:val="000000" w:themeColor="text1"/>
-          <w:szCs w:val="22"/>
-          <w:lang w:val="en-ID"/>
-        </w:rPr>
-        <w:t>diproduksi</w:t>
-      </w:r>
-      <w:proofErr w:type="spellEnd"/>
-      <w:r>
-        <w:rPr>
-          <w:rFonts w:ascii="Arial" w:hAnsi="Arial" w:cs="Arial"/>
-          <w:color w:val="000000" w:themeColor="text1"/>
-          <w:szCs w:val="22"/>
-          <w:lang w:val="en-ID"/>
-        </w:rPr>
-        <w:t xml:space="preserve"> oleh </w:t>
-      </w:r>
-      <w:proofErr w:type="spellStart"/>
-      <w:r>
-        <w:rPr>
-          <w:rFonts w:ascii="Arial" w:hAnsi="Arial" w:cs="Arial"/>
-          <w:color w:val="000000" w:themeColor="text1"/>
-          <w:szCs w:val="22"/>
-          <w:lang w:val="en-ID"/>
-        </w:rPr>
-        <w:t>perusahaan</w:t>
-      </w:r>
-      <w:proofErr w:type="spellEnd"/>
-      <w:r>
-        <w:rPr>
-          <w:rFonts w:ascii="Arial" w:hAnsi="Arial" w:cs="Arial"/>
-          <w:color w:val="000000" w:themeColor="text1"/>
-          <w:szCs w:val="22"/>
-          <w:lang w:val="en-ID"/>
-        </w:rPr>
-        <w:t xml:space="preserve"> </w:t>
-      </w:r>
-      <w:proofErr w:type="spellStart"/>
-      <w:r>
-        <w:rPr>
-          <w:rFonts w:ascii="Arial" w:hAnsi="Arial" w:cs="Arial"/>
-          <w:color w:val="000000" w:themeColor="text1"/>
-          <w:szCs w:val="22"/>
-          <w:lang w:val="en-ID"/>
-        </w:rPr>
-        <w:t>industri</w:t>
-      </w:r>
-      <w:proofErr w:type="spellEnd"/>
-      <w:r>
-        <w:rPr>
-          <w:rFonts w:ascii="Arial" w:hAnsi="Arial" w:cs="Arial"/>
-          <w:color w:val="000000" w:themeColor="text1"/>
-          <w:szCs w:val="22"/>
-          <w:lang w:val="en-ID"/>
-        </w:rPr>
-        <w:t xml:space="preserve"> di </w:t>
-      </w:r>
-      <w:proofErr w:type="spellStart"/>
-      <w:r>
-        <w:rPr>
-          <w:rFonts w:ascii="Arial" w:hAnsi="Arial" w:cs="Arial"/>
-          <w:color w:val="000000" w:themeColor="text1"/>
-          <w:szCs w:val="22"/>
-          <w:lang w:val="en-ID"/>
-        </w:rPr>
-        <w:t>dalam</w:t>
-      </w:r>
-      <w:proofErr w:type="spellEnd"/>
-      <w:r>
-        <w:rPr>
-          <w:rFonts w:ascii="Arial" w:hAnsi="Arial" w:cs="Arial"/>
-          <w:color w:val="000000" w:themeColor="text1"/>
-          <w:szCs w:val="22"/>
-          <w:lang w:val="en-ID"/>
-        </w:rPr>
-        <w:t xml:space="preserve"> negeri dan </w:t>
-      </w:r>
-      <w:proofErr w:type="spellStart"/>
-      <w:r>
-        <w:rPr>
-          <w:rFonts w:ascii="Arial" w:hAnsi="Arial" w:cs="Arial"/>
-          <w:color w:val="000000" w:themeColor="text1"/>
-          <w:szCs w:val="22"/>
-          <w:lang w:val="en-ID"/>
-        </w:rPr>
-        <w:t>seluru</w:t>
-      </w:r>
-      <w:r>
-        <w:rPr>
-          <w:rFonts w:ascii="Arial" w:hAnsi="Arial" w:cs="Arial"/>
-          <w:color w:val="000000" w:themeColor="text1"/>
-          <w:szCs w:val="22"/>
-          <w:lang w:val="en-ID"/>
-        </w:rPr>
-        <w:t>h</w:t>
-      </w:r>
-      <w:proofErr w:type="spellEnd"/>
-      <w:r>
-        <w:rPr>
-          <w:rFonts w:ascii="Arial" w:hAnsi="Arial" w:cs="Arial"/>
-          <w:color w:val="000000" w:themeColor="text1"/>
-          <w:szCs w:val="22"/>
-          <w:lang w:val="en-ID"/>
-        </w:rPr>
-        <w:t xml:space="preserve"> </w:t>
-      </w:r>
-      <w:proofErr w:type="spellStart"/>
-      <w:r>
-        <w:rPr>
-          <w:rFonts w:ascii="Arial" w:hAnsi="Arial" w:cs="Arial"/>
-          <w:color w:val="000000" w:themeColor="text1"/>
-          <w:szCs w:val="22"/>
-          <w:lang w:val="en-ID"/>
-        </w:rPr>
-        <w:t>bahan</w:t>
-      </w:r>
-      <w:proofErr w:type="spellEnd"/>
-      <w:r>
-        <w:rPr>
-          <w:rFonts w:ascii="Arial" w:hAnsi="Arial" w:cs="Arial"/>
-          <w:color w:val="000000" w:themeColor="text1"/>
-          <w:szCs w:val="22"/>
-          <w:lang w:val="en-ID"/>
-        </w:rPr>
-        <w:t xml:space="preserve"> </w:t>
-      </w:r>
-      <w:proofErr w:type="spellStart"/>
-      <w:r>
-        <w:rPr>
-          <w:rFonts w:ascii="Arial" w:hAnsi="Arial" w:cs="Arial"/>
-          <w:color w:val="000000" w:themeColor="text1"/>
-          <w:szCs w:val="22"/>
-          <w:lang w:val="en-ID"/>
-        </w:rPr>
-        <w:t>baku</w:t>
-      </w:r>
-      <w:proofErr w:type="spellEnd"/>
-      <w:r>
-        <w:rPr>
-          <w:rFonts w:ascii="Arial" w:hAnsi="Arial" w:cs="Arial"/>
-          <w:color w:val="000000" w:themeColor="text1"/>
-          <w:szCs w:val="22"/>
-          <w:lang w:val="en-ID"/>
-        </w:rPr>
-        <w:t xml:space="preserve"> </w:t>
-      </w:r>
-      <w:proofErr w:type="spellStart"/>
-      <w:r>
-        <w:rPr>
-          <w:rFonts w:ascii="Arial" w:hAnsi="Arial" w:cs="Arial"/>
-          <w:color w:val="000000" w:themeColor="text1"/>
-          <w:szCs w:val="22"/>
-          <w:lang w:val="en-ID"/>
-        </w:rPr>
-        <w:t>berasal</w:t>
-      </w:r>
-      <w:proofErr w:type="spellEnd"/>
-      <w:r>
-        <w:rPr>
-          <w:rFonts w:ascii="Arial" w:hAnsi="Arial" w:cs="Arial"/>
-          <w:color w:val="000000" w:themeColor="text1"/>
-          <w:szCs w:val="22"/>
-          <w:lang w:val="en-ID"/>
-        </w:rPr>
-        <w:t xml:space="preserve"> </w:t>
-      </w:r>
-      <w:proofErr w:type="spellStart"/>
-      <w:r>
-        <w:rPr>
-          <w:rFonts w:ascii="Arial" w:hAnsi="Arial" w:cs="Arial"/>
-          <w:color w:val="000000" w:themeColor="text1"/>
-          <w:szCs w:val="22"/>
-          <w:lang w:val="en-ID"/>
-        </w:rPr>
-        <w:t>dari</w:t>
-      </w:r>
-      <w:proofErr w:type="spellEnd"/>
-      <w:r>
-        <w:rPr>
-          <w:rFonts w:ascii="Arial" w:hAnsi="Arial" w:cs="Arial"/>
-          <w:color w:val="000000" w:themeColor="text1"/>
-          <w:szCs w:val="22"/>
-          <w:lang w:val="en-ID"/>
-        </w:rPr>
-        <w:t xml:space="preserve"> </w:t>
-      </w:r>
-      <w:proofErr w:type="spellStart"/>
-      <w:r>
-        <w:rPr>
-          <w:rFonts w:ascii="Arial" w:hAnsi="Arial" w:cs="Arial"/>
-          <w:color w:val="000000" w:themeColor="text1"/>
-          <w:szCs w:val="22"/>
-          <w:lang w:val="en-ID"/>
-        </w:rPr>
-        <w:t>dalam</w:t>
-      </w:r>
-      <w:proofErr w:type="spellEnd"/>
-      <w:r>
-        <w:rPr>
-          <w:rFonts w:ascii="Arial" w:hAnsi="Arial" w:cs="Arial"/>
-          <w:color w:val="000000" w:themeColor="text1"/>
-          <w:szCs w:val="22"/>
-          <w:lang w:val="en-ID"/>
-        </w:rPr>
-        <w:t xml:space="preserve"> negeri </w:t>
-      </w:r>
-      <w:proofErr w:type="spellStart"/>
-      <w:r>
-        <w:rPr>
-          <w:rFonts w:ascii="Arial" w:hAnsi="Arial" w:cs="Arial"/>
-          <w:color w:val="000000" w:themeColor="text1"/>
-          <w:szCs w:val="22"/>
-          <w:lang w:val="en-ID"/>
-        </w:rPr>
-        <w:t>atau</w:t>
-      </w:r>
-      <w:proofErr w:type="spellEnd"/>
-      <w:r>
-        <w:rPr>
-          <w:rFonts w:ascii="Arial" w:hAnsi="Arial" w:cs="Arial"/>
-          <w:color w:val="000000" w:themeColor="text1"/>
-          <w:szCs w:val="22"/>
-          <w:lang w:val="en-ID"/>
-        </w:rPr>
-        <w:t xml:space="preserve"> </w:t>
-      </w:r>
-      <w:proofErr w:type="spellStart"/>
-      <w:r>
-        <w:rPr>
-          <w:rFonts w:ascii="Arial" w:hAnsi="Arial" w:cs="Arial"/>
-          <w:color w:val="000000" w:themeColor="text1"/>
-          <w:szCs w:val="22"/>
-          <w:lang w:val="en-ID"/>
-        </w:rPr>
-        <w:t>dari</w:t>
-      </w:r>
-      <w:proofErr w:type="spellEnd"/>
-      <w:r>
-        <w:rPr>
-          <w:rFonts w:ascii="Arial" w:hAnsi="Arial" w:cs="Arial"/>
-          <w:color w:val="000000" w:themeColor="text1"/>
-          <w:szCs w:val="22"/>
-          <w:lang w:val="en-ID"/>
-        </w:rPr>
-        <w:t xml:space="preserve"> </w:t>
-      </w:r>
-      <w:proofErr w:type="spellStart"/>
-      <w:r>
-        <w:rPr>
-          <w:rFonts w:ascii="Arial" w:hAnsi="Arial" w:cs="Arial"/>
-          <w:color w:val="000000" w:themeColor="text1"/>
-          <w:szCs w:val="22"/>
-          <w:lang w:val="en-ID"/>
-        </w:rPr>
-        <w:t>sumber</w:t>
-      </w:r>
-      <w:proofErr w:type="spellEnd"/>
-      <w:r>
-        <w:rPr>
-          <w:rFonts w:ascii="Arial" w:hAnsi="Arial" w:cs="Arial"/>
-          <w:color w:val="000000" w:themeColor="text1"/>
-          <w:szCs w:val="22"/>
-          <w:lang w:val="en-ID"/>
-        </w:rPr>
-        <w:t xml:space="preserve"> </w:t>
-      </w:r>
-      <w:proofErr w:type="spellStart"/>
-      <w:r>
-        <w:rPr>
-          <w:rFonts w:ascii="Arial" w:hAnsi="Arial" w:cs="Arial"/>
-          <w:color w:val="000000" w:themeColor="text1"/>
-          <w:szCs w:val="22"/>
-          <w:lang w:val="en-ID"/>
-        </w:rPr>
-        <w:t>daya</w:t>
-      </w:r>
-      <w:proofErr w:type="spellEnd"/>
-      <w:r>
-        <w:rPr>
-          <w:rFonts w:ascii="Arial" w:hAnsi="Arial" w:cs="Arial"/>
-          <w:color w:val="000000" w:themeColor="text1"/>
-          <w:szCs w:val="22"/>
-          <w:lang w:val="en-ID"/>
-        </w:rPr>
-        <w:t xml:space="preserve"> </w:t>
-      </w:r>
-      <w:proofErr w:type="spellStart"/>
-      <w:r>
-        <w:rPr>
-          <w:rFonts w:ascii="Arial" w:hAnsi="Arial" w:cs="Arial"/>
-          <w:color w:val="000000" w:themeColor="text1"/>
-          <w:szCs w:val="22"/>
-          <w:lang w:val="en-ID"/>
-        </w:rPr>
-        <w:t>alam</w:t>
-      </w:r>
-      <w:proofErr w:type="spellEnd"/>
-      <w:r>
-        <w:rPr>
-          <w:rFonts w:ascii="Arial" w:hAnsi="Arial" w:cs="Arial"/>
-          <w:color w:val="000000" w:themeColor="text1"/>
-          <w:szCs w:val="22"/>
-          <w:lang w:val="en-ID"/>
-        </w:rPr>
-        <w:t xml:space="preserve"> </w:t>
-      </w:r>
-      <w:proofErr w:type="spellStart"/>
-      <w:r>
-        <w:rPr>
-          <w:rFonts w:ascii="Arial" w:hAnsi="Arial" w:cs="Arial"/>
-          <w:color w:val="000000" w:themeColor="text1"/>
-          <w:szCs w:val="22"/>
-          <w:lang w:val="en-ID"/>
-        </w:rPr>
-        <w:t>dalam</w:t>
-      </w:r>
-      <w:proofErr w:type="spellEnd"/>
-      <w:r>
-        <w:rPr>
-          <w:rFonts w:ascii="Arial" w:hAnsi="Arial" w:cs="Arial"/>
-          <w:color w:val="000000" w:themeColor="text1"/>
-          <w:szCs w:val="22"/>
-          <w:lang w:val="en-ID"/>
-        </w:rPr>
-        <w:t xml:space="preserve"> negeri</w:t>
-      </w:r>
-    </w:p>
-    <w:p>
-      <w:pPr>
-        <w:pStyle w:val="ListParagraph"/>
-        <w:numPr>
-          <w:ilvl w:val="0"/>
-          <w:numId w:val="11"/>
-        </w:numPr>
-        <w:tabs>
-          <w:tab w:val="clear" w:pos="720"/>
-          <w:tab w:val="num" w:pos="1843"/>
-          <w:tab w:val="left" w:pos="2835"/>
-        </w:tabs>
-        <w:ind w:left="1843" w:hanging="283"/>
-        <w:rPr>
-          <w:rFonts w:ascii="Arial" w:hAnsi="Arial" w:cs="Arial"/>
-          <w:color w:val="000000" w:themeColor="text1"/>
-          <w:szCs w:val="22"/>
-          <w:lang w:val="en-ID"/>
-        </w:rPr>
-      </w:pPr>
-      <w:r>
-        <w:rPr>
-          <w:rFonts w:ascii="Arial" w:hAnsi="Arial" w:cs="Arial"/>
-          <w:color w:val="000000" w:themeColor="text1"/>
-          <w:szCs w:val="22"/>
-          <w:lang w:val="en-ID"/>
-        </w:rPr>
-        <w:t xml:space="preserve">25%: </w:t>
-      </w:r>
-      <w:proofErr w:type="spellStart"/>
-      <w:r>
-        <w:rPr>
-          <w:rFonts w:ascii="Arial" w:hAnsi="Arial" w:cs="Arial"/>
-          <w:color w:val="000000" w:themeColor="text1"/>
-          <w:szCs w:val="22"/>
-          <w:lang w:val="en-ID"/>
-        </w:rPr>
-        <w:t>jika</w:t>
-      </w:r>
-      <w:proofErr w:type="spellEnd"/>
-      <w:r>
-        <w:rPr>
-          <w:rFonts w:ascii="Arial" w:hAnsi="Arial" w:cs="Arial"/>
-          <w:color w:val="000000" w:themeColor="text1"/>
-          <w:szCs w:val="22"/>
-          <w:lang w:val="en-ID"/>
-        </w:rPr>
-        <w:t xml:space="preserve"> </w:t>
-      </w:r>
-      <w:proofErr w:type="spellStart"/>
-      <w:r>
-        <w:rPr>
-          <w:rFonts w:ascii="Arial" w:hAnsi="Arial" w:cs="Arial"/>
-          <w:color w:val="000000" w:themeColor="text1"/>
-          <w:szCs w:val="22"/>
-          <w:lang w:val="en-ID"/>
-        </w:rPr>
-        <w:t>diproduksi</w:t>
-      </w:r>
-      <w:proofErr w:type="spellEnd"/>
-      <w:r>
-        <w:rPr>
-          <w:rFonts w:ascii="Arial" w:hAnsi="Arial" w:cs="Arial"/>
-          <w:color w:val="000000" w:themeColor="text1"/>
-          <w:szCs w:val="22"/>
-          <w:lang w:val="en-ID"/>
-        </w:rPr>
-        <w:t xml:space="preserve"> oleh </w:t>
-      </w:r>
-      <w:proofErr w:type="spellStart"/>
-      <w:r>
-        <w:rPr>
-          <w:rFonts w:ascii="Arial" w:hAnsi="Arial" w:cs="Arial"/>
-          <w:color w:val="000000" w:themeColor="text1"/>
-          <w:szCs w:val="22"/>
-          <w:lang w:val="en-ID"/>
-        </w:rPr>
-        <w:t>perusahaan</w:t>
-      </w:r>
-      <w:proofErr w:type="spellEnd"/>
-      <w:r>
-        <w:rPr>
-          <w:rFonts w:ascii="Arial" w:hAnsi="Arial" w:cs="Arial"/>
-          <w:color w:val="000000" w:themeColor="text1"/>
-          <w:szCs w:val="22"/>
-          <w:lang w:val="en-ID"/>
-        </w:rPr>
-        <w:t xml:space="preserve"> </w:t>
-      </w:r>
-      <w:proofErr w:type="spellStart"/>
-      <w:r>
-        <w:rPr>
-          <w:rFonts w:ascii="Arial" w:hAnsi="Arial" w:cs="Arial"/>
-          <w:color w:val="000000" w:themeColor="text1"/>
-          <w:szCs w:val="22"/>
-          <w:lang w:val="en-ID"/>
-        </w:rPr>
-        <w:t>industri</w:t>
-      </w:r>
-      <w:proofErr w:type="spellEnd"/>
-      <w:r>
-        <w:rPr>
-          <w:rFonts w:ascii="Arial" w:hAnsi="Arial" w:cs="Arial"/>
-          <w:color w:val="000000" w:themeColor="text1"/>
-          <w:szCs w:val="22"/>
-          <w:lang w:val="en-ID"/>
-        </w:rPr>
-        <w:t xml:space="preserve"> di </w:t>
-      </w:r>
-      <w:proofErr w:type="spellStart"/>
-      <w:r>
-        <w:rPr>
-          <w:rFonts w:ascii="Arial" w:hAnsi="Arial" w:cs="Arial"/>
-          <w:color w:val="000000" w:themeColor="text1"/>
-          <w:szCs w:val="22"/>
-          <w:lang w:val="en-ID"/>
-        </w:rPr>
-        <w:t>dalam</w:t>
-      </w:r>
-      <w:proofErr w:type="spellEnd"/>
-      <w:r>
-        <w:rPr>
-          <w:rFonts w:ascii="Arial" w:hAnsi="Arial" w:cs="Arial"/>
-          <w:color w:val="000000" w:themeColor="text1"/>
-          <w:szCs w:val="22"/>
-          <w:lang w:val="en-ID"/>
-        </w:rPr>
-        <w:t xml:space="preserve"> negeri </w:t>
-      </w:r>
-      <w:proofErr w:type="spellStart"/>
-      <w:r>
-        <w:rPr>
-          <w:rFonts w:ascii="Arial" w:hAnsi="Arial" w:cs="Arial"/>
-          <w:color w:val="000000" w:themeColor="text1"/>
-          <w:szCs w:val="22"/>
-          <w:lang w:val="en-ID"/>
-        </w:rPr>
-        <w:t>namun</w:t>
-      </w:r>
-      <w:proofErr w:type="spellEnd"/>
-      <w:r>
-        <w:rPr>
-          <w:rFonts w:ascii="Arial" w:hAnsi="Arial" w:cs="Arial"/>
-          <w:color w:val="000000" w:themeColor="text1"/>
-          <w:szCs w:val="22"/>
-          <w:lang w:val="en-ID"/>
-        </w:rPr>
-        <w:t xml:space="preserve"> </w:t>
-      </w:r>
-      <w:proofErr w:type="spellStart"/>
-      <w:r>
-        <w:rPr>
-          <w:rFonts w:ascii="Arial" w:hAnsi="Arial" w:cs="Arial"/>
-          <w:color w:val="000000" w:themeColor="text1"/>
-          <w:szCs w:val="22"/>
-          <w:lang w:val="en-ID"/>
-        </w:rPr>
-        <w:t>bahan</w:t>
-      </w:r>
-      <w:proofErr w:type="spellEnd"/>
-      <w:r>
-        <w:rPr>
-          <w:rFonts w:ascii="Arial" w:hAnsi="Arial" w:cs="Arial"/>
-          <w:color w:val="000000" w:themeColor="text1"/>
-          <w:szCs w:val="22"/>
-          <w:lang w:val="en-ID"/>
-        </w:rPr>
-        <w:t xml:space="preserve"> </w:t>
-      </w:r>
-      <w:proofErr w:type="spellStart"/>
-      <w:r>
-        <w:rPr>
-          <w:rFonts w:ascii="Arial" w:hAnsi="Arial" w:cs="Arial"/>
-          <w:color w:val="000000" w:themeColor="text1"/>
-          <w:szCs w:val="22"/>
-          <w:lang w:val="en-ID"/>
-        </w:rPr>
-        <w:t>baku</w:t>
-      </w:r>
-      <w:proofErr w:type="spellEnd"/>
-      <w:r>
-        <w:rPr>
-          <w:rFonts w:ascii="Arial" w:hAnsi="Arial" w:cs="Arial"/>
-          <w:color w:val="000000" w:themeColor="text1"/>
-          <w:szCs w:val="22"/>
-          <w:lang w:val="en-ID"/>
-        </w:rPr>
-        <w:t xml:space="preserve"> </w:t>
-      </w:r>
-      <w:proofErr w:type="spellStart"/>
-      <w:r>
-        <w:rPr>
-          <w:rFonts w:ascii="Arial" w:hAnsi="Arial" w:cs="Arial"/>
-          <w:color w:val="000000" w:themeColor="text1"/>
-          <w:szCs w:val="22"/>
-          <w:lang w:val="en-ID"/>
-        </w:rPr>
-        <w:t>tidak</w:t>
-      </w:r>
-      <w:proofErr w:type="spellEnd"/>
-      <w:r>
-        <w:rPr>
-          <w:rFonts w:ascii="Arial" w:hAnsi="Arial" w:cs="Arial"/>
-          <w:color w:val="000000" w:themeColor="text1"/>
-          <w:szCs w:val="22"/>
-          <w:lang w:val="en-ID"/>
-        </w:rPr>
-        <w:t xml:space="preserve"> </w:t>
-      </w:r>
-      <w:proofErr w:type="spellStart"/>
-      <w:r>
-        <w:rPr>
-          <w:rFonts w:ascii="Arial" w:hAnsi="Arial" w:cs="Arial"/>
-          <w:color w:val="000000" w:themeColor="text1"/>
-          <w:szCs w:val="22"/>
-          <w:lang w:val="en-ID"/>
-        </w:rPr>
-        <w:t>sepenuhnya</w:t>
-      </w:r>
-      <w:proofErr w:type="spellEnd"/>
-      <w:r>
-        <w:rPr>
-          <w:rFonts w:ascii="Arial" w:hAnsi="Arial" w:cs="Arial"/>
-          <w:color w:val="000000" w:themeColor="text1"/>
-          <w:szCs w:val="22"/>
-          <w:lang w:val="en-ID"/>
-        </w:rPr>
-        <w:t xml:space="preserve"> </w:t>
-      </w:r>
-      <w:proofErr w:type="spellStart"/>
-      <w:r>
-        <w:rPr>
-          <w:rFonts w:ascii="Arial" w:hAnsi="Arial" w:cs="Arial"/>
-          <w:color w:val="000000" w:themeColor="text1"/>
-          <w:szCs w:val="22"/>
-          <w:lang w:val="en-ID"/>
-        </w:rPr>
-        <w:t>berasal</w:t>
-      </w:r>
-      <w:proofErr w:type="spellEnd"/>
-      <w:r>
-        <w:rPr>
-          <w:rFonts w:ascii="Arial" w:hAnsi="Arial" w:cs="Arial"/>
-          <w:color w:val="000000" w:themeColor="text1"/>
-          <w:szCs w:val="22"/>
-          <w:lang w:val="en-ID"/>
-        </w:rPr>
-        <w:t xml:space="preserve"> </w:t>
-      </w:r>
-      <w:proofErr w:type="spellStart"/>
-      <w:r>
-        <w:rPr>
-          <w:rFonts w:ascii="Arial" w:hAnsi="Arial" w:cs="Arial"/>
-          <w:color w:val="000000" w:themeColor="text1"/>
-          <w:szCs w:val="22"/>
-          <w:lang w:val="en-ID"/>
-        </w:rPr>
-        <w:t>dari</w:t>
-      </w:r>
-      <w:proofErr w:type="spellEnd"/>
-      <w:r>
-        <w:rPr>
-          <w:rFonts w:ascii="Arial" w:hAnsi="Arial" w:cs="Arial"/>
-          <w:color w:val="000000" w:themeColor="text1"/>
-          <w:szCs w:val="22"/>
-          <w:lang w:val="en-ID"/>
-        </w:rPr>
-        <w:t xml:space="preserve"> </w:t>
-      </w:r>
-      <w:proofErr w:type="spellStart"/>
-      <w:r>
-        <w:rPr>
-          <w:rFonts w:ascii="Arial" w:hAnsi="Arial" w:cs="Arial"/>
-          <w:color w:val="000000" w:themeColor="text1"/>
-          <w:szCs w:val="22"/>
-          <w:lang w:val="en-ID"/>
-        </w:rPr>
-        <w:t>dalam</w:t>
-      </w:r>
-      <w:proofErr w:type="spellEnd"/>
-      <w:r>
-        <w:rPr>
-          <w:rFonts w:ascii="Arial" w:hAnsi="Arial" w:cs="Arial"/>
-          <w:color w:val="000000" w:themeColor="text1"/>
-          <w:szCs w:val="22"/>
-          <w:lang w:val="en-ID"/>
-        </w:rPr>
-        <w:t xml:space="preserve"> negeri</w:t>
-      </w:r>
-    </w:p>
-    <w:p>
-      <w:pPr>
-        <w:pStyle w:val="ListParagraph"/>
-        <w:numPr>
-          <w:ilvl w:val="0"/>
-          <w:numId w:val="11"/>
-        </w:numPr>
-        <w:tabs>
-          <w:tab w:val="clear" w:pos="720"/>
-          <w:tab w:val="num" w:pos="1843"/>
-          <w:tab w:val="left" w:pos="2835"/>
-        </w:tabs>
-        <w:ind w:left="1843" w:hanging="283"/>
-        <w:rPr>
-          <w:rFonts w:ascii="Arial" w:hAnsi="Arial" w:cs="Arial"/>
-          <w:color w:val="000000" w:themeColor="text1"/>
-          <w:szCs w:val="22"/>
-          <w:lang w:val="en-ID"/>
-        </w:rPr>
-      </w:pPr>
-      <w:r>
-        <w:rPr>
-          <w:rFonts w:ascii="Arial" w:hAnsi="Arial" w:cs="Arial"/>
-          <w:color w:val="000000" w:themeColor="text1"/>
-          <w:szCs w:val="22"/>
-          <w:lang w:val="en-ID"/>
-        </w:rPr>
-        <w:t xml:space="preserve">0%: </w:t>
-      </w:r>
-      <w:proofErr w:type="spellStart"/>
-      <w:r>
-        <w:rPr>
-          <w:rFonts w:ascii="Arial" w:hAnsi="Arial" w:cs="Arial"/>
-          <w:color w:val="000000" w:themeColor="text1"/>
-          <w:szCs w:val="22"/>
-          <w:lang w:val="en-ID"/>
-        </w:rPr>
-        <w:t>jika</w:t>
-      </w:r>
-      <w:proofErr w:type="spellEnd"/>
-      <w:r>
-        <w:rPr>
-          <w:rFonts w:ascii="Arial" w:hAnsi="Arial" w:cs="Arial"/>
-          <w:color w:val="000000" w:themeColor="text1"/>
-          <w:szCs w:val="22"/>
-          <w:lang w:val="en-ID"/>
-        </w:rPr>
-        <w:t xml:space="preserve"> </w:t>
-      </w:r>
-      <w:proofErr w:type="spellStart"/>
-      <w:r>
-        <w:rPr>
-          <w:rFonts w:ascii="Arial" w:hAnsi="Arial" w:cs="Arial"/>
-          <w:color w:val="000000" w:themeColor="text1"/>
-          <w:szCs w:val="22"/>
-          <w:lang w:val="en-ID"/>
-        </w:rPr>
-        <w:t>komponen</w:t>
-      </w:r>
-      <w:proofErr w:type="spellEnd"/>
-      <w:r>
-        <w:rPr>
-          <w:rFonts w:ascii="Arial" w:hAnsi="Arial" w:cs="Arial"/>
-          <w:color w:val="000000" w:themeColor="text1"/>
-          <w:szCs w:val="22"/>
-          <w:lang w:val="en-ID"/>
-        </w:rPr>
-        <w:t xml:space="preserve"> </w:t>
-      </w:r>
-      <w:proofErr w:type="spellStart"/>
-      <w:r>
-        <w:rPr>
-          <w:rFonts w:ascii="Arial" w:hAnsi="Arial" w:cs="Arial"/>
-          <w:color w:val="000000" w:themeColor="text1"/>
-          <w:szCs w:val="22"/>
-          <w:lang w:val="en-ID"/>
-        </w:rPr>
-        <w:t>tidak</w:t>
-      </w:r>
-      <w:proofErr w:type="spellEnd"/>
-      <w:r>
-        <w:rPr>
-          <w:rFonts w:ascii="Arial" w:hAnsi="Arial" w:cs="Arial"/>
-          <w:color w:val="000000" w:themeColor="text1"/>
-          <w:szCs w:val="22"/>
-          <w:lang w:val="en-ID"/>
-        </w:rPr>
-        <w:t xml:space="preserve"> </w:t>
-      </w:r>
-      <w:proofErr w:type="spellStart"/>
-      <w:r>
-        <w:rPr>
-          <w:rFonts w:ascii="Arial" w:hAnsi="Arial" w:cs="Arial"/>
-          <w:color w:val="000000" w:themeColor="text1"/>
-          <w:szCs w:val="22"/>
-          <w:lang w:val="en-ID"/>
-        </w:rPr>
-        <w:t>diproduksi</w:t>
-      </w:r>
-      <w:proofErr w:type="spellEnd"/>
-      <w:r>
-        <w:rPr>
-          <w:rFonts w:ascii="Arial" w:hAnsi="Arial" w:cs="Arial"/>
-          <w:color w:val="000000" w:themeColor="text1"/>
-          <w:szCs w:val="22"/>
-          <w:lang w:val="en-ID"/>
-        </w:rPr>
-        <w:t xml:space="preserve"> oleh </w:t>
-      </w:r>
-      <w:proofErr w:type="spellStart"/>
-      <w:r>
-        <w:rPr>
-          <w:rFonts w:ascii="Arial" w:hAnsi="Arial" w:cs="Arial"/>
-          <w:color w:val="000000" w:themeColor="text1"/>
-          <w:szCs w:val="22"/>
-          <w:lang w:val="en-ID"/>
-        </w:rPr>
-        <w:t>perusahaan</w:t>
-      </w:r>
-      <w:proofErr w:type="spellEnd"/>
-      <w:r>
-        <w:rPr>
-          <w:rFonts w:ascii="Arial" w:hAnsi="Arial" w:cs="Arial"/>
-          <w:color w:val="000000" w:themeColor="text1"/>
-          <w:szCs w:val="22"/>
-          <w:lang w:val="en-ID"/>
-        </w:rPr>
-        <w:t xml:space="preserve"> </w:t>
-      </w:r>
-      <w:proofErr w:type="spellStart"/>
-      <w:r>
-        <w:rPr>
-          <w:rFonts w:ascii="Arial" w:hAnsi="Arial" w:cs="Arial"/>
-          <w:color w:val="000000" w:themeColor="text1"/>
-          <w:szCs w:val="22"/>
-          <w:lang w:val="en-ID"/>
-        </w:rPr>
-        <w:t>industri</w:t>
-      </w:r>
-      <w:proofErr w:type="spellEnd"/>
-      <w:r>
-        <w:rPr>
-          <w:rFonts w:ascii="Arial" w:hAnsi="Arial" w:cs="Arial"/>
-          <w:color w:val="000000" w:themeColor="text1"/>
-          <w:szCs w:val="22"/>
-          <w:lang w:val="en-ID"/>
-        </w:rPr>
-        <w:t xml:space="preserve"> di </w:t>
-      </w:r>
-      <w:proofErr w:type="spellStart"/>
-      <w:r>
-        <w:rPr>
-          <w:rFonts w:ascii="Arial" w:hAnsi="Arial" w:cs="Arial"/>
-          <w:color w:val="000000" w:themeColor="text1"/>
-          <w:szCs w:val="22"/>
-          <w:lang w:val="en-ID"/>
-        </w:rPr>
-        <w:t>dalam</w:t>
-      </w:r>
-      <w:proofErr w:type="spellEnd"/>
-      <w:r>
-        <w:rPr>
-          <w:rFonts w:ascii="Arial" w:hAnsi="Arial" w:cs="Arial"/>
-          <w:color w:val="000000" w:themeColor="text1"/>
-          <w:szCs w:val="22"/>
-          <w:lang w:val="en-ID"/>
-        </w:rPr>
-        <w:t xml:space="preserve"> negeri.</w:t>
-      </w:r>
-    </w:p>
-    <w:p>
-      <w:pPr>
-        <w:pStyle w:val="ListParagraph"/>
-        <w:numPr>
-          <w:ilvl w:val="0"/>
-          <w:numId w:val="13"/>
-        </w:numPr>
-        <w:ind w:left="1134" w:hanging="425"/>
-        <w:rPr>
-          <w:rFonts w:ascii="Arial" w:hAnsi="Arial" w:cs="Arial"/>
-          <w:color w:val="000000" w:themeColor="text1"/>
-          <w:szCs w:val="22"/>
-          <w:lang w:val="en-ID"/>
-        </w:rPr>
-      </w:pPr>
-      <w:proofErr w:type="spellStart"/>
-      <w:r>
-        <w:rPr>
-          <w:rFonts w:ascii="Arial" w:hAnsi="Arial" w:cs="Arial"/>
-          <w:color w:val="000000" w:themeColor="text1"/>
-          <w:szCs w:val="22"/>
-          <w:lang w:val="en-ID"/>
-        </w:rPr>
-        <w:t>Penghitungan</w:t>
-      </w:r>
-      <w:proofErr w:type="spellEnd"/>
-      <w:r>
-        <w:rPr>
-          <w:rFonts w:ascii="Arial" w:hAnsi="Arial" w:cs="Arial"/>
-          <w:color w:val="000000" w:themeColor="text1"/>
-          <w:szCs w:val="22"/>
-          <w:lang w:val="en-ID"/>
-        </w:rPr>
-        <w:t xml:space="preserve"> Faktor Tenaga </w:t>
-      </w:r>
-      <w:proofErr w:type="spellStart"/>
-      <w:r>
-        <w:rPr>
-          <w:rFonts w:ascii="Arial" w:hAnsi="Arial" w:cs="Arial"/>
-          <w:color w:val="000000" w:themeColor="text1"/>
-          <w:szCs w:val="22"/>
-          <w:lang w:val="en-ID"/>
-        </w:rPr>
-        <w:t>Kerja</w:t>
-      </w:r>
-      <w:proofErr w:type="spellEnd"/>
-      <w:r>
-        <w:rPr>
-          <w:rFonts w:ascii="Arial" w:hAnsi="Arial" w:cs="Arial"/>
-          <w:color w:val="000000" w:themeColor="text1"/>
-          <w:szCs w:val="22"/>
-          <w:lang w:val="en-ID"/>
-        </w:rPr>
-        <w:t xml:space="preserve"> </w:t>
-      </w:r>
-      <w:proofErr w:type="spellStart"/>
-      <w:r>
-        <w:rPr>
-          <w:rFonts w:ascii="Arial" w:hAnsi="Arial" w:cs="Arial"/>
-          <w:color w:val="000000" w:themeColor="text1"/>
-          <w:szCs w:val="22"/>
-          <w:lang w:val="en-ID"/>
-        </w:rPr>
-        <w:t>Langsung</w:t>
-      </w:r>
-      <w:proofErr w:type="spellEnd"/>
-      <w:r>
-        <w:rPr>
-          <w:rFonts w:ascii="Arial" w:hAnsi="Arial" w:cs="Arial"/>
-          <w:color w:val="000000" w:themeColor="text1"/>
-          <w:szCs w:val="22"/>
-          <w:lang w:val="en-ID"/>
-        </w:rPr>
-        <w:t xml:space="preserve"> (10%)</w:t>
-      </w:r>
-    </w:p>
-    <w:p>
-      <w:pPr>
-        <w:pStyle w:val="ListParagraph"/>
-        <w:ind w:left="1418"/>
-        <w:rPr>
-          <w:rFonts w:ascii="Arial" w:hAnsi="Arial" w:cs="Arial"/>
-          <w:color w:val="000000" w:themeColor="text1"/>
-          <w:szCs w:val="22"/>
-          <w:lang w:val="en-ID"/>
-        </w:rPr>
-      </w:pPr>
-      <w:proofErr w:type="spellStart"/>
-      <w:r>
-        <w:rPr>
-          <w:rFonts w:ascii="Arial" w:hAnsi="Arial" w:cs="Arial"/>
-          <w:color w:val="000000" w:themeColor="text1"/>
-          <w:szCs w:val="22"/>
-          <w:lang w:val="en-ID"/>
-        </w:rPr>
-        <w:t>Penilaian</w:t>
-      </w:r>
-      <w:proofErr w:type="spellEnd"/>
-      <w:r>
-        <w:rPr>
-          <w:rFonts w:ascii="Arial" w:hAnsi="Arial" w:cs="Arial"/>
-          <w:color w:val="000000" w:themeColor="text1"/>
-          <w:szCs w:val="22"/>
-          <w:lang w:val="en-ID"/>
-        </w:rPr>
-        <w:t xml:space="preserve"> </w:t>
-      </w:r>
-      <w:proofErr w:type="spellStart"/>
-      <w:r>
-        <w:rPr>
-          <w:rFonts w:ascii="Arial" w:hAnsi="Arial" w:cs="Arial"/>
-          <w:color w:val="000000" w:themeColor="text1"/>
-          <w:szCs w:val="22"/>
-          <w:lang w:val="en-ID"/>
-        </w:rPr>
-        <w:t>didasarkan</w:t>
-      </w:r>
-      <w:proofErr w:type="spellEnd"/>
-      <w:r>
-        <w:rPr>
-          <w:rFonts w:ascii="Arial" w:hAnsi="Arial" w:cs="Arial"/>
-          <w:color w:val="000000" w:themeColor="text1"/>
-          <w:szCs w:val="22"/>
-          <w:lang w:val="en-ID"/>
-        </w:rPr>
-        <w:t xml:space="preserve"> pada </w:t>
-      </w:r>
-      <w:proofErr w:type="spellStart"/>
-      <w:r>
-        <w:rPr>
-          <w:rFonts w:ascii="Arial" w:hAnsi="Arial" w:cs="Arial"/>
-          <w:color w:val="000000" w:themeColor="text1"/>
-          <w:szCs w:val="22"/>
-          <w:lang w:val="en-ID"/>
-        </w:rPr>
-        <w:t>kewarganegaraan</w:t>
-      </w:r>
-      <w:proofErr w:type="spellEnd"/>
-      <w:r>
-        <w:rPr>
-          <w:rFonts w:ascii="Arial" w:hAnsi="Arial" w:cs="Arial"/>
-          <w:color w:val="000000" w:themeColor="text1"/>
-          <w:szCs w:val="22"/>
-          <w:lang w:val="en-ID"/>
-        </w:rPr>
-        <w:t xml:space="preserve"> </w:t>
-      </w:r>
-      <w:proofErr w:type="spellStart"/>
-      <w:r>
-        <w:rPr>
-          <w:rFonts w:ascii="Arial" w:hAnsi="Arial" w:cs="Arial"/>
-          <w:color w:val="000000" w:themeColor="text1"/>
-          <w:szCs w:val="22"/>
-          <w:lang w:val="en-ID"/>
-        </w:rPr>
-        <w:t>tenaga</w:t>
-      </w:r>
-      <w:proofErr w:type="spellEnd"/>
-      <w:r>
-        <w:rPr>
-          <w:rFonts w:ascii="Arial" w:hAnsi="Arial" w:cs="Arial"/>
-          <w:color w:val="000000" w:themeColor="text1"/>
-          <w:szCs w:val="22"/>
-          <w:lang w:val="en-ID"/>
-        </w:rPr>
-        <w:t xml:space="preserve"> </w:t>
-      </w:r>
-      <w:proofErr w:type="spellStart"/>
-      <w:r>
-        <w:rPr>
-          <w:rFonts w:ascii="Arial" w:hAnsi="Arial" w:cs="Arial"/>
-          <w:color w:val="000000" w:themeColor="text1"/>
-          <w:szCs w:val="22"/>
-          <w:lang w:val="en-ID"/>
-        </w:rPr>
-        <w:t>kerja</w:t>
-      </w:r>
-      <w:proofErr w:type="spellEnd"/>
-      <w:r>
-        <w:rPr>
-          <w:rFonts w:ascii="Arial" w:hAnsi="Arial" w:cs="Arial"/>
-          <w:color w:val="000000" w:themeColor="text1"/>
-          <w:szCs w:val="22"/>
-          <w:lang w:val="en-ID"/>
-        </w:rPr>
-        <w:t xml:space="preserve"> dan </w:t>
-      </w:r>
-      <w:proofErr w:type="spellStart"/>
-      <w:r>
-        <w:rPr>
-          <w:rFonts w:ascii="Arial" w:hAnsi="Arial" w:cs="Arial"/>
-          <w:color w:val="000000" w:themeColor="text1"/>
-          <w:szCs w:val="22"/>
-          <w:lang w:val="en-ID"/>
-        </w:rPr>
-        <w:t>lokasi</w:t>
-      </w:r>
-      <w:proofErr w:type="spellEnd"/>
-      <w:r>
-        <w:rPr>
-          <w:rFonts w:ascii="Arial" w:hAnsi="Arial" w:cs="Arial"/>
-          <w:color w:val="000000" w:themeColor="text1"/>
-          <w:szCs w:val="22"/>
-          <w:lang w:val="en-ID"/>
-        </w:rPr>
-        <w:t xml:space="preserve"> </w:t>
-      </w:r>
-      <w:proofErr w:type="spellStart"/>
-      <w:r>
-        <w:rPr>
-          <w:rFonts w:ascii="Arial" w:hAnsi="Arial" w:cs="Arial"/>
-          <w:color w:val="000000" w:themeColor="text1"/>
-          <w:szCs w:val="22"/>
-          <w:lang w:val="en-ID"/>
-        </w:rPr>
-        <w:t>aktivitas</w:t>
-      </w:r>
-      <w:proofErr w:type="spellEnd"/>
-      <w:r>
-        <w:rPr>
-          <w:rFonts w:ascii="Arial" w:hAnsi="Arial" w:cs="Arial"/>
-          <w:color w:val="000000" w:themeColor="text1"/>
-          <w:szCs w:val="22"/>
-          <w:lang w:val="en-ID"/>
-        </w:rPr>
-        <w:t xml:space="preserve"> </w:t>
-      </w:r>
-      <w:proofErr w:type="spellStart"/>
-      <w:r>
-        <w:rPr>
-          <w:rFonts w:ascii="Arial" w:hAnsi="Arial" w:cs="Arial"/>
-          <w:color w:val="000000" w:themeColor="text1"/>
-          <w:szCs w:val="22"/>
-          <w:lang w:val="en-ID"/>
-        </w:rPr>
-        <w:t>produksi</w:t>
-      </w:r>
-      <w:proofErr w:type="spellEnd"/>
       <w:r>
         <w:rPr>
           <w:rFonts w:ascii="Arial" w:hAnsi="Arial" w:cs="Arial"/>
@@ -20200,10 +19143,1101 @@
         </w:numPr>
         <w:tabs>
           <w:tab w:val="clear" w:pos="720"/>
+          <w:tab w:val="num" w:pos="1134"/>
           <w:tab w:val="num" w:pos="1843"/>
           <w:tab w:val="left" w:pos="2552"/>
         </w:tabs>
-        <w:ind w:left="1843" w:hanging="283"/>
+        <w:ind w:left="1134" w:hanging="283"/>
+        <w:rPr>
+          <w:rFonts w:ascii="Arial" w:hAnsi="Arial" w:cs="Arial"/>
+          <w:color w:val="000000" w:themeColor="text1"/>
+          <w:szCs w:val="22"/>
+          <w:lang w:val="en-ID"/>
+        </w:rPr>
+      </w:pPr>
+      <w:r>
+        <w:rPr>
+          <w:rFonts w:ascii="Arial" w:hAnsi="Arial" w:cs="Arial"/>
+          <w:color w:val="000000" w:themeColor="text1"/>
+          <w:szCs w:val="22"/>
+          <w:lang w:val="en-ID"/>
+        </w:rPr>
+        <w:t xml:space="preserve">100%: </w:t>
+      </w:r>
+      <w:proofErr w:type="spellStart"/>
+      <w:r>
+        <w:rPr>
+          <w:rFonts w:ascii="Arial" w:hAnsi="Arial" w:cs="Arial"/>
+          <w:color w:val="000000" w:themeColor="text1"/>
+          <w:szCs w:val="22"/>
+          <w:lang w:val="en-ID"/>
+        </w:rPr>
+        <w:t>jika</w:t>
+      </w:r>
+      <w:proofErr w:type="spellEnd"/>
+      <w:r>
+        <w:rPr>
+          <w:rFonts w:ascii="Arial" w:hAnsi="Arial" w:cs="Arial"/>
+          <w:color w:val="000000" w:themeColor="text1"/>
+          <w:szCs w:val="22"/>
+          <w:lang w:val="en-ID"/>
+        </w:rPr>
+        <w:t xml:space="preserve"> </w:t>
+      </w:r>
+      <w:proofErr w:type="spellStart"/>
+      <w:r>
+        <w:rPr>
+          <w:rFonts w:ascii="Arial" w:hAnsi="Arial" w:cs="Arial"/>
+          <w:color w:val="000000" w:themeColor="text1"/>
+          <w:szCs w:val="22"/>
+          <w:lang w:val="en-ID"/>
+        </w:rPr>
+        <w:t>diproduksi</w:t>
+      </w:r>
+      <w:proofErr w:type="spellEnd"/>
+      <w:r>
+        <w:rPr>
+          <w:rFonts w:ascii="Arial" w:hAnsi="Arial" w:cs="Arial"/>
+          <w:color w:val="000000" w:themeColor="text1"/>
+          <w:szCs w:val="22"/>
+          <w:lang w:val="en-ID"/>
+        </w:rPr>
+        <w:t xml:space="preserve"> oleh </w:t>
+      </w:r>
+      <w:proofErr w:type="spellStart"/>
+      <w:r>
+        <w:rPr>
+          <w:rFonts w:ascii="Arial" w:hAnsi="Arial" w:cs="Arial"/>
+          <w:color w:val="000000" w:themeColor="text1"/>
+          <w:szCs w:val="22"/>
+          <w:lang w:val="en-ID"/>
+        </w:rPr>
+        <w:t>perusahaan</w:t>
+      </w:r>
+      <w:proofErr w:type="spellEnd"/>
+      <w:r>
+        <w:rPr>
+          <w:rFonts w:ascii="Arial" w:hAnsi="Arial" w:cs="Arial"/>
+          <w:color w:val="000000" w:themeColor="text1"/>
+          <w:szCs w:val="22"/>
+          <w:lang w:val="en-ID"/>
+        </w:rPr>
+        <w:t xml:space="preserve"> </w:t>
+      </w:r>
+      <w:proofErr w:type="spellStart"/>
+      <w:r>
+        <w:rPr>
+          <w:rFonts w:ascii="Arial" w:hAnsi="Arial" w:cs="Arial"/>
+          <w:color w:val="000000" w:themeColor="text1"/>
+          <w:szCs w:val="22"/>
+          <w:lang w:val="en-ID"/>
+        </w:rPr>
+        <w:t>industri</w:t>
+      </w:r>
+      <w:proofErr w:type="spellEnd"/>
+      <w:r>
+        <w:rPr>
+          <w:rFonts w:ascii="Arial" w:hAnsi="Arial" w:cs="Arial"/>
+          <w:color w:val="000000" w:themeColor="text1"/>
+          <w:szCs w:val="22"/>
+          <w:lang w:val="en-ID"/>
+        </w:rPr>
+        <w:t xml:space="preserve"> di </w:t>
+      </w:r>
+      <w:proofErr w:type="spellStart"/>
+      <w:r>
+        <w:rPr>
+          <w:rFonts w:ascii="Arial" w:hAnsi="Arial" w:cs="Arial"/>
+          <w:color w:val="000000" w:themeColor="text1"/>
+          <w:szCs w:val="22"/>
+          <w:lang w:val="en-ID"/>
+        </w:rPr>
+        <w:t>dalam</w:t>
+      </w:r>
+      <w:proofErr w:type="spellEnd"/>
+      <w:r>
+        <w:rPr>
+          <w:rFonts w:ascii="Arial" w:hAnsi="Arial" w:cs="Arial"/>
+          <w:color w:val="000000" w:themeColor="text1"/>
+          <w:szCs w:val="22"/>
+          <w:lang w:val="en-ID"/>
+        </w:rPr>
+        <w:t xml:space="preserve"> negeri dan </w:t>
+      </w:r>
+      <w:proofErr w:type="spellStart"/>
+      <w:r>
+        <w:rPr>
+          <w:rFonts w:ascii="Arial" w:hAnsi="Arial" w:cs="Arial"/>
+          <w:color w:val="000000" w:themeColor="text1"/>
+          <w:szCs w:val="22"/>
+          <w:lang w:val="en-ID"/>
+        </w:rPr>
+        <w:t>seluru</w:t>
+      </w:r>
+      <w:r>
+        <w:rPr>
+          <w:rFonts w:ascii="Arial" w:hAnsi="Arial" w:cs="Arial"/>
+          <w:color w:val="000000" w:themeColor="text1"/>
+          <w:szCs w:val="22"/>
+          <w:lang w:val="en-ID"/>
+        </w:rPr>
+        <w:t>h</w:t>
+      </w:r>
+      <w:proofErr w:type="spellEnd"/>
+      <w:r>
+        <w:rPr>
+          <w:rFonts w:ascii="Arial" w:hAnsi="Arial" w:cs="Arial"/>
+          <w:color w:val="000000" w:themeColor="text1"/>
+          <w:szCs w:val="22"/>
+          <w:lang w:val="en-ID"/>
+        </w:rPr>
+        <w:t xml:space="preserve"> </w:t>
+      </w:r>
+      <w:proofErr w:type="spellStart"/>
+      <w:r>
+        <w:rPr>
+          <w:rFonts w:ascii="Arial" w:hAnsi="Arial" w:cs="Arial"/>
+          <w:color w:val="000000" w:themeColor="text1"/>
+          <w:szCs w:val="22"/>
+          <w:lang w:val="en-ID"/>
+        </w:rPr>
+        <w:t>bahan</w:t>
+      </w:r>
+      <w:proofErr w:type="spellEnd"/>
+      <w:r>
+        <w:rPr>
+          <w:rFonts w:ascii="Arial" w:hAnsi="Arial" w:cs="Arial"/>
+          <w:color w:val="000000" w:themeColor="text1"/>
+          <w:szCs w:val="22"/>
+          <w:lang w:val="en-ID"/>
+        </w:rPr>
+        <w:t xml:space="preserve"> </w:t>
+      </w:r>
+      <w:proofErr w:type="spellStart"/>
+      <w:r>
+        <w:rPr>
+          <w:rFonts w:ascii="Arial" w:hAnsi="Arial" w:cs="Arial"/>
+          <w:color w:val="000000" w:themeColor="text1"/>
+          <w:szCs w:val="22"/>
+          <w:lang w:val="en-ID"/>
+        </w:rPr>
+        <w:t>baku</w:t>
+      </w:r>
+      <w:proofErr w:type="spellEnd"/>
+      <w:r>
+        <w:rPr>
+          <w:rFonts w:ascii="Arial" w:hAnsi="Arial" w:cs="Arial"/>
+          <w:color w:val="000000" w:themeColor="text1"/>
+          <w:szCs w:val="22"/>
+          <w:lang w:val="en-ID"/>
+        </w:rPr>
+        <w:t xml:space="preserve"> </w:t>
+      </w:r>
+      <w:proofErr w:type="spellStart"/>
+      <w:r>
+        <w:rPr>
+          <w:rFonts w:ascii="Arial" w:hAnsi="Arial" w:cs="Arial"/>
+          <w:color w:val="000000" w:themeColor="text1"/>
+          <w:szCs w:val="22"/>
+          <w:lang w:val="en-ID"/>
+        </w:rPr>
+        <w:t>berasal</w:t>
+      </w:r>
+      <w:proofErr w:type="spellEnd"/>
+      <w:r>
+        <w:rPr>
+          <w:rFonts w:ascii="Arial" w:hAnsi="Arial" w:cs="Arial"/>
+          <w:color w:val="000000" w:themeColor="text1"/>
+          <w:szCs w:val="22"/>
+          <w:lang w:val="en-ID"/>
+        </w:rPr>
+        <w:t xml:space="preserve"> </w:t>
+      </w:r>
+      <w:proofErr w:type="spellStart"/>
+      <w:r>
+        <w:rPr>
+          <w:rFonts w:ascii="Arial" w:hAnsi="Arial" w:cs="Arial"/>
+          <w:color w:val="000000" w:themeColor="text1"/>
+          <w:szCs w:val="22"/>
+          <w:lang w:val="en-ID"/>
+        </w:rPr>
+        <w:t>dari</w:t>
+      </w:r>
+      <w:proofErr w:type="spellEnd"/>
+      <w:r>
+        <w:rPr>
+          <w:rFonts w:ascii="Arial" w:hAnsi="Arial" w:cs="Arial"/>
+          <w:color w:val="000000" w:themeColor="text1"/>
+          <w:szCs w:val="22"/>
+          <w:lang w:val="en-ID"/>
+        </w:rPr>
+        <w:t xml:space="preserve"> </w:t>
+      </w:r>
+      <w:proofErr w:type="spellStart"/>
+      <w:r>
+        <w:rPr>
+          <w:rFonts w:ascii="Arial" w:hAnsi="Arial" w:cs="Arial"/>
+          <w:color w:val="000000" w:themeColor="text1"/>
+          <w:szCs w:val="22"/>
+          <w:lang w:val="en-ID"/>
+        </w:rPr>
+        <w:t>dalam</w:t>
+      </w:r>
+      <w:proofErr w:type="spellEnd"/>
+      <w:r>
+        <w:rPr>
+          <w:rFonts w:ascii="Arial" w:hAnsi="Arial" w:cs="Arial"/>
+          <w:color w:val="000000" w:themeColor="text1"/>
+          <w:szCs w:val="22"/>
+          <w:lang w:val="en-ID"/>
+        </w:rPr>
+        <w:t xml:space="preserve"> negeri </w:t>
+      </w:r>
+      <w:proofErr w:type="spellStart"/>
+      <w:r>
+        <w:rPr>
+          <w:rFonts w:ascii="Arial" w:hAnsi="Arial" w:cs="Arial"/>
+          <w:color w:val="000000" w:themeColor="text1"/>
+          <w:szCs w:val="22"/>
+          <w:lang w:val="en-ID"/>
+        </w:rPr>
+        <w:t>atau</w:t>
+      </w:r>
+      <w:proofErr w:type="spellEnd"/>
+      <w:r>
+        <w:rPr>
+          <w:rFonts w:ascii="Arial" w:hAnsi="Arial" w:cs="Arial"/>
+          <w:color w:val="000000" w:themeColor="text1"/>
+          <w:szCs w:val="22"/>
+          <w:lang w:val="en-ID"/>
+        </w:rPr>
+        <w:t xml:space="preserve"> </w:t>
+      </w:r>
+      <w:proofErr w:type="spellStart"/>
+      <w:r>
+        <w:rPr>
+          <w:rFonts w:ascii="Arial" w:hAnsi="Arial" w:cs="Arial"/>
+          <w:color w:val="000000" w:themeColor="text1"/>
+          <w:szCs w:val="22"/>
+          <w:lang w:val="en-ID"/>
+        </w:rPr>
+        <w:t>dari</w:t>
+      </w:r>
+      <w:proofErr w:type="spellEnd"/>
+      <w:r>
+        <w:rPr>
+          <w:rFonts w:ascii="Arial" w:hAnsi="Arial" w:cs="Arial"/>
+          <w:color w:val="000000" w:themeColor="text1"/>
+          <w:szCs w:val="22"/>
+          <w:lang w:val="en-ID"/>
+        </w:rPr>
+        <w:t xml:space="preserve"> </w:t>
+      </w:r>
+      <w:proofErr w:type="spellStart"/>
+      <w:r>
+        <w:rPr>
+          <w:rFonts w:ascii="Arial" w:hAnsi="Arial" w:cs="Arial"/>
+          <w:color w:val="000000" w:themeColor="text1"/>
+          <w:szCs w:val="22"/>
+          <w:lang w:val="en-ID"/>
+        </w:rPr>
+        <w:t>sumber</w:t>
+      </w:r>
+      <w:proofErr w:type="spellEnd"/>
+      <w:r>
+        <w:rPr>
+          <w:rFonts w:ascii="Arial" w:hAnsi="Arial" w:cs="Arial"/>
+          <w:color w:val="000000" w:themeColor="text1"/>
+          <w:szCs w:val="22"/>
+          <w:lang w:val="en-ID"/>
+        </w:rPr>
+        <w:t xml:space="preserve"> </w:t>
+      </w:r>
+      <w:proofErr w:type="spellStart"/>
+      <w:r>
+        <w:rPr>
+          <w:rFonts w:ascii="Arial" w:hAnsi="Arial" w:cs="Arial"/>
+          <w:color w:val="000000" w:themeColor="text1"/>
+          <w:szCs w:val="22"/>
+          <w:lang w:val="en-ID"/>
+        </w:rPr>
+        <w:t>daya</w:t>
+      </w:r>
+      <w:proofErr w:type="spellEnd"/>
+      <w:r>
+        <w:rPr>
+          <w:rFonts w:ascii="Arial" w:hAnsi="Arial" w:cs="Arial"/>
+          <w:color w:val="000000" w:themeColor="text1"/>
+          <w:szCs w:val="22"/>
+          <w:lang w:val="en-ID"/>
+        </w:rPr>
+        <w:t xml:space="preserve"> </w:t>
+      </w:r>
+      <w:proofErr w:type="spellStart"/>
+      <w:r>
+        <w:rPr>
+          <w:rFonts w:ascii="Arial" w:hAnsi="Arial" w:cs="Arial"/>
+          <w:color w:val="000000" w:themeColor="text1"/>
+          <w:szCs w:val="22"/>
+          <w:lang w:val="en-ID"/>
+        </w:rPr>
+        <w:t>alam</w:t>
+      </w:r>
+      <w:proofErr w:type="spellEnd"/>
+      <w:r>
+        <w:rPr>
+          <w:rFonts w:ascii="Arial" w:hAnsi="Arial" w:cs="Arial"/>
+          <w:color w:val="000000" w:themeColor="text1"/>
+          <w:szCs w:val="22"/>
+          <w:lang w:val="en-ID"/>
+        </w:rPr>
+        <w:t xml:space="preserve"> </w:t>
+      </w:r>
+      <w:proofErr w:type="spellStart"/>
+      <w:r>
+        <w:rPr>
+          <w:rFonts w:ascii="Arial" w:hAnsi="Arial" w:cs="Arial"/>
+          <w:color w:val="000000" w:themeColor="text1"/>
+          <w:szCs w:val="22"/>
+          <w:lang w:val="en-ID"/>
+        </w:rPr>
+        <w:t>dalam</w:t>
+      </w:r>
+      <w:proofErr w:type="spellEnd"/>
+      <w:r>
+        <w:rPr>
+          <w:rFonts w:ascii="Arial" w:hAnsi="Arial" w:cs="Arial"/>
+          <w:color w:val="000000" w:themeColor="text1"/>
+          <w:szCs w:val="22"/>
+          <w:lang w:val="en-ID"/>
+        </w:rPr>
+        <w:t xml:space="preserve"> negeri</w:t>
+      </w:r>
+    </w:p>
+    <w:p>
+      <w:pPr>
+        <w:pStyle w:val="ListParagraph"/>
+        <w:numPr>
+          <w:ilvl w:val="0"/>
+          <w:numId w:val="10"/>
+        </w:numPr>
+        <w:tabs>
+          <w:tab w:val="clear" w:pos="720"/>
+          <w:tab w:val="num" w:pos="1134"/>
+          <w:tab w:val="num" w:pos="1843"/>
+          <w:tab w:val="left" w:pos="2552"/>
+        </w:tabs>
+        <w:ind w:left="1134" w:hanging="283"/>
+        <w:rPr>
+          <w:rFonts w:ascii="Arial" w:hAnsi="Arial" w:cs="Arial"/>
+          <w:color w:val="000000" w:themeColor="text1"/>
+          <w:szCs w:val="22"/>
+          <w:lang w:val="en-ID"/>
+        </w:rPr>
+      </w:pPr>
+      <w:r>
+        <w:rPr>
+          <w:rFonts w:ascii="Arial" w:hAnsi="Arial" w:cs="Arial"/>
+          <w:color w:val="000000" w:themeColor="text1"/>
+          <w:szCs w:val="22"/>
+          <w:lang w:val="en-ID"/>
+        </w:rPr>
+        <w:t xml:space="preserve">25%: </w:t>
+      </w:r>
+      <w:proofErr w:type="spellStart"/>
+      <w:r>
+        <w:rPr>
+          <w:rFonts w:ascii="Arial" w:hAnsi="Arial" w:cs="Arial"/>
+          <w:color w:val="000000" w:themeColor="text1"/>
+          <w:szCs w:val="22"/>
+          <w:lang w:val="en-ID"/>
+        </w:rPr>
+        <w:t>jika</w:t>
+      </w:r>
+      <w:proofErr w:type="spellEnd"/>
+      <w:r>
+        <w:rPr>
+          <w:rFonts w:ascii="Arial" w:hAnsi="Arial" w:cs="Arial"/>
+          <w:color w:val="000000" w:themeColor="text1"/>
+          <w:szCs w:val="22"/>
+          <w:lang w:val="en-ID"/>
+        </w:rPr>
+        <w:t xml:space="preserve"> </w:t>
+      </w:r>
+      <w:proofErr w:type="spellStart"/>
+      <w:r>
+        <w:rPr>
+          <w:rFonts w:ascii="Arial" w:hAnsi="Arial" w:cs="Arial"/>
+          <w:color w:val="000000" w:themeColor="text1"/>
+          <w:szCs w:val="22"/>
+          <w:lang w:val="en-ID"/>
+        </w:rPr>
+        <w:t>diproduksi</w:t>
+      </w:r>
+      <w:proofErr w:type="spellEnd"/>
+      <w:r>
+        <w:rPr>
+          <w:rFonts w:ascii="Arial" w:hAnsi="Arial" w:cs="Arial"/>
+          <w:color w:val="000000" w:themeColor="text1"/>
+          <w:szCs w:val="22"/>
+          <w:lang w:val="en-ID"/>
+        </w:rPr>
+        <w:t xml:space="preserve"> oleh </w:t>
+      </w:r>
+      <w:proofErr w:type="spellStart"/>
+      <w:r>
+        <w:rPr>
+          <w:rFonts w:ascii="Arial" w:hAnsi="Arial" w:cs="Arial"/>
+          <w:color w:val="000000" w:themeColor="text1"/>
+          <w:szCs w:val="22"/>
+          <w:lang w:val="en-ID"/>
+        </w:rPr>
+        <w:t>perusahaan</w:t>
+      </w:r>
+      <w:proofErr w:type="spellEnd"/>
+      <w:r>
+        <w:rPr>
+          <w:rFonts w:ascii="Arial" w:hAnsi="Arial" w:cs="Arial"/>
+          <w:color w:val="000000" w:themeColor="text1"/>
+          <w:szCs w:val="22"/>
+          <w:lang w:val="en-ID"/>
+        </w:rPr>
+        <w:t xml:space="preserve"> </w:t>
+      </w:r>
+      <w:proofErr w:type="spellStart"/>
+      <w:r>
+        <w:rPr>
+          <w:rFonts w:ascii="Arial" w:hAnsi="Arial" w:cs="Arial"/>
+          <w:color w:val="000000" w:themeColor="text1"/>
+          <w:szCs w:val="22"/>
+          <w:lang w:val="en-ID"/>
+        </w:rPr>
+        <w:t>industri</w:t>
+      </w:r>
+      <w:proofErr w:type="spellEnd"/>
+      <w:r>
+        <w:rPr>
+          <w:rFonts w:ascii="Arial" w:hAnsi="Arial" w:cs="Arial"/>
+          <w:color w:val="000000" w:themeColor="text1"/>
+          <w:szCs w:val="22"/>
+          <w:lang w:val="en-ID"/>
+        </w:rPr>
+        <w:t xml:space="preserve"> di </w:t>
+      </w:r>
+      <w:proofErr w:type="spellStart"/>
+      <w:r>
+        <w:rPr>
+          <w:rFonts w:ascii="Arial" w:hAnsi="Arial" w:cs="Arial"/>
+          <w:color w:val="000000" w:themeColor="text1"/>
+          <w:szCs w:val="22"/>
+          <w:lang w:val="en-ID"/>
+        </w:rPr>
+        <w:t>dalam</w:t>
+      </w:r>
+      <w:proofErr w:type="spellEnd"/>
+      <w:r>
+        <w:rPr>
+          <w:rFonts w:ascii="Arial" w:hAnsi="Arial" w:cs="Arial"/>
+          <w:color w:val="000000" w:themeColor="text1"/>
+          <w:szCs w:val="22"/>
+          <w:lang w:val="en-ID"/>
+        </w:rPr>
+        <w:t xml:space="preserve"> negeri </w:t>
+      </w:r>
+      <w:proofErr w:type="spellStart"/>
+      <w:r>
+        <w:rPr>
+          <w:rFonts w:ascii="Arial" w:hAnsi="Arial" w:cs="Arial"/>
+          <w:color w:val="000000" w:themeColor="text1"/>
+          <w:szCs w:val="22"/>
+          <w:lang w:val="en-ID"/>
+        </w:rPr>
+        <w:t>namun</w:t>
+      </w:r>
+      <w:proofErr w:type="spellEnd"/>
+      <w:r>
+        <w:rPr>
+          <w:rFonts w:ascii="Arial" w:hAnsi="Arial" w:cs="Arial"/>
+          <w:color w:val="000000" w:themeColor="text1"/>
+          <w:szCs w:val="22"/>
+          <w:lang w:val="en-ID"/>
+        </w:rPr>
+        <w:t xml:space="preserve"> </w:t>
+      </w:r>
+      <w:proofErr w:type="spellStart"/>
+      <w:r>
+        <w:rPr>
+          <w:rFonts w:ascii="Arial" w:hAnsi="Arial" w:cs="Arial"/>
+          <w:color w:val="000000" w:themeColor="text1"/>
+          <w:szCs w:val="22"/>
+          <w:lang w:val="en-ID"/>
+        </w:rPr>
+        <w:t>bahan</w:t>
+      </w:r>
+      <w:proofErr w:type="spellEnd"/>
+      <w:r>
+        <w:rPr>
+          <w:rFonts w:ascii="Arial" w:hAnsi="Arial" w:cs="Arial"/>
+          <w:color w:val="000000" w:themeColor="text1"/>
+          <w:szCs w:val="22"/>
+          <w:lang w:val="en-ID"/>
+        </w:rPr>
+        <w:t xml:space="preserve"> </w:t>
+      </w:r>
+      <w:proofErr w:type="spellStart"/>
+      <w:r>
+        <w:rPr>
+          <w:rFonts w:ascii="Arial" w:hAnsi="Arial" w:cs="Arial"/>
+          <w:color w:val="000000" w:themeColor="text1"/>
+          <w:szCs w:val="22"/>
+          <w:lang w:val="en-ID"/>
+        </w:rPr>
+        <w:t>baku</w:t>
+      </w:r>
+      <w:proofErr w:type="spellEnd"/>
+      <w:r>
+        <w:rPr>
+          <w:rFonts w:ascii="Arial" w:hAnsi="Arial" w:cs="Arial"/>
+          <w:color w:val="000000" w:themeColor="text1"/>
+          <w:szCs w:val="22"/>
+          <w:lang w:val="en-ID"/>
+        </w:rPr>
+        <w:t xml:space="preserve"> </w:t>
+      </w:r>
+      <w:proofErr w:type="spellStart"/>
+      <w:r>
+        <w:rPr>
+          <w:rFonts w:ascii="Arial" w:hAnsi="Arial" w:cs="Arial"/>
+          <w:color w:val="000000" w:themeColor="text1"/>
+          <w:szCs w:val="22"/>
+          <w:lang w:val="en-ID"/>
+        </w:rPr>
+        <w:t>tidak</w:t>
+      </w:r>
+      <w:proofErr w:type="spellEnd"/>
+      <w:r>
+        <w:rPr>
+          <w:rFonts w:ascii="Arial" w:hAnsi="Arial" w:cs="Arial"/>
+          <w:color w:val="000000" w:themeColor="text1"/>
+          <w:szCs w:val="22"/>
+          <w:lang w:val="en-ID"/>
+        </w:rPr>
+        <w:t xml:space="preserve"> </w:t>
+      </w:r>
+      <w:proofErr w:type="spellStart"/>
+      <w:r>
+        <w:rPr>
+          <w:rFonts w:ascii="Arial" w:hAnsi="Arial" w:cs="Arial"/>
+          <w:color w:val="000000" w:themeColor="text1"/>
+          <w:szCs w:val="22"/>
+          <w:lang w:val="en-ID"/>
+        </w:rPr>
+        <w:t>sepenuhnya</w:t>
+      </w:r>
+      <w:proofErr w:type="spellEnd"/>
+      <w:r>
+        <w:rPr>
+          <w:rFonts w:ascii="Arial" w:hAnsi="Arial" w:cs="Arial"/>
+          <w:color w:val="000000" w:themeColor="text1"/>
+          <w:szCs w:val="22"/>
+          <w:lang w:val="en-ID"/>
+        </w:rPr>
+        <w:t xml:space="preserve"> </w:t>
+      </w:r>
+      <w:proofErr w:type="spellStart"/>
+      <w:r>
+        <w:rPr>
+          <w:rFonts w:ascii="Arial" w:hAnsi="Arial" w:cs="Arial"/>
+          <w:color w:val="000000" w:themeColor="text1"/>
+          <w:szCs w:val="22"/>
+          <w:lang w:val="en-ID"/>
+        </w:rPr>
+        <w:t>berasal</w:t>
+      </w:r>
+      <w:proofErr w:type="spellEnd"/>
+      <w:r>
+        <w:rPr>
+          <w:rFonts w:ascii="Arial" w:hAnsi="Arial" w:cs="Arial"/>
+          <w:color w:val="000000" w:themeColor="text1"/>
+          <w:szCs w:val="22"/>
+          <w:lang w:val="en-ID"/>
+        </w:rPr>
+        <w:t xml:space="preserve"> </w:t>
+      </w:r>
+      <w:proofErr w:type="spellStart"/>
+      <w:r>
+        <w:rPr>
+          <w:rFonts w:ascii="Arial" w:hAnsi="Arial" w:cs="Arial"/>
+          <w:color w:val="000000" w:themeColor="text1"/>
+          <w:szCs w:val="22"/>
+          <w:lang w:val="en-ID"/>
+        </w:rPr>
+        <w:t>dari</w:t>
+      </w:r>
+      <w:proofErr w:type="spellEnd"/>
+      <w:r>
+        <w:rPr>
+          <w:rFonts w:ascii="Arial" w:hAnsi="Arial" w:cs="Arial"/>
+          <w:color w:val="000000" w:themeColor="text1"/>
+          <w:szCs w:val="22"/>
+          <w:lang w:val="en-ID"/>
+        </w:rPr>
+        <w:t xml:space="preserve"> </w:t>
+      </w:r>
+      <w:proofErr w:type="spellStart"/>
+      <w:r>
+        <w:rPr>
+          <w:rFonts w:ascii="Arial" w:hAnsi="Arial" w:cs="Arial"/>
+          <w:color w:val="000000" w:themeColor="text1"/>
+          <w:szCs w:val="22"/>
+          <w:lang w:val="en-ID"/>
+        </w:rPr>
+        <w:t>dalam</w:t>
+      </w:r>
+      <w:proofErr w:type="spellEnd"/>
+      <w:r>
+        <w:rPr>
+          <w:rFonts w:ascii="Arial" w:hAnsi="Arial" w:cs="Arial"/>
+          <w:color w:val="000000" w:themeColor="text1"/>
+          <w:szCs w:val="22"/>
+          <w:lang w:val="en-ID"/>
+        </w:rPr>
+        <w:t xml:space="preserve"> negeri</w:t>
+      </w:r>
+    </w:p>
+    <w:p>
+      <w:pPr>
+        <w:pStyle w:val="ListParagraph"/>
+        <w:numPr>
+          <w:ilvl w:val="0"/>
+          <w:numId w:val="10"/>
+        </w:numPr>
+        <w:tabs>
+          <w:tab w:val="clear" w:pos="720"/>
+          <w:tab w:val="num" w:pos="1134"/>
+          <w:tab w:val="num" w:pos="1843"/>
+          <w:tab w:val="left" w:pos="2552"/>
+        </w:tabs>
+        <w:ind w:left="1134" w:hanging="283"/>
+        <w:rPr>
+          <w:rFonts w:ascii="Arial" w:hAnsi="Arial" w:cs="Arial"/>
+          <w:color w:val="000000" w:themeColor="text1"/>
+          <w:szCs w:val="22"/>
+          <w:lang w:val="en-ID"/>
+        </w:rPr>
+      </w:pPr>
+      <w:r>
+        <w:rPr>
+          <w:rFonts w:ascii="Arial" w:hAnsi="Arial" w:cs="Arial"/>
+          <w:color w:val="000000" w:themeColor="text1"/>
+          <w:szCs w:val="22"/>
+          <w:lang w:val="en-ID"/>
+        </w:rPr>
+        <w:t xml:space="preserve">0%: </w:t>
+      </w:r>
+      <w:proofErr w:type="spellStart"/>
+      <w:r>
+        <w:rPr>
+          <w:rFonts w:ascii="Arial" w:hAnsi="Arial" w:cs="Arial"/>
+          <w:color w:val="000000" w:themeColor="text1"/>
+          <w:szCs w:val="22"/>
+          <w:lang w:val="en-ID"/>
+        </w:rPr>
+        <w:t>jika</w:t>
+      </w:r>
+      <w:proofErr w:type="spellEnd"/>
+      <w:r>
+        <w:rPr>
+          <w:rFonts w:ascii="Arial" w:hAnsi="Arial" w:cs="Arial"/>
+          <w:color w:val="000000" w:themeColor="text1"/>
+          <w:szCs w:val="22"/>
+          <w:lang w:val="en-ID"/>
+        </w:rPr>
+        <w:t xml:space="preserve"> </w:t>
+      </w:r>
+      <w:proofErr w:type="spellStart"/>
+      <w:r>
+        <w:rPr>
+          <w:rFonts w:ascii="Arial" w:hAnsi="Arial" w:cs="Arial"/>
+          <w:color w:val="000000" w:themeColor="text1"/>
+          <w:szCs w:val="22"/>
+          <w:lang w:val="en-ID"/>
+        </w:rPr>
+        <w:t>komponen</w:t>
+      </w:r>
+      <w:proofErr w:type="spellEnd"/>
+      <w:r>
+        <w:rPr>
+          <w:rFonts w:ascii="Arial" w:hAnsi="Arial" w:cs="Arial"/>
+          <w:color w:val="000000" w:themeColor="text1"/>
+          <w:szCs w:val="22"/>
+          <w:lang w:val="en-ID"/>
+        </w:rPr>
+        <w:t xml:space="preserve"> </w:t>
+      </w:r>
+      <w:proofErr w:type="spellStart"/>
+      <w:r>
+        <w:rPr>
+          <w:rFonts w:ascii="Arial" w:hAnsi="Arial" w:cs="Arial"/>
+          <w:color w:val="000000" w:themeColor="text1"/>
+          <w:szCs w:val="22"/>
+          <w:lang w:val="en-ID"/>
+        </w:rPr>
+        <w:t>tidak</w:t>
+      </w:r>
+      <w:proofErr w:type="spellEnd"/>
+      <w:r>
+        <w:rPr>
+          <w:rFonts w:ascii="Arial" w:hAnsi="Arial" w:cs="Arial"/>
+          <w:color w:val="000000" w:themeColor="text1"/>
+          <w:szCs w:val="22"/>
+          <w:lang w:val="en-ID"/>
+        </w:rPr>
+        <w:t xml:space="preserve"> </w:t>
+      </w:r>
+      <w:proofErr w:type="spellStart"/>
+      <w:r>
+        <w:rPr>
+          <w:rFonts w:ascii="Arial" w:hAnsi="Arial" w:cs="Arial"/>
+          <w:color w:val="000000" w:themeColor="text1"/>
+          <w:szCs w:val="22"/>
+          <w:lang w:val="en-ID"/>
+        </w:rPr>
+        <w:t>diproduksi</w:t>
+      </w:r>
+      <w:proofErr w:type="spellEnd"/>
+      <w:r>
+        <w:rPr>
+          <w:rFonts w:ascii="Arial" w:hAnsi="Arial" w:cs="Arial"/>
+          <w:color w:val="000000" w:themeColor="text1"/>
+          <w:szCs w:val="22"/>
+          <w:lang w:val="en-ID"/>
+        </w:rPr>
+        <w:t xml:space="preserve"> oleh </w:t>
+      </w:r>
+      <w:proofErr w:type="spellStart"/>
+      <w:r>
+        <w:rPr>
+          <w:rFonts w:ascii="Arial" w:hAnsi="Arial" w:cs="Arial"/>
+          <w:color w:val="000000" w:themeColor="text1"/>
+          <w:szCs w:val="22"/>
+          <w:lang w:val="en-ID"/>
+        </w:rPr>
+        <w:t>perusahaan</w:t>
+      </w:r>
+      <w:proofErr w:type="spellEnd"/>
+      <w:r>
+        <w:rPr>
+          <w:rFonts w:ascii="Arial" w:hAnsi="Arial" w:cs="Arial"/>
+          <w:color w:val="000000" w:themeColor="text1"/>
+          <w:szCs w:val="22"/>
+          <w:lang w:val="en-ID"/>
+        </w:rPr>
+        <w:t xml:space="preserve"> </w:t>
+      </w:r>
+      <w:proofErr w:type="spellStart"/>
+      <w:r>
+        <w:rPr>
+          <w:rFonts w:ascii="Arial" w:hAnsi="Arial" w:cs="Arial"/>
+          <w:color w:val="000000" w:themeColor="text1"/>
+          <w:szCs w:val="22"/>
+          <w:lang w:val="en-ID"/>
+        </w:rPr>
+        <w:t>industri</w:t>
+      </w:r>
+      <w:proofErr w:type="spellEnd"/>
+      <w:r>
+        <w:rPr>
+          <w:rFonts w:ascii="Arial" w:hAnsi="Arial" w:cs="Arial"/>
+          <w:color w:val="000000" w:themeColor="text1"/>
+          <w:szCs w:val="22"/>
+          <w:lang w:val="en-ID"/>
+        </w:rPr>
+        <w:t xml:space="preserve"> di </w:t>
+      </w:r>
+      <w:proofErr w:type="spellStart"/>
+      <w:r>
+        <w:rPr>
+          <w:rFonts w:ascii="Arial" w:hAnsi="Arial" w:cs="Arial"/>
+          <w:color w:val="000000" w:themeColor="text1"/>
+          <w:szCs w:val="22"/>
+          <w:lang w:val="en-ID"/>
+        </w:rPr>
+        <w:t>dalam</w:t>
+      </w:r>
+      <w:proofErr w:type="spellEnd"/>
+      <w:r>
+        <w:rPr>
+          <w:rFonts w:ascii="Arial" w:hAnsi="Arial" w:cs="Arial"/>
+          <w:color w:val="000000" w:themeColor="text1"/>
+          <w:szCs w:val="22"/>
+          <w:lang w:val="en-ID"/>
+        </w:rPr>
+        <w:t xml:space="preserve"> negeri.</w:t>
+      </w:r>
+    </w:p>
+    <w:p>
+      <w:pPr>
+        <w:pStyle w:val="ListParagraph"/>
+        <w:numPr>
+          <w:ilvl w:val="0"/>
+          <w:numId w:val="13"/>
+        </w:numPr>
+        <w:ind w:left="426" w:hanging="426"/>
+        <w:rPr>
+          <w:rFonts w:ascii="Arial" w:hAnsi="Arial" w:cs="Arial"/>
+          <w:color w:val="000000" w:themeColor="text1"/>
+          <w:szCs w:val="22"/>
+          <w:lang w:val="en-ID"/>
+        </w:rPr>
+      </w:pPr>
+      <w:proofErr w:type="spellStart"/>
+      <w:r>
+        <w:rPr>
+          <w:rFonts w:ascii="Arial" w:hAnsi="Arial" w:cs="Arial"/>
+          <w:color w:val="000000" w:themeColor="text1"/>
+          <w:szCs w:val="22"/>
+          <w:lang w:val="en-ID"/>
+        </w:rPr>
+        <w:t>Penghitungan</w:t>
+      </w:r>
+      <w:proofErr w:type="spellEnd"/>
+      <w:r>
+        <w:rPr>
+          <w:rFonts w:ascii="Arial" w:hAnsi="Arial" w:cs="Arial"/>
+          <w:color w:val="000000" w:themeColor="text1"/>
+          <w:szCs w:val="22"/>
+          <w:lang w:val="en-ID"/>
+        </w:rPr>
+        <w:t xml:space="preserve"> Faktor Tenaga </w:t>
+      </w:r>
+      <w:proofErr w:type="spellStart"/>
+      <w:r>
+        <w:rPr>
+          <w:rFonts w:ascii="Arial" w:hAnsi="Arial" w:cs="Arial"/>
+          <w:color w:val="000000" w:themeColor="text1"/>
+          <w:szCs w:val="22"/>
+          <w:lang w:val="en-ID"/>
+        </w:rPr>
+        <w:t>Kerja</w:t>
+      </w:r>
+      <w:proofErr w:type="spellEnd"/>
+      <w:r>
+        <w:rPr>
+          <w:rFonts w:ascii="Arial" w:hAnsi="Arial" w:cs="Arial"/>
+          <w:color w:val="000000" w:themeColor="text1"/>
+          <w:szCs w:val="22"/>
+          <w:lang w:val="en-ID"/>
+        </w:rPr>
+        <w:t xml:space="preserve"> </w:t>
+      </w:r>
+      <w:proofErr w:type="spellStart"/>
+      <w:r>
+        <w:rPr>
+          <w:rFonts w:ascii="Arial" w:hAnsi="Arial" w:cs="Arial"/>
+          <w:color w:val="000000" w:themeColor="text1"/>
+          <w:szCs w:val="22"/>
+          <w:lang w:val="en-ID"/>
+        </w:rPr>
+        <w:t>Langsung</w:t>
+      </w:r>
+      <w:proofErr w:type="spellEnd"/>
+      <w:r>
+        <w:rPr>
+          <w:rFonts w:ascii="Arial" w:hAnsi="Arial" w:cs="Arial"/>
+          <w:color w:val="000000" w:themeColor="text1"/>
+          <w:szCs w:val="22"/>
+          <w:lang w:val="en-ID"/>
+        </w:rPr>
+        <w:t xml:space="preserve"> (10%)</w:t>
+      </w:r>
+    </w:p>
+    <w:p>
+      <w:pPr>
+        <w:pStyle w:val="ListParagraph"/>
+        <w:ind w:left="426"/>
+        <w:rPr>
+          <w:rFonts w:ascii="Arial" w:hAnsi="Arial" w:cs="Arial"/>
+          <w:color w:val="000000" w:themeColor="text1"/>
+          <w:szCs w:val="22"/>
+          <w:lang w:val="en-ID"/>
+        </w:rPr>
+      </w:pPr>
+      <w:proofErr w:type="spellStart"/>
+      <w:r>
+        <w:rPr>
+          <w:rFonts w:ascii="Arial" w:hAnsi="Arial" w:cs="Arial"/>
+          <w:color w:val="000000" w:themeColor="text1"/>
+          <w:szCs w:val="22"/>
+          <w:lang w:val="en-ID"/>
+        </w:rPr>
+        <w:t>Penilaian</w:t>
+      </w:r>
+      <w:proofErr w:type="spellEnd"/>
+      <w:r>
+        <w:rPr>
+          <w:rFonts w:ascii="Arial" w:hAnsi="Arial" w:cs="Arial"/>
+          <w:color w:val="000000" w:themeColor="text1"/>
+          <w:szCs w:val="22"/>
+          <w:lang w:val="en-ID"/>
+        </w:rPr>
+        <w:t xml:space="preserve"> </w:t>
+      </w:r>
+      <w:proofErr w:type="spellStart"/>
+      <w:r>
+        <w:rPr>
+          <w:rFonts w:ascii="Arial" w:hAnsi="Arial" w:cs="Arial"/>
+          <w:color w:val="000000" w:themeColor="text1"/>
+          <w:szCs w:val="22"/>
+          <w:lang w:val="en-ID"/>
+        </w:rPr>
+        <w:t>didasarkan</w:t>
+      </w:r>
+      <w:proofErr w:type="spellEnd"/>
+      <w:r>
+        <w:rPr>
+          <w:rFonts w:ascii="Arial" w:hAnsi="Arial" w:cs="Arial"/>
+          <w:color w:val="000000" w:themeColor="text1"/>
+          <w:szCs w:val="22"/>
+          <w:lang w:val="en-ID"/>
+        </w:rPr>
+        <w:t xml:space="preserve"> pada </w:t>
+      </w:r>
+      <w:proofErr w:type="spellStart"/>
+      <w:r>
+        <w:rPr>
+          <w:rFonts w:ascii="Arial" w:hAnsi="Arial" w:cs="Arial"/>
+          <w:color w:val="000000" w:themeColor="text1"/>
+          <w:szCs w:val="22"/>
+          <w:lang w:val="en-ID"/>
+        </w:rPr>
+        <w:t>kewarganegaraan</w:t>
+      </w:r>
+      <w:proofErr w:type="spellEnd"/>
+      <w:r>
+        <w:rPr>
+          <w:rFonts w:ascii="Arial" w:hAnsi="Arial" w:cs="Arial"/>
+          <w:color w:val="000000" w:themeColor="text1"/>
+          <w:szCs w:val="22"/>
+          <w:lang w:val="en-ID"/>
+        </w:rPr>
+        <w:t xml:space="preserve"> </w:t>
+      </w:r>
+      <w:proofErr w:type="spellStart"/>
+      <w:r>
+        <w:rPr>
+          <w:rFonts w:ascii="Arial" w:hAnsi="Arial" w:cs="Arial"/>
+          <w:color w:val="000000" w:themeColor="text1"/>
+          <w:szCs w:val="22"/>
+          <w:lang w:val="en-ID"/>
+        </w:rPr>
+        <w:t>tenaga</w:t>
+      </w:r>
+      <w:proofErr w:type="spellEnd"/>
+      <w:r>
+        <w:rPr>
+          <w:rFonts w:ascii="Arial" w:hAnsi="Arial" w:cs="Arial"/>
+          <w:color w:val="000000" w:themeColor="text1"/>
+          <w:szCs w:val="22"/>
+          <w:lang w:val="en-ID"/>
+        </w:rPr>
+        <w:t xml:space="preserve"> </w:t>
+      </w:r>
+      <w:proofErr w:type="spellStart"/>
+      <w:r>
+        <w:rPr>
+          <w:rFonts w:ascii="Arial" w:hAnsi="Arial" w:cs="Arial"/>
+          <w:color w:val="000000" w:themeColor="text1"/>
+          <w:szCs w:val="22"/>
+          <w:lang w:val="en-ID"/>
+        </w:rPr>
+        <w:t>kerja</w:t>
+      </w:r>
+      <w:proofErr w:type="spellEnd"/>
+      <w:r>
+        <w:rPr>
+          <w:rFonts w:ascii="Arial" w:hAnsi="Arial" w:cs="Arial"/>
+          <w:color w:val="000000" w:themeColor="text1"/>
+          <w:szCs w:val="22"/>
+          <w:lang w:val="en-ID"/>
+        </w:rPr>
+        <w:t xml:space="preserve"> dan </w:t>
+      </w:r>
+      <w:proofErr w:type="spellStart"/>
+      <w:r>
+        <w:rPr>
+          <w:rFonts w:ascii="Arial" w:hAnsi="Arial" w:cs="Arial"/>
+          <w:color w:val="000000" w:themeColor="text1"/>
+          <w:szCs w:val="22"/>
+          <w:lang w:val="en-ID"/>
+        </w:rPr>
+        <w:t>lokasi</w:t>
+      </w:r>
+      <w:proofErr w:type="spellEnd"/>
+      <w:r>
+        <w:rPr>
+          <w:rFonts w:ascii="Arial" w:hAnsi="Arial" w:cs="Arial"/>
+          <w:color w:val="000000" w:themeColor="text1"/>
+          <w:szCs w:val="22"/>
+          <w:lang w:val="en-ID"/>
+        </w:rPr>
+        <w:t xml:space="preserve"> </w:t>
+      </w:r>
+      <w:proofErr w:type="spellStart"/>
+      <w:r>
+        <w:rPr>
+          <w:rFonts w:ascii="Arial" w:hAnsi="Arial" w:cs="Arial"/>
+          <w:color w:val="000000" w:themeColor="text1"/>
+          <w:szCs w:val="22"/>
+          <w:lang w:val="en-ID"/>
+        </w:rPr>
+        <w:t>aktivitas</w:t>
+      </w:r>
+      <w:proofErr w:type="spellEnd"/>
+      <w:r>
+        <w:rPr>
+          <w:rFonts w:ascii="Arial" w:hAnsi="Arial" w:cs="Arial"/>
+          <w:color w:val="000000" w:themeColor="text1"/>
+          <w:szCs w:val="22"/>
+          <w:lang w:val="en-ID"/>
+        </w:rPr>
+        <w:t xml:space="preserve"> </w:t>
+      </w:r>
+      <w:proofErr w:type="spellStart"/>
+      <w:r>
+        <w:rPr>
+          <w:rFonts w:ascii="Arial" w:hAnsi="Arial" w:cs="Arial"/>
+          <w:color w:val="000000" w:themeColor="text1"/>
+          <w:szCs w:val="22"/>
+          <w:lang w:val="en-ID"/>
+        </w:rPr>
+        <w:t>produksi</w:t>
+      </w:r>
+      <w:proofErr w:type="spellEnd"/>
+      <w:r>
+        <w:rPr>
+          <w:rFonts w:ascii="Arial" w:hAnsi="Arial" w:cs="Arial"/>
+          <w:color w:val="000000" w:themeColor="text1"/>
+          <w:szCs w:val="22"/>
+          <w:lang w:val="en-ID"/>
+        </w:rPr>
+        <w:t>:</w:t>
+      </w:r>
+    </w:p>
+    <w:p>
+      <w:pPr>
+        <w:pStyle w:val="ListParagraph"/>
+        <w:numPr>
+          <w:ilvl w:val="0"/>
+          <w:numId w:val="10"/>
+        </w:numPr>
+        <w:tabs>
+          <w:tab w:val="clear" w:pos="720"/>
+          <w:tab w:val="num" w:pos="1134"/>
+          <w:tab w:val="num" w:pos="1843"/>
+          <w:tab w:val="left" w:pos="2552"/>
+        </w:tabs>
+        <w:ind w:left="1134" w:hanging="283"/>
         <w:rPr>
           <w:rFonts w:ascii="Arial" w:hAnsi="Arial" w:cs="Arial"/>
           <w:color w:val="000000" w:themeColor="text1"/>
@@ -20290,10 +20324,9 @@
         </w:numPr>
         <w:tabs>
           <w:tab w:val="left" w:pos="1985"/>
-          <w:tab w:val="left" w:pos="2127"/>
           <w:tab w:val="num" w:pos="2410"/>
         </w:tabs>
-        <w:ind w:left="2127" w:hanging="284"/>
+        <w:ind w:left="1418" w:hanging="284"/>
         <w:rPr>
           <w:rFonts w:ascii="Arial" w:hAnsi="Arial" w:cs="Arial"/>
           <w:color w:val="000000" w:themeColor="text1"/>
@@ -20409,10 +20442,9 @@
         </w:numPr>
         <w:tabs>
           <w:tab w:val="left" w:pos="1985"/>
-          <w:tab w:val="left" w:pos="2127"/>
           <w:tab w:val="num" w:pos="2410"/>
         </w:tabs>
-        <w:ind w:left="2127" w:hanging="284"/>
+        <w:ind w:left="1418" w:hanging="284"/>
         <w:rPr>
           <w:rFonts w:ascii="Arial" w:hAnsi="Arial" w:cs="Arial"/>
           <w:color w:val="000000" w:themeColor="text1"/>
@@ -20590,10 +20622,11 @@
         </w:numPr>
         <w:tabs>
           <w:tab w:val="clear" w:pos="720"/>
+          <w:tab w:val="num" w:pos="1134"/>
           <w:tab w:val="num" w:pos="1843"/>
           <w:tab w:val="left" w:pos="2552"/>
         </w:tabs>
-        <w:ind w:left="1843" w:hanging="283"/>
+        <w:ind w:left="1134" w:hanging="283"/>
         <w:rPr>
           <w:rFonts w:ascii="Arial" w:hAnsi="Arial" w:cs="Arial"/>
           <w:color w:val="000000" w:themeColor="text1"/>
@@ -20696,14 +20729,12 @@
         <w:pStyle w:val="ListParagraph"/>
         <w:numPr>
           <w:ilvl w:val="1"/>
-          <w:numId w:val="21"/>
+          <w:numId w:val="31"/>
         </w:numPr>
         <w:tabs>
           <w:tab w:val="left" w:pos="1985"/>
-          <w:tab w:val="left" w:pos="2127"/>
           <w:tab w:val="num" w:pos="2410"/>
         </w:tabs>
-        <w:ind w:left="2127" w:hanging="284"/>
         <w:rPr>
           <w:rFonts w:ascii="Arial" w:hAnsi="Arial" w:cs="Arial"/>
           <w:color w:val="000000" w:themeColor="text1"/>
@@ -20746,14 +20777,12 @@
         <w:pStyle w:val="ListParagraph"/>
         <w:numPr>
           <w:ilvl w:val="1"/>
-          <w:numId w:val="21"/>
+          <w:numId w:val="31"/>
         </w:numPr>
         <w:tabs>
           <w:tab w:val="left" w:pos="1985"/>
-          <w:tab w:val="left" w:pos="2127"/>
           <w:tab w:val="num" w:pos="2410"/>
         </w:tabs>
-        <w:ind w:left="2127" w:hanging="284"/>
         <w:rPr>
           <w:rFonts w:ascii="Arial" w:hAnsi="Arial" w:cs="Arial"/>
           <w:color w:val="000000" w:themeColor="text1"/>
@@ -20951,10 +20980,11 @@
         </w:numPr>
         <w:tabs>
           <w:tab w:val="clear" w:pos="720"/>
+          <w:tab w:val="num" w:pos="1134"/>
           <w:tab w:val="num" w:pos="1843"/>
           <w:tab w:val="left" w:pos="2552"/>
         </w:tabs>
-        <w:ind w:left="1843" w:hanging="283"/>
+        <w:ind w:left="1134" w:hanging="283"/>
         <w:rPr>
           <w:rFonts w:ascii="Arial" w:hAnsi="Arial" w:cs="Arial"/>
           <w:color w:val="000000" w:themeColor="text1"/>
@@ -21057,14 +21087,12 @@
         <w:pStyle w:val="ListParagraph"/>
         <w:numPr>
           <w:ilvl w:val="1"/>
-          <w:numId w:val="22"/>
+          <w:numId w:val="32"/>
         </w:numPr>
         <w:tabs>
           <w:tab w:val="left" w:pos="1985"/>
-          <w:tab w:val="left" w:pos="2127"/>
           <w:tab w:val="num" w:pos="2410"/>
         </w:tabs>
-        <w:ind w:left="2127" w:hanging="284"/>
         <w:rPr>
           <w:rFonts w:ascii="Arial" w:hAnsi="Arial" w:cs="Arial"/>
           <w:color w:val="000000" w:themeColor="text1"/>
@@ -21107,14 +21135,12 @@
         <w:pStyle w:val="ListParagraph"/>
         <w:numPr>
           <w:ilvl w:val="1"/>
-          <w:numId w:val="22"/>
+          <w:numId w:val="32"/>
         </w:numPr>
         <w:tabs>
           <w:tab w:val="left" w:pos="1985"/>
-          <w:tab w:val="left" w:pos="2127"/>
           <w:tab w:val="num" w:pos="2410"/>
         </w:tabs>
-        <w:ind w:left="2127" w:hanging="284"/>
         <w:rPr>
           <w:rFonts w:ascii="Arial" w:hAnsi="Arial" w:cs="Arial"/>
           <w:color w:val="000000" w:themeColor="text1"/>
@@ -21332,10 +21358,11 @@
         </w:numPr>
         <w:tabs>
           <w:tab w:val="clear" w:pos="720"/>
+          <w:tab w:val="num" w:pos="1134"/>
           <w:tab w:val="num" w:pos="1843"/>
           <w:tab w:val="left" w:pos="2552"/>
         </w:tabs>
-        <w:ind w:left="1843" w:hanging="283"/>
+        <w:ind w:left="1134" w:hanging="283"/>
         <w:rPr>
           <w:rFonts w:ascii="Arial" w:hAnsi="Arial" w:cs="Arial"/>
           <w:color w:val="000000" w:themeColor="text1"/>
@@ -21500,7 +21527,7 @@
           <w:ilvl w:val="0"/>
           <w:numId w:val="13"/>
         </w:numPr>
-        <w:ind w:left="1134" w:hanging="425"/>
+        <w:ind w:left="426" w:hanging="426"/>
         <w:rPr>
           <w:rFonts w:ascii="Arial" w:hAnsi="Arial" w:cs="Arial"/>
           <w:color w:val="000000" w:themeColor="text1"/>
@@ -21592,23 +21619,22 @@
     <w:p>
       <w:pPr>
         <w:pStyle w:val="ListParagraph"/>
-        <w:ind w:left="1418"/>
-        <w:rPr>
-          <w:rFonts w:ascii="Arial" w:hAnsi="Arial" w:cs="Arial"/>
-          <w:color w:val="000000" w:themeColor="text1"/>
-          <w:szCs w:val="22"/>
-          <w:lang w:val="en-ID"/>
-        </w:rPr>
-      </w:pPr>
-      <w:proofErr w:type="spellStart"/>
-      <w:r>
-        <w:rPr>
-          <w:rFonts w:ascii="Arial" w:hAnsi="Arial" w:cs="Arial"/>
-          <w:color w:val="000000" w:themeColor="text1"/>
-          <w:szCs w:val="22"/>
-          <w:lang w:val="en-ID"/>
-        </w:rPr>
-        <w:lastRenderedPageBreak/>
+        <w:ind w:left="426"/>
+        <w:rPr>
+          <w:rFonts w:ascii="Arial" w:hAnsi="Arial" w:cs="Arial"/>
+          <w:color w:val="000000" w:themeColor="text1"/>
+          <w:szCs w:val="22"/>
+          <w:lang w:val="en-ID"/>
+        </w:rPr>
+      </w:pPr>
+      <w:proofErr w:type="spellStart"/>
+      <w:r>
+        <w:rPr>
+          <w:rFonts w:ascii="Arial" w:hAnsi="Arial" w:cs="Arial"/>
+          <w:color w:val="000000" w:themeColor="text1"/>
+          <w:szCs w:val="22"/>
+          <w:lang w:val="en-ID"/>
+        </w:rPr>
         <w:t>Penilaian</w:t>
       </w:r>
       <w:proofErr w:type="spellEnd"/>
@@ -21731,10 +21757,11 @@
         </w:numPr>
         <w:tabs>
           <w:tab w:val="clear" w:pos="720"/>
+          <w:tab w:val="num" w:pos="1134"/>
           <w:tab w:val="num" w:pos="1843"/>
           <w:tab w:val="left" w:pos="2552"/>
         </w:tabs>
-        <w:ind w:left="1843" w:hanging="283"/>
+        <w:ind w:left="1134" w:hanging="283"/>
         <w:rPr>
           <w:rFonts w:ascii="Arial" w:hAnsi="Arial" w:cs="Arial"/>
           <w:color w:val="000000" w:themeColor="text1"/>
@@ -21817,14 +21844,12 @@
         <w:pStyle w:val="ListParagraph"/>
         <w:numPr>
           <w:ilvl w:val="1"/>
-          <w:numId w:val="23"/>
+          <w:numId w:val="33"/>
         </w:numPr>
         <w:tabs>
           <w:tab w:val="left" w:pos="1985"/>
-          <w:tab w:val="left" w:pos="2127"/>
           <w:tab w:val="num" w:pos="2410"/>
         </w:tabs>
-        <w:ind w:left="2127" w:hanging="284"/>
         <w:rPr>
           <w:rFonts w:ascii="Arial" w:hAnsi="Arial" w:cs="Arial"/>
           <w:color w:val="000000" w:themeColor="text1"/>
@@ -21938,14 +21963,12 @@
         <w:pStyle w:val="ListParagraph"/>
         <w:numPr>
           <w:ilvl w:val="1"/>
-          <w:numId w:val="23"/>
+          <w:numId w:val="33"/>
         </w:numPr>
         <w:tabs>
           <w:tab w:val="left" w:pos="1985"/>
-          <w:tab w:val="left" w:pos="2127"/>
           <w:tab w:val="num" w:pos="2410"/>
         </w:tabs>
-        <w:ind w:left="2127" w:hanging="284"/>
         <w:rPr>
           <w:rFonts w:ascii="Arial" w:hAnsi="Arial" w:cs="Arial"/>
           <w:color w:val="000000" w:themeColor="text1"/>
@@ -22123,10 +22146,11 @@
         </w:numPr>
         <w:tabs>
           <w:tab w:val="clear" w:pos="720"/>
+          <w:tab w:val="num" w:pos="1134"/>
           <w:tab w:val="num" w:pos="1843"/>
           <w:tab w:val="left" w:pos="2552"/>
         </w:tabs>
-        <w:ind w:left="1843" w:hanging="283"/>
+        <w:ind w:left="1134" w:hanging="283"/>
         <w:rPr>
           <w:rFonts w:ascii="Arial" w:hAnsi="Arial" w:cs="Arial"/>
           <w:color w:val="000000" w:themeColor="text1"/>
@@ -22229,29 +22253,28 @@
         <w:pStyle w:val="ListParagraph"/>
         <w:numPr>
           <w:ilvl w:val="1"/>
-          <w:numId w:val="24"/>
+          <w:numId w:val="34"/>
         </w:numPr>
         <w:tabs>
           <w:tab w:val="left" w:pos="1985"/>
-          <w:tab w:val="left" w:pos="2127"/>
           <w:tab w:val="num" w:pos="2410"/>
         </w:tabs>
-        <w:ind w:left="2127" w:hanging="284"/>
-        <w:rPr>
-          <w:rFonts w:ascii="Arial" w:hAnsi="Arial" w:cs="Arial"/>
-          <w:color w:val="000000" w:themeColor="text1"/>
-          <w:szCs w:val="22"/>
-          <w:lang w:val="en-ID"/>
-        </w:rPr>
-      </w:pPr>
-      <w:proofErr w:type="spellStart"/>
-      <w:r>
-        <w:rPr>
-          <w:rFonts w:ascii="Arial" w:hAnsi="Arial" w:cs="Arial"/>
-          <w:color w:val="000000" w:themeColor="text1"/>
-          <w:szCs w:val="22"/>
-          <w:lang w:val="en-ID"/>
-        </w:rPr>
+        <w:rPr>
+          <w:rFonts w:ascii="Arial" w:hAnsi="Arial" w:cs="Arial"/>
+          <w:color w:val="000000" w:themeColor="text1"/>
+          <w:szCs w:val="22"/>
+          <w:lang w:val="en-ID"/>
+        </w:rPr>
+      </w:pPr>
+      <w:proofErr w:type="spellStart"/>
+      <w:r>
+        <w:rPr>
+          <w:rFonts w:ascii="Arial" w:hAnsi="Arial" w:cs="Arial"/>
+          <w:color w:val="000000" w:themeColor="text1"/>
+          <w:szCs w:val="22"/>
+          <w:lang w:val="en-ID"/>
+        </w:rPr>
+        <w:lastRenderedPageBreak/>
         <w:t>Pelaku</w:t>
       </w:r>
       <w:proofErr w:type="spellEnd"/>
@@ -22310,14 +22333,12 @@
         <w:pStyle w:val="ListParagraph"/>
         <w:numPr>
           <w:ilvl w:val="1"/>
-          <w:numId w:val="24"/>
+          <w:numId w:val="34"/>
         </w:numPr>
         <w:tabs>
           <w:tab w:val="left" w:pos="1985"/>
-          <w:tab w:val="left" w:pos="2127"/>
           <w:tab w:val="num" w:pos="2410"/>
         </w:tabs>
-        <w:ind w:left="2127" w:hanging="284"/>
         <w:rPr>
           <w:rFonts w:ascii="Arial" w:hAnsi="Arial" w:cs="Arial"/>
           <w:color w:val="000000" w:themeColor="text1"/>
@@ -22515,10 +22536,11 @@
         </w:numPr>
         <w:tabs>
           <w:tab w:val="clear" w:pos="720"/>
+          <w:tab w:val="num" w:pos="1134"/>
           <w:tab w:val="num" w:pos="1843"/>
           <w:tab w:val="left" w:pos="2552"/>
         </w:tabs>
-        <w:ind w:left="1843" w:hanging="283"/>
+        <w:ind w:left="1134" w:hanging="283"/>
         <w:rPr>
           <w:rFonts w:ascii="Arial" w:hAnsi="Arial" w:cs="Arial"/>
           <w:color w:val="000000" w:themeColor="text1"/>
@@ -22621,14 +22643,12 @@
         <w:pStyle w:val="ListParagraph"/>
         <w:numPr>
           <w:ilvl w:val="1"/>
-          <w:numId w:val="25"/>
+          <w:numId w:val="35"/>
         </w:numPr>
         <w:tabs>
           <w:tab w:val="left" w:pos="1985"/>
-          <w:tab w:val="left" w:pos="2127"/>
           <w:tab w:val="num" w:pos="2410"/>
         </w:tabs>
-        <w:ind w:left="2127" w:hanging="284"/>
         <w:rPr>
           <w:rFonts w:ascii="Arial" w:hAnsi="Arial" w:cs="Arial"/>
           <w:color w:val="000000" w:themeColor="text1"/>
@@ -22702,14 +22722,12 @@
         <w:pStyle w:val="ListParagraph"/>
         <w:numPr>
           <w:ilvl w:val="1"/>
-          <w:numId w:val="25"/>
+          <w:numId w:val="35"/>
         </w:numPr>
         <w:tabs>
           <w:tab w:val="left" w:pos="1985"/>
-          <w:tab w:val="left" w:pos="2127"/>
           <w:tab w:val="num" w:pos="2410"/>
         </w:tabs>
-        <w:ind w:left="2127" w:hanging="284"/>
         <w:rPr>
           <w:rFonts w:ascii="Arial" w:hAnsi="Arial" w:cs="Arial"/>
           <w:color w:val="000000" w:themeColor="text1"/>
@@ -22927,10 +22945,11 @@
         </w:numPr>
         <w:tabs>
           <w:tab w:val="clear" w:pos="720"/>
+          <w:tab w:val="num" w:pos="1134"/>
           <w:tab w:val="num" w:pos="1843"/>
           <w:tab w:val="left" w:pos="2552"/>
         </w:tabs>
-        <w:ind w:left="1843" w:hanging="283"/>
+        <w:ind w:left="1134" w:hanging="283"/>
         <w:rPr>
           <w:rFonts w:ascii="Arial" w:hAnsi="Arial" w:cs="Arial"/>
           <w:color w:val="000000" w:themeColor="text1"/>
@@ -23123,7 +23142,6 @@
           <w:tab w:val="num" w:pos="1843"/>
           <w:tab w:val="left" w:pos="2552"/>
         </w:tabs>
-        <w:ind w:left="709"/>
         <w:rPr>
           <w:rFonts w:ascii="Arial" w:hAnsi="Arial" w:cs="Arial"/>
           <w:color w:val="000000" w:themeColor="text1"/>
@@ -23167,7 +23185,7 @@
           <w:ilvl w:val="0"/>
           <w:numId w:val="5"/>
         </w:numPr>
-        <w:ind w:left="851" w:hanging="491"/>
+        <w:ind w:left="567" w:hanging="567"/>
         <w:rPr>
           <w:rFonts w:ascii="Arial" w:hAnsi="Arial" w:cs="Arial"/>
           <w:szCs w:val="22"/>
@@ -23185,7 +23203,7 @@
     </w:p>
     <w:p>
       <w:pPr>
-        <w:ind w:left="720" w:firstLine="698"/>
+        <w:ind w:firstLine="698"/>
         <w:rPr>
           <w:rFonts w:ascii="Arial" w:hAnsi="Arial" w:cs="Arial"/>
           <w:color w:val="000000" w:themeColor="text1"/>
@@ -23417,23 +23435,19 @@
     </w:p>
     <w:p>
       <w:pPr>
-        <w:ind w:left="709"/>
-        <w:rPr>
-          <w:rFonts w:ascii="Arial" w:hAnsi="Arial" w:cs="Arial"/>
-          <w:color w:val="000000" w:themeColor="text1"/>
-          <w:szCs w:val="22"/>
-          <w:lang w:val="en-ID"/>
-        </w:rPr>
-      </w:pPr>
-      <w:r>
-        <w:rPr>
-          <w:rFonts w:ascii="Arial" w:hAnsi="Arial" w:cs="Arial"/>
-          <w:color w:val="000000" w:themeColor="text1"/>
-          <w:szCs w:val="22"/>
-          <w:lang w:val="en-ID"/>
-        </w:rPr>
-        <w:t xml:space="preserve">a. </w:t>
-      </w:r>
+        <w:pStyle w:val="ListParagraph"/>
+        <w:numPr>
+          <w:ilvl w:val="0"/>
+          <w:numId w:val="36"/>
+        </w:numPr>
+        <w:ind w:left="284" w:hanging="284"/>
+        <w:rPr>
+          <w:rFonts w:ascii="Arial" w:hAnsi="Arial" w:cs="Arial"/>
+          <w:color w:val="000000" w:themeColor="text1"/>
+          <w:szCs w:val="22"/>
+          <w:lang w:val="en-ID"/>
+        </w:rPr>
+      </w:pPr>
       <w:proofErr w:type="spellStart"/>
       <w:r>
         <w:rPr>
@@ -23477,7 +23491,7 @@
     </w:p>
     <w:p>
       <w:pPr>
-        <w:ind w:left="709"/>
+        <w:ind w:firstLine="284"/>
         <w:rPr>
           <w:rFonts w:ascii="Arial" w:hAnsi="Arial" w:cs="Arial"/>
           <w:color w:val="000000" w:themeColor="text1"/>
@@ -23689,9 +23703,9 @@
         </w:numPr>
         <w:tabs>
           <w:tab w:val="clear" w:pos="720"/>
-          <w:tab w:val="num" w:pos="1560"/>
+          <w:tab w:val="num" w:pos="567"/>
         </w:tabs>
-        <w:ind w:left="1560" w:hanging="426"/>
+        <w:ind w:left="567" w:hanging="283"/>
         <w:rPr>
           <w:rFonts w:ascii="Arial" w:hAnsi="Arial" w:cs="Arial"/>
           <w:color w:val="000000" w:themeColor="text1"/>
@@ -23908,9 +23922,9 @@
         </w:numPr>
         <w:tabs>
           <w:tab w:val="clear" w:pos="720"/>
-          <w:tab w:val="num" w:pos="1560"/>
+          <w:tab w:val="num" w:pos="567"/>
         </w:tabs>
-        <w:ind w:left="1560" w:hanging="426"/>
+        <w:ind w:left="567" w:hanging="283"/>
         <w:rPr>
           <w:rFonts w:ascii="Arial" w:hAnsi="Arial" w:cs="Arial"/>
           <w:color w:val="000000" w:themeColor="text1"/>
@@ -24267,9 +24281,9 @@
         </w:numPr>
         <w:tabs>
           <w:tab w:val="clear" w:pos="720"/>
-          <w:tab w:val="num" w:pos="1560"/>
+          <w:tab w:val="num" w:pos="567"/>
         </w:tabs>
-        <w:ind w:left="1560" w:hanging="426"/>
+        <w:ind w:left="567" w:hanging="283"/>
         <w:rPr>
           <w:rFonts w:ascii="Arial" w:hAnsi="Arial" w:cs="Arial"/>
           <w:color w:val="000000" w:themeColor="text1"/>
@@ -24500,22 +24514,27 @@
     </w:p>
     <w:p>
       <w:pPr>
-        <w:ind w:left="709"/>
-        <w:rPr>
-          <w:rFonts w:ascii="Arial" w:hAnsi="Arial" w:cs="Arial"/>
-          <w:color w:val="000000" w:themeColor="text1"/>
-          <w:szCs w:val="22"/>
-          <w:lang w:val="en-ID"/>
-        </w:rPr>
-      </w:pPr>
-      <w:r>
-        <w:rPr>
-          <w:rFonts w:ascii="Arial" w:hAnsi="Arial" w:cs="Arial"/>
-          <w:color w:val="000000" w:themeColor="text1"/>
-          <w:szCs w:val="22"/>
-          <w:lang w:val="en-ID"/>
-        </w:rPr>
-        <w:t xml:space="preserve">b. Ruang </w:t>
+        <w:pStyle w:val="ListParagraph"/>
+        <w:numPr>
+          <w:ilvl w:val="0"/>
+          <w:numId w:val="36"/>
+        </w:numPr>
+        <w:ind w:left="284" w:hanging="284"/>
+        <w:rPr>
+          <w:rFonts w:ascii="Arial" w:hAnsi="Arial" w:cs="Arial"/>
+          <w:color w:val="000000" w:themeColor="text1"/>
+          <w:szCs w:val="22"/>
+          <w:lang w:val="en-ID"/>
+        </w:rPr>
+      </w:pPr>
+      <w:r>
+        <w:rPr>
+          <w:rFonts w:ascii="Arial" w:hAnsi="Arial" w:cs="Arial"/>
+          <w:color w:val="000000" w:themeColor="text1"/>
+          <w:szCs w:val="22"/>
+          <w:lang w:val="en-ID"/>
+        </w:rPr>
+        <w:t xml:space="preserve">Ruang </w:t>
       </w:r>
       <w:proofErr w:type="spellStart"/>
       <w:r>
@@ -24551,7 +24570,7 @@
     </w:p>
     <w:p>
       <w:pPr>
-        <w:ind w:left="709"/>
+        <w:ind w:firstLine="284"/>
         <w:rPr>
           <w:rFonts w:ascii="Arial" w:hAnsi="Arial" w:cs="Arial"/>
           <w:color w:val="000000" w:themeColor="text1"/>
@@ -24657,9 +24676,9 @@
         </w:numPr>
         <w:tabs>
           <w:tab w:val="clear" w:pos="720"/>
-          <w:tab w:val="num" w:pos="1560"/>
+          <w:tab w:val="num" w:pos="567"/>
         </w:tabs>
-        <w:ind w:left="1560" w:hanging="426"/>
+        <w:ind w:left="567" w:hanging="283"/>
         <w:rPr>
           <w:rFonts w:ascii="Arial" w:hAnsi="Arial" w:cs="Arial"/>
           <w:color w:val="000000" w:themeColor="text1"/>
@@ -24856,9 +24875,9 @@
         </w:numPr>
         <w:tabs>
           <w:tab w:val="clear" w:pos="720"/>
-          <w:tab w:val="num" w:pos="1560"/>
+          <w:tab w:val="num" w:pos="567"/>
         </w:tabs>
-        <w:ind w:left="1560" w:hanging="426"/>
+        <w:ind w:left="567" w:hanging="283"/>
         <w:rPr>
           <w:rFonts w:ascii="Arial" w:hAnsi="Arial" w:cs="Arial"/>
           <w:color w:val="000000" w:themeColor="text1"/>
@@ -25115,9 +25134,9 @@
         </w:numPr>
         <w:tabs>
           <w:tab w:val="clear" w:pos="720"/>
-          <w:tab w:val="num" w:pos="1560"/>
+          <w:tab w:val="num" w:pos="567"/>
         </w:tabs>
-        <w:ind w:left="1560" w:hanging="426"/>
+        <w:ind w:left="567" w:hanging="283"/>
         <w:rPr>
           <w:rFonts w:ascii="Arial" w:hAnsi="Arial" w:cs="Arial"/>
           <w:color w:val="000000" w:themeColor="text1"/>
@@ -25323,22 +25342,27 @@
     </w:p>
     <w:p>
       <w:pPr>
-        <w:ind w:left="709"/>
-        <w:rPr>
-          <w:rFonts w:ascii="Arial" w:hAnsi="Arial" w:cs="Arial"/>
-          <w:color w:val="000000" w:themeColor="text1"/>
-          <w:szCs w:val="22"/>
-          <w:lang w:val="en-ID"/>
-        </w:rPr>
-      </w:pPr>
-      <w:r>
-        <w:rPr>
-          <w:rFonts w:ascii="Arial" w:hAnsi="Arial" w:cs="Arial"/>
-          <w:color w:val="000000" w:themeColor="text1"/>
-          <w:szCs w:val="22"/>
-          <w:lang w:val="en-ID"/>
-        </w:rPr>
-        <w:t xml:space="preserve">c. Batasan </w:t>
+        <w:pStyle w:val="ListParagraph"/>
+        <w:numPr>
+          <w:ilvl w:val="0"/>
+          <w:numId w:val="36"/>
+        </w:numPr>
+        <w:ind w:left="284" w:hanging="284"/>
+        <w:rPr>
+          <w:rFonts w:ascii="Arial" w:hAnsi="Arial" w:cs="Arial"/>
+          <w:color w:val="000000" w:themeColor="text1"/>
+          <w:szCs w:val="22"/>
+          <w:lang w:val="en-ID"/>
+        </w:rPr>
+      </w:pPr>
+      <w:r>
+        <w:rPr>
+          <w:rFonts w:ascii="Arial" w:hAnsi="Arial" w:cs="Arial"/>
+          <w:color w:val="000000" w:themeColor="text1"/>
+          <w:szCs w:val="22"/>
+          <w:lang w:val="en-ID"/>
+        </w:rPr>
+        <w:t xml:space="preserve">Batasan </w:t>
       </w:r>
       <w:proofErr w:type="spellStart"/>
       <w:r>
@@ -25360,9 +25384,9 @@
         </w:numPr>
         <w:tabs>
           <w:tab w:val="clear" w:pos="720"/>
-          <w:tab w:val="num" w:pos="1560"/>
+          <w:tab w:val="num" w:pos="567"/>
         </w:tabs>
-        <w:ind w:left="1560" w:hanging="426"/>
+        <w:ind w:left="567" w:hanging="283"/>
         <w:rPr>
           <w:rFonts w:ascii="Arial" w:hAnsi="Arial" w:cs="Arial"/>
           <w:color w:val="000000" w:themeColor="text1"/>
@@ -25818,7 +25842,6 @@
           <w:szCs w:val="22"/>
           <w:lang w:val="en-ID"/>
         </w:rPr>
-        <w:lastRenderedPageBreak/>
         <w:t>atau</w:t>
       </w:r>
       <w:proofErr w:type="spellEnd"/>
@@ -26040,9 +26063,9 @@
         </w:numPr>
         <w:tabs>
           <w:tab w:val="clear" w:pos="720"/>
-          <w:tab w:val="num" w:pos="1560"/>
+          <w:tab w:val="num" w:pos="567"/>
         </w:tabs>
-        <w:ind w:left="1560" w:hanging="426"/>
+        <w:ind w:left="567" w:hanging="283"/>
         <w:rPr>
           <w:rFonts w:ascii="Arial" w:hAnsi="Arial" w:cs="Arial"/>
           <w:color w:val="000000" w:themeColor="text1"/>
@@ -26719,9 +26742,9 @@
         </w:numPr>
         <w:tabs>
           <w:tab w:val="clear" w:pos="720"/>
-          <w:tab w:val="num" w:pos="1560"/>
+          <w:tab w:val="num" w:pos="567"/>
         </w:tabs>
-        <w:ind w:left="1560" w:hanging="426"/>
+        <w:ind w:left="567" w:hanging="283"/>
         <w:rPr>
           <w:rFonts w:ascii="Arial" w:hAnsi="Arial" w:cs="Arial"/>
           <w:color w:val="000000" w:themeColor="text1"/>
@@ -26972,22 +26995,27 @@
     </w:p>
     <w:p>
       <w:pPr>
-        <w:ind w:left="709"/>
-        <w:rPr>
-          <w:rFonts w:ascii="Arial" w:hAnsi="Arial" w:cs="Arial"/>
-          <w:color w:val="000000" w:themeColor="text1"/>
-          <w:szCs w:val="22"/>
-          <w:lang w:val="en-ID"/>
-        </w:rPr>
-      </w:pPr>
-      <w:r>
-        <w:rPr>
-          <w:rFonts w:ascii="Arial" w:hAnsi="Arial" w:cs="Arial"/>
-          <w:color w:val="000000" w:themeColor="text1"/>
-          <w:szCs w:val="22"/>
-          <w:lang w:val="en-ID"/>
-        </w:rPr>
-        <w:t xml:space="preserve">d. Masa </w:t>
+        <w:pStyle w:val="ListParagraph"/>
+        <w:numPr>
+          <w:ilvl w:val="0"/>
+          <w:numId w:val="36"/>
+        </w:numPr>
+        <w:ind w:left="284" w:hanging="284"/>
+        <w:rPr>
+          <w:rFonts w:ascii="Arial" w:hAnsi="Arial" w:cs="Arial"/>
+          <w:color w:val="000000" w:themeColor="text1"/>
+          <w:szCs w:val="22"/>
+          <w:lang w:val="en-ID"/>
+        </w:rPr>
+      </w:pPr>
+      <w:r>
+        <w:rPr>
+          <w:rFonts w:ascii="Arial" w:hAnsi="Arial" w:cs="Arial"/>
+          <w:color w:val="000000" w:themeColor="text1"/>
+          <w:szCs w:val="22"/>
+          <w:lang w:val="en-ID"/>
+        </w:rPr>
+        <w:t xml:space="preserve">Masa </w:t>
       </w:r>
       <w:proofErr w:type="spellStart"/>
       <w:r>
@@ -27012,21 +27040,22 @@
     </w:p>
     <w:p>
       <w:pPr>
-        <w:ind w:left="720" w:firstLine="698"/>
-        <w:rPr>
-          <w:rFonts w:ascii="Arial" w:hAnsi="Arial" w:cs="Arial"/>
-          <w:color w:val="000000" w:themeColor="text1"/>
-          <w:szCs w:val="22"/>
-          <w:lang w:val="en-ID"/>
-        </w:rPr>
-      </w:pPr>
-      <w:r>
-        <w:rPr>
-          <w:rFonts w:ascii="Arial" w:hAnsi="Arial" w:cs="Arial"/>
-          <w:color w:val="000000" w:themeColor="text1"/>
-          <w:szCs w:val="22"/>
-          <w:lang w:val="en-ID"/>
-        </w:rPr>
+        <w:ind w:left="284"/>
+        <w:rPr>
+          <w:rFonts w:ascii="Arial" w:hAnsi="Arial" w:cs="Arial"/>
+          <w:color w:val="000000" w:themeColor="text1"/>
+          <w:szCs w:val="22"/>
+          <w:lang w:val="en-ID"/>
+        </w:rPr>
+      </w:pPr>
+      <w:r>
+        <w:rPr>
+          <w:rFonts w:ascii="Arial" w:hAnsi="Arial" w:cs="Arial"/>
+          <w:color w:val="000000" w:themeColor="text1"/>
+          <w:szCs w:val="22"/>
+          <w:lang w:val="en-ID"/>
+        </w:rPr>
+        <w:lastRenderedPageBreak/>
         <w:t xml:space="preserve">Hasil </w:t>
       </w:r>
       <w:proofErr w:type="spellStart"/>
@@ -27642,7 +27671,7 @@
     </w:p>
     <w:p>
       <w:pPr>
-        <w:ind w:left="720" w:firstLine="698"/>
+        <w:ind w:firstLine="709"/>
         <w:rPr>
           <w:rFonts w:ascii="Arial" w:hAnsi="Arial" w:cs="Arial"/>
           <w:color w:val="000000" w:themeColor="text1"/>
@@ -28650,7 +28679,7 @@
     </w:p>
     <w:p>
       <w:pPr>
-        <w:ind w:left="720" w:firstLine="698"/>
+        <w:ind w:firstLine="709"/>
         <w:rPr>
           <w:rFonts w:ascii="Arial" w:hAnsi="Arial" w:cs="Arial"/>
           <w:color w:val="000000" w:themeColor="text1"/>
@@ -29216,14 +29245,6 @@
           <w:szCs w:val="22"/>
         </w:rPr>
       </w:pPr>
-      <w:r>
-        <w:rPr>
-          <w:rFonts w:ascii="Arial" w:hAnsi="Arial" w:cs="Arial"/>
-          <w:color w:val="000000" w:themeColor="text1"/>
-          <w:szCs w:val="22"/>
-        </w:rPr>
-        <w:tab/>
-      </w:r>
       <w:r>
         <w:rPr>
           <w:rFonts w:ascii="Arial" w:hAnsi="Arial" w:cs="Arial"/>
@@ -32089,7 +32110,7 @@
     </w:p>
     <w:p>
       <w:pPr>
-        <w:ind w:left="720" w:firstLine="698"/>
+        <w:ind w:firstLine="709"/>
         <w:rPr>
           <w:rFonts w:ascii="Arial" w:hAnsi="Arial" w:cs="Arial"/>
           <w:color w:val="000000" w:themeColor="text1"/>
@@ -32179,7 +32200,6 @@
     </w:p>
     <w:p>
       <w:pPr>
-        <w:ind w:left="720" w:hanging="11"/>
         <w:rPr>
           <w:rFonts w:ascii="Arial" w:hAnsi="Arial" w:cs="Arial"/>
           <w:color w:val="000000" w:themeColor="text1"/>
@@ -32343,7 +32363,7 @@
     </w:p>
     <w:p>
       <w:pPr>
-        <w:ind w:left="720" w:firstLine="698"/>
+        <w:ind w:firstLine="709"/>
         <w:rPr>
           <w:rFonts w:ascii="Arial" w:hAnsi="Arial" w:cs="Arial"/>
           <w:color w:val="000000" w:themeColor="text1"/>
@@ -32365,6 +32385,7 @@
           <w:rFonts w:ascii="Arial" w:hAnsi="Arial" w:cs="Arial"/>
           <w:color w:val="000000" w:themeColor="text1"/>
           <w:szCs w:val="22"/>
+          <w:lang w:val="it-IT"/>
         </w:rPr>
         <w:t xml:space="preserve">{{ </w:t>
       </w:r>
@@ -32374,6 +32395,7 @@
           <w:rFonts w:ascii="Arial" w:hAnsi="Arial" w:cs="Arial"/>
           <w:color w:val="000000" w:themeColor="text1"/>
           <w:szCs w:val="22"/>
+          <w:lang w:val="it-IT"/>
         </w:rPr>
         <w:t>jenis_barang</w:t>
       </w:r>
@@ -32383,16 +32405,9 @@
           <w:rFonts w:ascii="Arial" w:hAnsi="Arial" w:cs="Arial"/>
           <w:color w:val="000000" w:themeColor="text1"/>
           <w:szCs w:val="22"/>
-        </w:rPr>
-        <w:t xml:space="preserve"> }}</w:t>
-      </w:r>
-      <w:r>
-        <w:rPr>
-          <w:rFonts w:ascii="Arial" w:hAnsi="Arial" w:cs="Arial"/>
-          <w:color w:val="000000" w:themeColor="text1"/>
-          <w:szCs w:val="22"/>
-        </w:rPr>
-        <w:t xml:space="preserve"> </w:t>
+          <w:lang w:val="it-IT"/>
+        </w:rPr>
+        <w:t xml:space="preserve"> }} </w:t>
       </w:r>
       <w:r>
         <w:rPr>
@@ -32415,7 +32430,6 @@
     </w:p>
     <w:p>
       <w:pPr>
-        <w:ind w:left="709"/>
         <w:rPr>
           <w:rFonts w:ascii="Arial" w:hAnsi="Arial" w:cs="Arial"/>
           <w:color w:val="000000" w:themeColor="text1"/>
@@ -32428,6 +32442,7 @@
           <w:rFonts w:ascii="Arial" w:hAnsi="Arial" w:cs="Arial"/>
           <w:color w:val="000000" w:themeColor="text1"/>
           <w:szCs w:val="22"/>
+          <w:lang w:val="it-IT"/>
         </w:rPr>
         <w:t xml:space="preserve">{{ </w:t>
       </w:r>
@@ -32437,6 +32452,7 @@
           <w:rFonts w:ascii="Arial" w:hAnsi="Arial" w:cs="Arial"/>
           <w:color w:val="000000" w:themeColor="text1"/>
           <w:szCs w:val="22"/>
+          <w:lang w:val="it-IT"/>
         </w:rPr>
         <w:t>alur_produksi</w:t>
       </w:r>
@@ -32446,6 +32462,7 @@
           <w:rFonts w:ascii="Arial" w:hAnsi="Arial" w:cs="Arial"/>
           <w:color w:val="000000" w:themeColor="text1"/>
           <w:szCs w:val="22"/>
+          <w:lang w:val="it-IT"/>
         </w:rPr>
         <w:t xml:space="preserve"> }}</w:t>
       </w:r>
@@ -32545,7 +32562,7 @@
     </w:p>
     <w:p>
       <w:pPr>
-        <w:ind w:left="720" w:firstLine="698"/>
+        <w:ind w:firstLine="709"/>
         <w:rPr>
           <w:rFonts w:ascii="Arial" w:hAnsi="Arial" w:cs="Arial"/>
           <w:color w:val="000000" w:themeColor="text1"/>
@@ -32860,27 +32877,6 @@
     </w:p>
     <w:p>
       <w:pPr>
-        <w:jc w:val="center"/>
-        <w:rPr>
-          <w:rFonts w:ascii="Arial" w:hAnsi="Arial" w:cs="Arial"/>
-          <w:color w:val="000000" w:themeColor="text1"/>
-          <w:szCs w:val="22"/>
-          <w:lang w:val="it-IT"/>
-        </w:rPr>
-      </w:pPr>
-    </w:p>
-    <w:p>
-      <w:pPr>
-        <w:rPr>
-          <w:rFonts w:ascii="Arial" w:hAnsi="Arial" w:cs="Arial"/>
-          <w:color w:val="000000" w:themeColor="text1"/>
-          <w:szCs w:val="22"/>
-          <w:lang w:val="it-IT"/>
-        </w:rPr>
-      </w:pPr>
-    </w:p>
-    <w:p>
-      <w:pPr>
         <w:pStyle w:val="Heading2"/>
         <w:numPr>
           <w:ilvl w:val="0"/>
@@ -33262,40 +33258,6 @@
     </w:p>
     <w:p>
       <w:pPr>
-        <w:ind w:left="720" w:firstLine="698"/>
-        <w:rPr>
-          <w:rFonts w:ascii="Arial" w:hAnsi="Arial" w:cs="Arial"/>
-          <w:color w:val="000000" w:themeColor="text1"/>
-          <w:szCs w:val="22"/>
-          <w:lang w:val="it-IT"/>
-        </w:rPr>
-      </w:pPr>
-    </w:p>
-    <w:p>
-      <w:pPr>
-        <w:ind w:left="720" w:firstLine="698"/>
-        <w:rPr>
-          <w:rFonts w:ascii="Arial" w:hAnsi="Arial" w:cs="Arial"/>
-          <w:color w:val="000000" w:themeColor="text1"/>
-          <w:szCs w:val="22"/>
-          <w:lang w:val="it-IT"/>
-        </w:rPr>
-      </w:pPr>
-    </w:p>
-    <w:p>
-      <w:pPr>
-        <w:ind w:left="720" w:hanging="11"/>
-        <w:jc w:val="center"/>
-        <w:rPr>
-          <w:rFonts w:ascii="Arial" w:hAnsi="Arial" w:cs="Arial"/>
-          <w:color w:val="000000" w:themeColor="text1"/>
-          <w:szCs w:val="22"/>
-          <w:lang w:val="it-IT"/>
-        </w:rPr>
-      </w:pPr>
-    </w:p>
-    <w:p>
-      <w:pPr>
         <w:pStyle w:val="Heading2"/>
         <w:numPr>
           <w:ilvl w:val="0"/>
@@ -33318,6 +33280,7 @@
           <w:szCs w:val="22"/>
           <w:lang w:val="it-IT"/>
         </w:rPr>
+        <w:lastRenderedPageBreak/>
         <w:t xml:space="preserve">Sertifikat TKDN </w:t>
       </w:r>
       <w:r>
@@ -33717,16 +33680,6 @@
     </w:p>
     <w:p>
       <w:pPr>
-        <w:rPr>
-          <w:rFonts w:ascii="Arial" w:hAnsi="Arial" w:cs="Arial"/>
-          <w:color w:val="000000" w:themeColor="text1"/>
-          <w:szCs w:val="22"/>
-          <w:lang w:val="it-IT"/>
-        </w:rPr>
-      </w:pPr>
-    </w:p>
-    <w:p>
-      <w:pPr>
         <w:pStyle w:val="Heading2"/>
         <w:numPr>
           <w:ilvl w:val="0"/>
@@ -33749,6 +33702,7 @@
           <w:szCs w:val="22"/>
           <w:lang w:val="it-IT"/>
         </w:rPr>
+        <w:lastRenderedPageBreak/>
         <w:t xml:space="preserve">Bukti </w:t>
       </w:r>
       <w:r>
@@ -34574,17 +34528,6 @@
     </w:p>
     <w:p>
       <w:pPr>
-        <w:jc w:val="center"/>
-        <w:rPr>
-          <w:rFonts w:ascii="Arial" w:hAnsi="Arial" w:cs="Arial"/>
-          <w:color w:val="000000" w:themeColor="text1"/>
-          <w:szCs w:val="22"/>
-          <w:lang w:val="it-IT"/>
-        </w:rPr>
-      </w:pPr>
-    </w:p>
-    <w:p>
-      <w:pPr>
         <w:pStyle w:val="Heading2"/>
         <w:numPr>
           <w:ilvl w:val="0"/>
@@ -34607,6 +34550,7 @@
           <w:szCs w:val="22"/>
           <w:lang w:val="it-IT"/>
         </w:rPr>
+        <w:lastRenderedPageBreak/>
         <w:t xml:space="preserve">Dokumen </w:t>
       </w:r>
       <w:r>
@@ -34986,14 +34930,10 @@
       <w:pPr>
         <w:pStyle w:val="ListParagraph"/>
         <w:numPr>
-          <w:ilvl w:val="1"/>
-          <w:numId w:val="15"/>
+          <w:ilvl w:val="3"/>
+          <w:numId w:val="37"/>
         </w:numPr>
-        <w:tabs>
-          <w:tab w:val="clear" w:pos="1440"/>
-          <w:tab w:val="num" w:pos="709"/>
-        </w:tabs>
-        <w:ind w:left="426" w:hanging="426"/>
+        <w:ind w:left="993" w:hanging="993"/>
         <w:jc w:val="left"/>
         <w:rPr>
           <w:rFonts w:ascii="Arial" w:hAnsi="Arial" w:cs="Arial"/>
@@ -35289,8 +35229,6 @@
     </w:p>
     <w:p>
       <w:pPr>
-        <w:pStyle w:val="ListParagraph"/>
-        <w:ind w:left="426"/>
         <w:jc w:val="left"/>
         <w:rPr>
           <w:rFonts w:ascii="Arial" w:hAnsi="Arial" w:cs="Arial"/>
@@ -35303,7 +35241,11 @@
     <w:p>
       <w:pPr>
         <w:pStyle w:val="ListParagraph"/>
-        <w:ind w:left="426"/>
+        <w:numPr>
+          <w:ilvl w:val="3"/>
+          <w:numId w:val="37"/>
+        </w:numPr>
+        <w:ind w:left="993" w:hanging="993"/>
         <w:jc w:val="left"/>
         <w:rPr>
           <w:rFonts w:ascii="Arial" w:hAnsi="Arial" w:cs="Arial"/>
@@ -35312,83 +35254,13 @@
           <w:lang w:val="it-IT"/>
         </w:rPr>
       </w:pPr>
-    </w:p>
-    <w:p>
-      <w:pPr>
-        <w:pStyle w:val="ListParagraph"/>
-        <w:ind w:left="426"/>
-        <w:jc w:val="left"/>
+      <w:r>
         <w:rPr>
           <w:rFonts w:ascii="Arial" w:hAnsi="Arial" w:cs="Arial"/>
           <w:color w:val="000000" w:themeColor="text1"/>
           <w:szCs w:val="22"/>
           <w:lang w:val="it-IT"/>
         </w:rPr>
-      </w:pPr>
-    </w:p>
-    <w:p>
-      <w:pPr>
-        <w:pStyle w:val="ListParagraph"/>
-        <w:ind w:left="426"/>
-        <w:jc w:val="left"/>
-        <w:rPr>
-          <w:rFonts w:ascii="Arial" w:hAnsi="Arial" w:cs="Arial"/>
-          <w:color w:val="000000" w:themeColor="text1"/>
-          <w:szCs w:val="22"/>
-          <w:lang w:val="it-IT"/>
-        </w:rPr>
-      </w:pPr>
-    </w:p>
-    <w:p>
-      <w:pPr>
-        <w:pStyle w:val="ListParagraph"/>
-        <w:ind w:left="426"/>
-        <w:jc w:val="left"/>
-        <w:rPr>
-          <w:rFonts w:ascii="Arial" w:hAnsi="Arial" w:cs="Arial"/>
-          <w:color w:val="000000" w:themeColor="text1"/>
-          <w:szCs w:val="22"/>
-          <w:lang w:val="it-IT"/>
-        </w:rPr>
-      </w:pPr>
-      <w:r>
-        <w:rPr>
-          <w:rFonts w:ascii="Arial" w:hAnsi="Arial" w:cs="Arial"/>
-          <w:color w:val="000000" w:themeColor="text1"/>
-          <w:szCs w:val="22"/>
-          <w:lang w:val="it-IT"/>
-        </w:rPr>
-        <w:br w:type="page"/>
-      </w:r>
-    </w:p>
-    <w:p>
-      <w:pPr>
-        <w:pStyle w:val="ListParagraph"/>
-        <w:numPr>
-          <w:ilvl w:val="1"/>
-          <w:numId w:val="15"/>
-        </w:numPr>
-        <w:tabs>
-          <w:tab w:val="clear" w:pos="1440"/>
-          <w:tab w:val="num" w:pos="709"/>
-        </w:tabs>
-        <w:ind w:left="426" w:hanging="426"/>
-        <w:jc w:val="left"/>
-        <w:rPr>
-          <w:rFonts w:ascii="Arial" w:hAnsi="Arial" w:cs="Arial"/>
-          <w:color w:val="000000" w:themeColor="text1"/>
-          <w:szCs w:val="22"/>
-          <w:lang w:val="it-IT"/>
-        </w:rPr>
-      </w:pPr>
-      <w:r>
-        <w:rPr>
-          <w:rFonts w:ascii="Arial" w:hAnsi="Arial" w:cs="Arial"/>
-          <w:color w:val="000000" w:themeColor="text1"/>
-          <w:szCs w:val="22"/>
-          <w:lang w:val="it-IT"/>
-        </w:rPr>
-        <w:lastRenderedPageBreak/>
         <w:t>S</w:t>
       </w:r>
       <w:r>
@@ -35711,56 +35583,12 @@
     </w:p>
     <w:p>
       <w:pPr>
-        <w:jc w:val="left"/>
-        <w:rPr>
-          <w:rFonts w:ascii="Arial" w:hAnsi="Arial" w:cs="Arial"/>
-          <w:color w:val="000000" w:themeColor="text1"/>
-          <w:szCs w:val="22"/>
-          <w:lang w:val="it-IT"/>
-        </w:rPr>
-      </w:pPr>
-    </w:p>
-    <w:p>
-      <w:pPr>
-        <w:jc w:val="left"/>
-        <w:rPr>
-          <w:rFonts w:ascii="Arial" w:hAnsi="Arial" w:cs="Arial"/>
-          <w:color w:val="000000" w:themeColor="text1"/>
-          <w:szCs w:val="22"/>
-          <w:lang w:val="it-IT"/>
-        </w:rPr>
-      </w:pPr>
-    </w:p>
-    <w:p>
-      <w:pPr>
-        <w:jc w:val="left"/>
-        <w:rPr>
-          <w:rFonts w:ascii="Arial" w:hAnsi="Arial" w:cs="Arial"/>
-          <w:color w:val="000000" w:themeColor="text1"/>
-          <w:szCs w:val="22"/>
-          <w:lang w:val="it-IT"/>
-        </w:rPr>
-        <w:sectPr>
-          <w:pgSz w:w="12240" w:h="15840"/>
-          <w:pgMar w:top="1440" w:right="1440" w:bottom="1440" w:left="1440" w:header="720" w:footer="720" w:gutter="0"/>
-          <w:cols w:space="720"/>
-          <w:titlePg/>
-          <w:docGrid w:linePitch="360"/>
-        </w:sectPr>
-      </w:pPr>
-    </w:p>
-    <w:p>
-      <w:pPr>
         <w:pStyle w:val="ListParagraph"/>
         <w:numPr>
-          <w:ilvl w:val="1"/>
-          <w:numId w:val="15"/>
+          <w:ilvl w:val="3"/>
+          <w:numId w:val="37"/>
         </w:numPr>
-        <w:tabs>
-          <w:tab w:val="clear" w:pos="1440"/>
-          <w:tab w:val="num" w:pos="709"/>
-        </w:tabs>
-        <w:ind w:left="426" w:hanging="426"/>
+        <w:ind w:left="993" w:hanging="993"/>
         <w:jc w:val="left"/>
         <w:rPr>
           <w:rFonts w:ascii="Arial" w:hAnsi="Arial" w:cs="Arial"/>
@@ -35776,7 +35604,6 @@
           <w:szCs w:val="22"/>
           <w:lang w:val="it-IT"/>
         </w:rPr>
-        <w:lastRenderedPageBreak/>
         <w:t>Izin Usaha</w:t>
       </w:r>
     </w:p>
@@ -36075,6 +35902,12 @@
     </w:p>
     <w:p>
       <w:pPr>
+        <w:pStyle w:val="ListParagraph"/>
+        <w:numPr>
+          <w:ilvl w:val="3"/>
+          <w:numId w:val="37"/>
+        </w:numPr>
+        <w:ind w:left="993" w:hanging="993"/>
         <w:jc w:val="left"/>
         <w:rPr>
           <w:rFonts w:ascii="Arial" w:hAnsi="Arial" w:cs="Arial"/>
@@ -36083,11 +35916,20 @@
           <w:lang w:val="it-IT"/>
         </w:rPr>
       </w:pPr>
+      <w:r>
+        <w:rPr>
+          <w:rFonts w:ascii="Arial" w:hAnsi="Arial" w:cs="Arial"/>
+          <w:color w:val="000000" w:themeColor="text1"/>
+          <w:szCs w:val="22"/>
+          <w:lang w:val="it-IT"/>
+        </w:rPr>
+        <w:t>NPWP</w:t>
+      </w:r>
     </w:p>
     <w:p>
       <w:pPr>
         <w:pStyle w:val="ListParagraph"/>
-        <w:ind w:left="426"/>
+        <w:ind w:left="0"/>
         <w:jc w:val="left"/>
         <w:rPr>
           <w:rFonts w:ascii="Arial" w:hAnsi="Arial" w:cs="Arial"/>
@@ -36096,37 +35938,146 @@
           <w:lang w:val="it-IT"/>
         </w:rPr>
       </w:pPr>
+      <w:r>
+        <w:rPr>
+          <w:rFonts w:ascii="Arial" w:hAnsi="Arial" w:cs="Arial"/>
+          <w:color w:val="000000" w:themeColor="text1"/>
+          <w:szCs w:val="22"/>
+        </w:rPr>
+        <w:t xml:space="preserve">{% for b in </w:t>
+      </w:r>
+      <w:proofErr w:type="spellStart"/>
+      <w:r>
+        <w:rPr>
+          <w:rFonts w:ascii="Arial" w:hAnsi="Arial" w:cs="Arial"/>
+          <w:color w:val="000000" w:themeColor="text1"/>
+          <w:szCs w:val="22"/>
+        </w:rPr>
+        <w:t>npwp_lampiran</w:t>
+      </w:r>
+      <w:proofErr w:type="spellEnd"/>
+      <w:r>
+        <w:rPr>
+          <w:rFonts w:ascii="Arial" w:hAnsi="Arial" w:cs="Arial"/>
+          <w:color w:val="000000" w:themeColor="text1"/>
+          <w:szCs w:val="22"/>
+        </w:rPr>
+        <w:t xml:space="preserve"> %}</w:t>
+      </w:r>
     </w:p>
     <w:p>
       <w:pPr>
-        <w:pStyle w:val="ListParagraph"/>
-        <w:ind w:left="426"/>
         <w:jc w:val="left"/>
         <w:rPr>
           <w:rFonts w:ascii="Arial" w:hAnsi="Arial" w:cs="Arial"/>
           <w:color w:val="000000" w:themeColor="text1"/>
           <w:szCs w:val="22"/>
-          <w:lang w:val="it-IT"/>
-        </w:rPr>
-      </w:pPr>
+        </w:rPr>
+      </w:pPr>
+      <w:r>
+        <w:rPr>
+          <w:rFonts w:ascii="Arial" w:hAnsi="Arial" w:cs="Arial"/>
+          <w:color w:val="000000" w:themeColor="text1"/>
+          <w:szCs w:val="22"/>
+        </w:rPr>
+        <w:t xml:space="preserve">{{ </w:t>
+      </w:r>
+      <w:proofErr w:type="spellStart"/>
+      <w:r>
+        <w:rPr>
+          <w:rFonts w:ascii="Arial" w:hAnsi="Arial" w:cs="Arial"/>
+          <w:color w:val="000000" w:themeColor="text1"/>
+          <w:szCs w:val="22"/>
+        </w:rPr>
+        <w:t>b.keterangan</w:t>
+      </w:r>
+      <w:proofErr w:type="spellEnd"/>
+      <w:r>
+        <w:rPr>
+          <w:rFonts w:ascii="Arial" w:hAnsi="Arial" w:cs="Arial"/>
+          <w:color w:val="000000" w:themeColor="text1"/>
+          <w:szCs w:val="22"/>
+        </w:rPr>
+        <w:t xml:space="preserve"> }}</w:t>
+      </w:r>
     </w:p>
     <w:p>
       <w:pPr>
-        <w:pStyle w:val="ListParagraph"/>
-        <w:ind w:left="426"/>
         <w:jc w:val="left"/>
         <w:rPr>
           <w:rFonts w:ascii="Arial" w:hAnsi="Arial" w:cs="Arial"/>
           <w:color w:val="000000" w:themeColor="text1"/>
           <w:szCs w:val="22"/>
-          <w:lang w:val="it-IT"/>
-        </w:rPr>
-      </w:pPr>
+        </w:rPr>
+      </w:pPr>
+      <w:r>
+        <w:rPr>
+          <w:rFonts w:ascii="Arial" w:hAnsi="Arial" w:cs="Arial"/>
+          <w:color w:val="000000" w:themeColor="text1"/>
+          <w:szCs w:val="22"/>
+        </w:rPr>
+        <w:t xml:space="preserve">{{ </w:t>
+      </w:r>
+      <w:proofErr w:type="spellStart"/>
+      <w:r>
+        <w:rPr>
+          <w:rFonts w:ascii="Arial" w:hAnsi="Arial" w:cs="Arial"/>
+          <w:color w:val="000000" w:themeColor="text1"/>
+          <w:szCs w:val="22"/>
+        </w:rPr>
+        <w:t>b.gambar</w:t>
+      </w:r>
+      <w:proofErr w:type="spellEnd"/>
+      <w:r>
+        <w:rPr>
+          <w:rFonts w:ascii="Arial" w:hAnsi="Arial" w:cs="Arial"/>
+          <w:color w:val="000000" w:themeColor="text1"/>
+          <w:szCs w:val="22"/>
+        </w:rPr>
+        <w:t xml:space="preserve"> }}</w:t>
+      </w:r>
     </w:p>
     <w:p>
       <w:pPr>
-        <w:pStyle w:val="NormalWeb"/>
-      </w:pPr>
+        <w:pStyle w:val="ListParagraph"/>
+        <w:tabs>
+          <w:tab w:val="num" w:pos="426"/>
+        </w:tabs>
+        <w:ind w:left="0"/>
+        <w:jc w:val="left"/>
+        <w:rPr>
+          <w:rFonts w:ascii="Arial" w:hAnsi="Arial" w:cs="Arial"/>
+          <w:color w:val="000000" w:themeColor="text1"/>
+          <w:szCs w:val="22"/>
+          <w:lang w:val="it-IT"/>
+        </w:rPr>
+      </w:pPr>
+      <w:r>
+        <w:rPr>
+          <w:rFonts w:ascii="Arial" w:hAnsi="Arial" w:cs="Arial"/>
+          <w:color w:val="000000" w:themeColor="text1"/>
+          <w:szCs w:val="22"/>
+        </w:rPr>
+        <w:t xml:space="preserve">{% </w:t>
+      </w:r>
+      <w:proofErr w:type="spellStart"/>
+      <w:r>
+        <w:rPr>
+          <w:rFonts w:ascii="Arial" w:hAnsi="Arial" w:cs="Arial"/>
+          <w:color w:val="000000" w:themeColor="text1"/>
+          <w:szCs w:val="22"/>
+        </w:rPr>
+        <w:t>endfor</w:t>
+      </w:r>
+      <w:proofErr w:type="spellEnd"/>
+      <w:r>
+        <w:rPr>
+          <w:rFonts w:ascii="Arial" w:hAnsi="Arial" w:cs="Arial"/>
+          <w:color w:val="000000" w:themeColor="text1"/>
+          <w:szCs w:val="22"/>
+        </w:rPr>
+        <w:t xml:space="preserve"> %}</w:t>
+      </w:r>
     </w:p>
     <w:p>
       <w:pPr>
@@ -36152,230 +36103,10 @@
       <w:pPr>
         <w:pStyle w:val="ListParagraph"/>
         <w:numPr>
-          <w:ilvl w:val="1"/>
-          <w:numId w:val="15"/>
+          <w:ilvl w:val="3"/>
+          <w:numId w:val="37"/>
         </w:numPr>
-        <w:tabs>
-          <w:tab w:val="clear" w:pos="1440"/>
-          <w:tab w:val="num" w:pos="709"/>
-        </w:tabs>
-        <w:ind w:left="426" w:hanging="426"/>
-        <w:jc w:val="left"/>
-        <w:rPr>
-          <w:rFonts w:ascii="Arial" w:hAnsi="Arial" w:cs="Arial"/>
-          <w:color w:val="000000" w:themeColor="text1"/>
-          <w:szCs w:val="22"/>
-          <w:lang w:val="it-IT"/>
-        </w:rPr>
-      </w:pPr>
-      <w:r>
-        <w:rPr>
-          <w:rFonts w:ascii="Arial" w:hAnsi="Arial" w:cs="Arial"/>
-          <w:color w:val="000000" w:themeColor="text1"/>
-          <w:szCs w:val="22"/>
-          <w:lang w:val="it-IT"/>
-        </w:rPr>
-        <w:lastRenderedPageBreak/>
-        <w:t>NPWP</w:t>
-      </w:r>
-    </w:p>
-    <w:p>
-      <w:pPr>
-        <w:pStyle w:val="ListParagraph"/>
-        <w:ind w:left="426"/>
-        <w:jc w:val="left"/>
-        <w:rPr>
-          <w:rFonts w:ascii="Arial" w:hAnsi="Arial" w:cs="Arial"/>
-          <w:color w:val="000000" w:themeColor="text1"/>
-          <w:szCs w:val="22"/>
-          <w:lang w:val="it-IT"/>
-        </w:rPr>
-      </w:pPr>
-      <w:r>
-        <w:rPr>
-          <w:rFonts w:ascii="Arial" w:hAnsi="Arial" w:cs="Arial"/>
-          <w:color w:val="000000" w:themeColor="text1"/>
-          <w:szCs w:val="22"/>
-        </w:rPr>
-        <w:t xml:space="preserve">{% for b in </w:t>
-      </w:r>
-      <w:proofErr w:type="spellStart"/>
-      <w:r>
-        <w:rPr>
-          <w:rFonts w:ascii="Arial" w:hAnsi="Arial" w:cs="Arial"/>
-          <w:color w:val="000000" w:themeColor="text1"/>
-          <w:szCs w:val="22"/>
-        </w:rPr>
-        <w:t>npwp_lampiran</w:t>
-      </w:r>
-      <w:proofErr w:type="spellEnd"/>
-      <w:r>
-        <w:rPr>
-          <w:rFonts w:ascii="Arial" w:hAnsi="Arial" w:cs="Arial"/>
-          <w:color w:val="000000" w:themeColor="text1"/>
-          <w:szCs w:val="22"/>
-        </w:rPr>
-        <w:t xml:space="preserve"> %}</w:t>
-      </w:r>
-    </w:p>
-    <w:p>
-      <w:pPr>
-        <w:pStyle w:val="ListParagraph"/>
-        <w:ind w:left="0" w:firstLine="426"/>
-        <w:jc w:val="left"/>
-        <w:rPr>
-          <w:rFonts w:ascii="Arial" w:hAnsi="Arial" w:cs="Arial"/>
-          <w:color w:val="000000" w:themeColor="text1"/>
-          <w:szCs w:val="22"/>
-        </w:rPr>
-      </w:pPr>
-      <w:r>
-        <w:rPr>
-          <w:rFonts w:ascii="Arial" w:hAnsi="Arial" w:cs="Arial"/>
-          <w:color w:val="000000" w:themeColor="text1"/>
-          <w:szCs w:val="22"/>
-        </w:rPr>
-        <w:t xml:space="preserve">{{ </w:t>
-      </w:r>
-      <w:proofErr w:type="spellStart"/>
-      <w:r>
-        <w:rPr>
-          <w:rFonts w:ascii="Arial" w:hAnsi="Arial" w:cs="Arial"/>
-          <w:color w:val="000000" w:themeColor="text1"/>
-          <w:szCs w:val="22"/>
-        </w:rPr>
-        <w:t>b.keterangan</w:t>
-      </w:r>
-      <w:proofErr w:type="spellEnd"/>
-      <w:r>
-        <w:rPr>
-          <w:rFonts w:ascii="Arial" w:hAnsi="Arial" w:cs="Arial"/>
-          <w:color w:val="000000" w:themeColor="text1"/>
-          <w:szCs w:val="22"/>
-        </w:rPr>
-        <w:t xml:space="preserve"> }}</w:t>
-      </w:r>
-    </w:p>
-    <w:p>
-      <w:pPr>
-        <w:pStyle w:val="ListParagraph"/>
-        <w:ind w:left="0" w:firstLine="426"/>
-        <w:jc w:val="left"/>
-        <w:rPr>
-          <w:rFonts w:ascii="Arial" w:hAnsi="Arial" w:cs="Arial"/>
-          <w:color w:val="000000" w:themeColor="text1"/>
-          <w:szCs w:val="22"/>
-        </w:rPr>
-      </w:pPr>
-      <w:r>
-        <w:rPr>
-          <w:rFonts w:ascii="Arial" w:hAnsi="Arial" w:cs="Arial"/>
-          <w:color w:val="000000" w:themeColor="text1"/>
-          <w:szCs w:val="22"/>
-        </w:rPr>
-        <w:t xml:space="preserve">{{ </w:t>
-      </w:r>
-      <w:proofErr w:type="spellStart"/>
-      <w:r>
-        <w:rPr>
-          <w:rFonts w:ascii="Arial" w:hAnsi="Arial" w:cs="Arial"/>
-          <w:color w:val="000000" w:themeColor="text1"/>
-          <w:szCs w:val="22"/>
-        </w:rPr>
-        <w:t>b.gambar</w:t>
-      </w:r>
-      <w:proofErr w:type="spellEnd"/>
-      <w:r>
-        <w:rPr>
-          <w:rFonts w:ascii="Arial" w:hAnsi="Arial" w:cs="Arial"/>
-          <w:color w:val="000000" w:themeColor="text1"/>
-          <w:szCs w:val="22"/>
-        </w:rPr>
-        <w:t xml:space="preserve"> }}</w:t>
-      </w:r>
-    </w:p>
-    <w:p>
-      <w:pPr>
-        <w:pStyle w:val="ListParagraph"/>
-        <w:tabs>
-          <w:tab w:val="num" w:pos="426"/>
-        </w:tabs>
-        <w:ind w:left="0"/>
-        <w:jc w:val="left"/>
-        <w:rPr>
-          <w:rFonts w:ascii="Arial" w:hAnsi="Arial" w:cs="Arial"/>
-          <w:color w:val="000000" w:themeColor="text1"/>
-          <w:szCs w:val="22"/>
-          <w:lang w:val="it-IT"/>
-        </w:rPr>
-      </w:pPr>
-      <w:r>
-        <w:rPr>
-          <w:rFonts w:ascii="Arial" w:hAnsi="Arial" w:cs="Arial"/>
-          <w:color w:val="000000" w:themeColor="text1"/>
-          <w:szCs w:val="22"/>
-        </w:rPr>
-        <w:tab/>
-      </w:r>
-      <w:r>
-        <w:rPr>
-          <w:rFonts w:ascii="Arial" w:hAnsi="Arial" w:cs="Arial"/>
-          <w:color w:val="000000" w:themeColor="text1"/>
-          <w:szCs w:val="22"/>
-        </w:rPr>
-        <w:t xml:space="preserve">{% </w:t>
-      </w:r>
-      <w:proofErr w:type="spellStart"/>
-      <w:r>
-        <w:rPr>
-          <w:rFonts w:ascii="Arial" w:hAnsi="Arial" w:cs="Arial"/>
-          <w:color w:val="000000" w:themeColor="text1"/>
-          <w:szCs w:val="22"/>
-        </w:rPr>
-        <w:t>endfor</w:t>
-      </w:r>
-      <w:proofErr w:type="spellEnd"/>
-      <w:r>
-        <w:rPr>
-          <w:rFonts w:ascii="Arial" w:hAnsi="Arial" w:cs="Arial"/>
-          <w:color w:val="000000" w:themeColor="text1"/>
-          <w:szCs w:val="22"/>
-        </w:rPr>
-        <w:t xml:space="preserve"> %}</w:t>
-      </w:r>
-    </w:p>
-    <w:p>
-      <w:pPr>
-        <w:pStyle w:val="ListParagraph"/>
-        <w:ind w:left="426"/>
-        <w:jc w:val="left"/>
-        <w:rPr>
-          <w:rFonts w:ascii="Arial" w:hAnsi="Arial" w:cs="Arial"/>
-          <w:color w:val="000000" w:themeColor="text1"/>
-          <w:szCs w:val="22"/>
-          <w:lang w:val="it-IT"/>
-        </w:rPr>
-        <w:sectPr>
-          <w:pgSz w:w="12240" w:h="15840"/>
-          <w:pgMar w:top="1440" w:right="1440" w:bottom="1440" w:left="1440" w:header="720" w:footer="720" w:gutter="0"/>
-          <w:cols w:space="720"/>
-          <w:titlePg/>
-          <w:docGrid w:linePitch="360"/>
-        </w:sectPr>
-      </w:pPr>
-    </w:p>
-    <w:p>
-      <w:pPr>
-        <w:pStyle w:val="ListParagraph"/>
-        <w:numPr>
-          <w:ilvl w:val="1"/>
-          <w:numId w:val="15"/>
-        </w:numPr>
-        <w:tabs>
-          <w:tab w:val="clear" w:pos="1440"/>
-          <w:tab w:val="num" w:pos="709"/>
-        </w:tabs>
-        <w:ind w:left="426" w:hanging="426"/>
+        <w:ind w:left="993" w:hanging="993"/>
         <w:jc w:val="left"/>
         <w:rPr>
           <w:rFonts w:ascii="Arial" w:hAnsi="Arial" w:cs="Arial"/>
@@ -36693,7 +36424,11 @@
     <w:p>
       <w:pPr>
         <w:pStyle w:val="ListParagraph"/>
-        <w:ind w:left="426"/>
+        <w:numPr>
+          <w:ilvl w:val="3"/>
+          <w:numId w:val="37"/>
+        </w:numPr>
+        <w:ind w:left="993" w:hanging="993"/>
         <w:jc w:val="left"/>
         <w:rPr>
           <w:rFonts w:ascii="Arial" w:hAnsi="Arial" w:cs="Arial"/>
@@ -36702,55 +36437,13 @@
           <w:lang w:val="it-IT"/>
         </w:rPr>
       </w:pPr>
-    </w:p>
-    <w:p>
-      <w:pPr>
-        <w:pStyle w:val="ListParagraph"/>
-        <w:ind w:left="426"/>
-        <w:jc w:val="left"/>
+      <w:r>
         <w:rPr>
           <w:rFonts w:ascii="Arial" w:hAnsi="Arial" w:cs="Arial"/>
           <w:color w:val="000000" w:themeColor="text1"/>
           <w:szCs w:val="22"/>
           <w:lang w:val="it-IT"/>
         </w:rPr>
-        <w:sectPr>
-          <w:pgSz w:w="12240" w:h="15840"/>
-          <w:pgMar w:top="1440" w:right="1440" w:bottom="1440" w:left="1440" w:header="720" w:footer="720" w:gutter="0"/>
-          <w:cols w:space="720"/>
-          <w:titlePg/>
-          <w:docGrid w:linePitch="360"/>
-        </w:sectPr>
-      </w:pPr>
-    </w:p>
-    <w:p>
-      <w:pPr>
-        <w:pStyle w:val="ListParagraph"/>
-        <w:numPr>
-          <w:ilvl w:val="1"/>
-          <w:numId w:val="15"/>
-        </w:numPr>
-        <w:tabs>
-          <w:tab w:val="clear" w:pos="1440"/>
-          <w:tab w:val="num" w:pos="709"/>
-        </w:tabs>
-        <w:ind w:left="426" w:hanging="426"/>
-        <w:jc w:val="left"/>
-        <w:rPr>
-          <w:rFonts w:ascii="Arial" w:hAnsi="Arial" w:cs="Arial"/>
-          <w:color w:val="000000" w:themeColor="text1"/>
-          <w:szCs w:val="22"/>
-          <w:lang w:val="it-IT"/>
-        </w:rPr>
-      </w:pPr>
-      <w:r>
-        <w:rPr>
-          <w:rFonts w:ascii="Arial" w:hAnsi="Arial" w:cs="Arial"/>
-          <w:color w:val="000000" w:themeColor="text1"/>
-          <w:szCs w:val="22"/>
-          <w:lang w:val="it-IT"/>
-        </w:rPr>
-        <w:lastRenderedPageBreak/>
         <w:t>Sertifikat Produk</w:t>
       </w:r>
     </w:p>
@@ -37052,28 +36745,11 @@
     <w:p>
       <w:pPr>
         <w:pStyle w:val="ListParagraph"/>
-        <w:ind w:left="426"/>
-        <w:jc w:val="left"/>
-        <w:rPr>
-          <w:rFonts w:ascii="Arial" w:hAnsi="Arial" w:cs="Arial"/>
-          <w:color w:val="000000" w:themeColor="text1"/>
-          <w:szCs w:val="22"/>
-          <w:lang w:val="it-IT"/>
-        </w:rPr>
-      </w:pPr>
-    </w:p>
-    <w:p>
-      <w:pPr>
-        <w:pStyle w:val="ListParagraph"/>
         <w:numPr>
-          <w:ilvl w:val="1"/>
-          <w:numId w:val="15"/>
+          <w:ilvl w:val="3"/>
+          <w:numId w:val="37"/>
         </w:numPr>
-        <w:tabs>
-          <w:tab w:val="clear" w:pos="1440"/>
-          <w:tab w:val="num" w:pos="709"/>
-        </w:tabs>
-        <w:ind w:left="426" w:hanging="426"/>
+        <w:ind w:left="993" w:hanging="993"/>
         <w:jc w:val="left"/>
         <w:rPr>
           <w:rFonts w:ascii="Arial" w:hAnsi="Arial" w:cs="Arial"/>
@@ -37388,14 +37064,10 @@
       <w:pPr>
         <w:pStyle w:val="ListParagraph"/>
         <w:numPr>
-          <w:ilvl w:val="1"/>
-          <w:numId w:val="15"/>
+          <w:ilvl w:val="3"/>
+          <w:numId w:val="37"/>
         </w:numPr>
-        <w:tabs>
-          <w:tab w:val="clear" w:pos="1440"/>
-          <w:tab w:val="num" w:pos="709"/>
-        </w:tabs>
-        <w:ind w:left="426" w:hanging="426"/>
+        <w:ind w:left="993" w:hanging="993"/>
         <w:jc w:val="left"/>
         <w:rPr>
           <w:rFonts w:ascii="Arial" w:hAnsi="Arial" w:cs="Arial"/>
@@ -37815,97 +37487,6 @@
     </w:p>
     <w:p>
       <w:pPr>
-        <w:pStyle w:val="ListParagraph"/>
-        <w:ind w:left="426"/>
-        <w:jc w:val="left"/>
-        <w:rPr>
-          <w:rFonts w:ascii="Arial" w:hAnsi="Arial" w:cs="Arial"/>
-          <w:color w:val="000000" w:themeColor="text1"/>
-          <w:szCs w:val="22"/>
-          <w:lang w:val="it-IT"/>
-        </w:rPr>
-      </w:pPr>
-    </w:p>
-    <w:p>
-      <w:pPr>
-        <w:pStyle w:val="ListParagraph"/>
-        <w:ind w:left="426"/>
-        <w:jc w:val="left"/>
-        <w:rPr>
-          <w:rFonts w:ascii="Arial" w:hAnsi="Arial" w:cs="Arial"/>
-          <w:color w:val="000000" w:themeColor="text1"/>
-          <w:szCs w:val="22"/>
-          <w:lang w:val="it-IT"/>
-        </w:rPr>
-      </w:pPr>
-    </w:p>
-    <w:p>
-      <w:pPr>
-        <w:pStyle w:val="ListParagraph"/>
-        <w:ind w:left="426"/>
-        <w:jc w:val="left"/>
-        <w:rPr>
-          <w:rFonts w:ascii="Arial" w:hAnsi="Arial" w:cs="Arial"/>
-          <w:color w:val="000000" w:themeColor="text1"/>
-          <w:szCs w:val="22"/>
-          <w:lang w:val="it-IT"/>
-        </w:rPr>
-      </w:pPr>
-    </w:p>
-    <w:p>
-      <w:pPr>
-        <w:pStyle w:val="ListParagraph"/>
-        <w:ind w:left="426"/>
-        <w:jc w:val="left"/>
-        <w:rPr>
-          <w:rFonts w:ascii="Arial" w:hAnsi="Arial" w:cs="Arial"/>
-          <w:color w:val="000000" w:themeColor="text1"/>
-          <w:szCs w:val="22"/>
-          <w:lang w:val="it-IT"/>
-        </w:rPr>
-      </w:pPr>
-    </w:p>
-    <w:p>
-      <w:pPr>
-        <w:pStyle w:val="ListParagraph"/>
-        <w:ind w:left="426"/>
-        <w:jc w:val="left"/>
-        <w:rPr>
-          <w:rFonts w:ascii="Arial" w:hAnsi="Arial" w:cs="Arial"/>
-          <w:color w:val="000000" w:themeColor="text1"/>
-          <w:szCs w:val="22"/>
-          <w:lang w:val="it-IT"/>
-        </w:rPr>
-      </w:pPr>
-    </w:p>
-    <w:p>
-      <w:pPr>
-        <w:pStyle w:val="ListParagraph"/>
-        <w:ind w:left="426"/>
-        <w:jc w:val="left"/>
-        <w:rPr>
-          <w:rFonts w:ascii="Arial" w:hAnsi="Arial" w:cs="Arial"/>
-          <w:color w:val="000000" w:themeColor="text1"/>
-          <w:szCs w:val="22"/>
-          <w:lang w:val="it-IT"/>
-        </w:rPr>
-      </w:pPr>
-    </w:p>
-    <w:p>
-      <w:pPr>
-        <w:pStyle w:val="ListParagraph"/>
-        <w:ind w:left="426"/>
-        <w:jc w:val="left"/>
-        <w:rPr>
-          <w:rFonts w:ascii="Arial" w:hAnsi="Arial" w:cs="Arial"/>
-          <w:color w:val="000000" w:themeColor="text1"/>
-          <w:szCs w:val="22"/>
-          <w:lang w:val="it-IT"/>
-        </w:rPr>
-      </w:pPr>
-    </w:p>
-    <w:p>
-      <w:pPr>
         <w:pStyle w:val="Heading3"/>
         <w:numPr>
           <w:ilvl w:val="0"/>
@@ -37945,14 +37526,10 @@
       <w:pPr>
         <w:pStyle w:val="ListParagraph"/>
         <w:numPr>
-          <w:ilvl w:val="2"/>
-          <w:numId w:val="15"/>
+          <w:ilvl w:val="3"/>
+          <w:numId w:val="38"/>
         </w:numPr>
-        <w:tabs>
-          <w:tab w:val="clear" w:pos="2160"/>
-          <w:tab w:val="num" w:pos="426"/>
-        </w:tabs>
-        <w:ind w:left="567" w:hanging="567"/>
+        <w:ind w:left="993" w:hanging="993"/>
         <w:jc w:val="left"/>
         <w:rPr>
           <w:rFonts w:ascii="Arial" w:hAnsi="Arial" w:cs="Arial"/>
@@ -38304,14 +37881,13 @@
       <w:pPr>
         <w:pStyle w:val="ListParagraph"/>
         <w:numPr>
-          <w:ilvl w:val="2"/>
-          <w:numId w:val="15"/>
+          <w:ilvl w:val="3"/>
+          <w:numId w:val="38"/>
         </w:numPr>
         <w:tabs>
-          <w:tab w:val="clear" w:pos="2160"/>
           <w:tab w:val="num" w:pos="426"/>
         </w:tabs>
-        <w:ind w:left="567" w:hanging="567"/>
+        <w:ind w:left="993" w:hanging="993"/>
         <w:jc w:val="left"/>
         <w:rPr>
           <w:rFonts w:ascii="Arial" w:hAnsi="Arial" w:cs="Arial"/>
@@ -38771,10 +38347,14 @@
     <w:p>
       <w:pPr>
         <w:pStyle w:val="ListParagraph"/>
+        <w:numPr>
+          <w:ilvl w:val="3"/>
+          <w:numId w:val="38"/>
+        </w:numPr>
         <w:tabs>
           <w:tab w:val="num" w:pos="426"/>
         </w:tabs>
-        <w:ind w:left="567"/>
+        <w:ind w:left="993" w:hanging="993"/>
         <w:jc w:val="left"/>
         <w:rPr>
           <w:rFonts w:ascii="Arial" w:hAnsi="Arial" w:cs="Arial"/>
@@ -38782,64 +38362,12 @@
           <w:szCs w:val="22"/>
         </w:rPr>
       </w:pPr>
-    </w:p>
-    <w:p>
-      <w:pPr>
-        <w:pStyle w:val="ListParagraph"/>
-        <w:ind w:left="426"/>
-        <w:jc w:val="left"/>
-        <w:rPr>
-          <w:rFonts w:ascii="Arial" w:hAnsi="Arial" w:cs="Arial"/>
-          <w:color w:val="000000" w:themeColor="text1"/>
-          <w:szCs w:val="22"/>
-        </w:rPr>
-      </w:pPr>
-    </w:p>
-    <w:p>
-      <w:pPr>
-        <w:pStyle w:val="ListParagraph"/>
-        <w:ind w:left="426"/>
-        <w:jc w:val="left"/>
-        <w:rPr>
-          <w:rFonts w:ascii="Arial" w:hAnsi="Arial" w:cs="Arial"/>
-          <w:color w:val="000000" w:themeColor="text1"/>
-          <w:szCs w:val="22"/>
-        </w:rPr>
-        <w:sectPr>
-          <w:pgSz w:w="12240" w:h="15840"/>
-          <w:pgMar w:top="1440" w:right="1440" w:bottom="1440" w:left="1440" w:header="720" w:footer="720" w:gutter="0"/>
-          <w:cols w:space="720"/>
-          <w:titlePg/>
-          <w:docGrid w:linePitch="360"/>
-        </w:sectPr>
-      </w:pPr>
-    </w:p>
-    <w:p>
-      <w:pPr>
-        <w:pStyle w:val="ListParagraph"/>
-        <w:numPr>
-          <w:ilvl w:val="2"/>
-          <w:numId w:val="15"/>
-        </w:numPr>
-        <w:tabs>
-          <w:tab w:val="clear" w:pos="2160"/>
-          <w:tab w:val="num" w:pos="426"/>
-        </w:tabs>
-        <w:ind w:left="567" w:hanging="567"/>
-        <w:jc w:val="left"/>
-        <w:rPr>
-          <w:rFonts w:ascii="Arial" w:hAnsi="Arial" w:cs="Arial"/>
-          <w:color w:val="000000" w:themeColor="text1"/>
-          <w:szCs w:val="22"/>
-        </w:rPr>
-      </w:pPr>
-      <w:r>
-        <w:rPr>
-          <w:rFonts w:ascii="Arial" w:hAnsi="Arial" w:cs="Arial"/>
-          <w:color w:val="000000" w:themeColor="text1"/>
-          <w:szCs w:val="22"/>
-        </w:rPr>
-        <w:lastRenderedPageBreak/>
+      <w:r>
+        <w:rPr>
+          <w:rFonts w:ascii="Arial" w:hAnsi="Arial" w:cs="Arial"/>
+          <w:color w:val="000000" w:themeColor="text1"/>
+          <w:szCs w:val="22"/>
+        </w:rPr>
         <w:t>F</w:t>
       </w:r>
       <w:r>
@@ -39204,14 +38732,13 @@
       <w:pPr>
         <w:pStyle w:val="ListParagraph"/>
         <w:numPr>
-          <w:ilvl w:val="2"/>
-          <w:numId w:val="15"/>
+          <w:ilvl w:val="3"/>
+          <w:numId w:val="38"/>
         </w:numPr>
         <w:tabs>
-          <w:tab w:val="clear" w:pos="2160"/>
           <w:tab w:val="num" w:pos="426"/>
         </w:tabs>
-        <w:ind w:left="567" w:hanging="567"/>
+        <w:ind w:left="993" w:hanging="993"/>
         <w:jc w:val="left"/>
         <w:rPr>
           <w:rFonts w:ascii="Arial" w:hAnsi="Arial" w:cs="Arial"/>
@@ -39694,14 +39221,13 @@
       <w:pPr>
         <w:pStyle w:val="ListParagraph"/>
         <w:numPr>
-          <w:ilvl w:val="2"/>
-          <w:numId w:val="15"/>
+          <w:ilvl w:val="3"/>
+          <w:numId w:val="38"/>
         </w:numPr>
         <w:tabs>
-          <w:tab w:val="clear" w:pos="2160"/>
           <w:tab w:val="num" w:pos="426"/>
         </w:tabs>
-        <w:ind w:left="567" w:hanging="567"/>
+        <w:ind w:left="993" w:hanging="993"/>
         <w:jc w:val="left"/>
         <w:rPr>
           <w:rFonts w:ascii="Arial" w:hAnsi="Arial" w:cs="Arial"/>
@@ -39993,13 +39519,9 @@
         <w:pStyle w:val="ListParagraph"/>
         <w:numPr>
           <w:ilvl w:val="3"/>
-          <w:numId w:val="15"/>
+          <w:numId w:val="39"/>
         </w:numPr>
-        <w:tabs>
-          <w:tab w:val="clear" w:pos="2880"/>
-          <w:tab w:val="num" w:pos="426"/>
-        </w:tabs>
-        <w:ind w:left="426" w:hanging="426"/>
+        <w:ind w:left="993" w:hanging="993"/>
         <w:jc w:val="left"/>
         <w:rPr>
           <w:rFonts w:ascii="Arial" w:hAnsi="Arial" w:cs="Arial"/>
@@ -40013,16 +39535,16 @@
           <w:color w:val="000000" w:themeColor="text1"/>
           <w:szCs w:val="22"/>
         </w:rPr>
-        <w:t xml:space="preserve">Daftar </w:t>
-      </w:r>
-      <w:proofErr w:type="spellStart"/>
-      <w:r>
-        <w:rPr>
-          <w:rFonts w:ascii="Arial" w:hAnsi="Arial" w:cs="Arial"/>
-          <w:color w:val="000000" w:themeColor="text1"/>
-          <w:szCs w:val="22"/>
-        </w:rPr>
-        <w:t>Gaji</w:t>
+        <w:t>Daftar G</w:t>
+      </w:r>
+      <w:proofErr w:type="spellStart"/>
+      <w:r>
+        <w:rPr>
+          <w:rFonts w:ascii="Arial" w:hAnsi="Arial" w:cs="Arial"/>
+          <w:color w:val="000000" w:themeColor="text1"/>
+          <w:szCs w:val="22"/>
+        </w:rPr>
+        <w:t>aji</w:t>
       </w:r>
       <w:proofErr w:type="spellEnd"/>
       <w:r>
@@ -40428,34 +39950,14 @@
     <w:p>
       <w:pPr>
         <w:pStyle w:val="ListParagraph"/>
-        <w:ind w:left="426"/>
-        <w:jc w:val="left"/>
-        <w:rPr>
-          <w:rFonts w:ascii="Arial" w:hAnsi="Arial" w:cs="Arial"/>
-          <w:color w:val="000000" w:themeColor="text1"/>
-          <w:szCs w:val="22"/>
-        </w:rPr>
-        <w:sectPr>
-          <w:pgSz w:w="12240" w:h="15840"/>
-          <w:pgMar w:top="1440" w:right="1440" w:bottom="1440" w:left="1440" w:header="720" w:footer="720" w:gutter="0"/>
-          <w:cols w:space="720"/>
-          <w:titlePg/>
-          <w:docGrid w:linePitch="360"/>
-        </w:sectPr>
-      </w:pPr>
-    </w:p>
-    <w:p>
-      <w:pPr>
-        <w:pStyle w:val="ListParagraph"/>
         <w:numPr>
           <w:ilvl w:val="3"/>
-          <w:numId w:val="15"/>
+          <w:numId w:val="39"/>
         </w:numPr>
         <w:tabs>
-          <w:tab w:val="clear" w:pos="2880"/>
           <w:tab w:val="num" w:pos="426"/>
         </w:tabs>
-        <w:ind w:left="426" w:hanging="426"/>
+        <w:ind w:left="993" w:hanging="993"/>
         <w:jc w:val="left"/>
         <w:rPr>
           <w:rFonts w:ascii="Arial" w:hAnsi="Arial" w:cs="Arial"/>
@@ -40469,7 +39971,6 @@
           <w:color w:val="000000" w:themeColor="text1"/>
           <w:szCs w:val="22"/>
         </w:rPr>
-        <w:lastRenderedPageBreak/>
         <w:t xml:space="preserve">Sampel </w:t>
       </w:r>
       <w:proofErr w:type="spellStart"/>
@@ -40871,77 +40372,14 @@
     <w:p>
       <w:pPr>
         <w:pStyle w:val="ListParagraph"/>
-        <w:ind w:left="426"/>
-        <w:jc w:val="left"/>
-        <w:rPr>
-          <w:rFonts w:ascii="Arial" w:hAnsi="Arial" w:cs="Arial"/>
-          <w:color w:val="000000" w:themeColor="text1"/>
-          <w:szCs w:val="22"/>
-        </w:rPr>
-      </w:pPr>
-    </w:p>
-    <w:p>
-      <w:pPr>
-        <w:jc w:val="center"/>
-        <w:rPr>
-          <w:rFonts w:ascii="Arial" w:hAnsi="Arial" w:cs="Arial"/>
-          <w:color w:val="000000" w:themeColor="text1"/>
-          <w:szCs w:val="22"/>
-          <w:lang w:val="it-IT"/>
-        </w:rPr>
-      </w:pPr>
-    </w:p>
-    <w:p>
-      <w:pPr>
-        <w:jc w:val="center"/>
-        <w:rPr>
-          <w:rFonts w:ascii="Arial" w:hAnsi="Arial" w:cs="Arial"/>
-          <w:color w:val="000000" w:themeColor="text1"/>
-          <w:szCs w:val="22"/>
-          <w:lang w:val="it-IT"/>
-        </w:rPr>
-      </w:pPr>
-      <w:r>
-        <w:rPr>
-          <w:rFonts w:ascii="Arial" w:hAnsi="Arial" w:cs="Arial"/>
-          <w:color w:val="000000" w:themeColor="text1"/>
-          <w:szCs w:val="22"/>
-          <w:lang w:val="it-IT"/>
-        </w:rPr>
-        <w:br w:type="page"/>
-      </w:r>
-    </w:p>
-    <w:p>
-      <w:pPr>
-        <w:pStyle w:val="ListParagraph"/>
-        <w:ind w:left="426"/>
-        <w:jc w:val="left"/>
-        <w:rPr>
-          <w:rFonts w:ascii="Arial" w:hAnsi="Arial" w:cs="Arial"/>
-          <w:color w:val="000000" w:themeColor="text1"/>
-          <w:szCs w:val="22"/>
-        </w:rPr>
-        <w:sectPr>
-          <w:pgSz w:w="12240" w:h="15840"/>
-          <w:pgMar w:top="1440" w:right="1440" w:bottom="1440" w:left="1440" w:header="720" w:footer="720" w:gutter="0"/>
-          <w:cols w:space="720"/>
-          <w:titlePg/>
-          <w:docGrid w:linePitch="360"/>
-        </w:sectPr>
-      </w:pPr>
-    </w:p>
-    <w:p>
-      <w:pPr>
-        <w:pStyle w:val="ListParagraph"/>
         <w:numPr>
           <w:ilvl w:val="3"/>
-          <w:numId w:val="15"/>
+          <w:numId w:val="39"/>
         </w:numPr>
         <w:tabs>
-          <w:tab w:val="clear" w:pos="2880"/>
           <w:tab w:val="num" w:pos="426"/>
         </w:tabs>
-        <w:ind w:left="426" w:hanging="426"/>
+        <w:ind w:left="993" w:hanging="993"/>
         <w:jc w:val="left"/>
         <w:rPr>
           <w:rFonts w:ascii="Arial" w:hAnsi="Arial" w:cs="Arial"/>
@@ -40956,7 +40394,6 @@
           <w:color w:val="000000" w:themeColor="text1"/>
           <w:szCs w:val="22"/>
         </w:rPr>
-        <w:lastRenderedPageBreak/>
         <w:t>Struktur</w:t>
       </w:r>
       <w:proofErr w:type="spellEnd"/>
@@ -41174,36 +40611,13 @@
       <w:pPr>
         <w:pStyle w:val="ListParagraph"/>
         <w:numPr>
-          <w:ilvl w:val="2"/>
-          <w:numId w:val="15"/>
-        </w:numPr>
-        <w:jc w:val="left"/>
-        <w:rPr>
-          <w:rFonts w:ascii="Arial" w:hAnsi="Arial" w:cs="Arial"/>
-          <w:color w:val="000000" w:themeColor="text1"/>
-          <w:szCs w:val="22"/>
-        </w:rPr>
-        <w:sectPr>
-          <w:pgSz w:w="12240" w:h="15840"/>
-          <w:pgMar w:top="1440" w:right="1440" w:bottom="1440" w:left="1440" w:header="720" w:footer="720" w:gutter="0"/>
-          <w:cols w:space="720"/>
-          <w:titlePg/>
-          <w:docGrid w:linePitch="360"/>
-        </w:sectPr>
-      </w:pPr>
-    </w:p>
-    <w:p>
-      <w:pPr>
-        <w:pStyle w:val="ListParagraph"/>
-        <w:numPr>
           <w:ilvl w:val="3"/>
-          <w:numId w:val="15"/>
+          <w:numId w:val="39"/>
         </w:numPr>
         <w:tabs>
-          <w:tab w:val="clear" w:pos="2880"/>
           <w:tab w:val="num" w:pos="426"/>
         </w:tabs>
-        <w:ind w:left="426" w:hanging="426"/>
+        <w:ind w:left="993" w:hanging="993"/>
         <w:jc w:val="left"/>
         <w:rPr>
           <w:rFonts w:ascii="Arial" w:hAnsi="Arial" w:cs="Arial"/>
@@ -41217,7 +40631,6 @@
           <w:color w:val="000000" w:themeColor="text1"/>
           <w:szCs w:val="22"/>
         </w:rPr>
-        <w:lastRenderedPageBreak/>
         <w:t xml:space="preserve">Foto </w:t>
       </w:r>
       <w:proofErr w:type="spellStart"/>
@@ -41620,34 +41033,14 @@
     <w:p>
       <w:pPr>
         <w:pStyle w:val="ListParagraph"/>
-        <w:ind w:left="426"/>
-        <w:jc w:val="left"/>
-        <w:rPr>
-          <w:rFonts w:ascii="Arial" w:hAnsi="Arial" w:cs="Arial"/>
-          <w:color w:val="000000" w:themeColor="text1"/>
-          <w:szCs w:val="22"/>
-        </w:rPr>
-        <w:sectPr>
-          <w:pgSz w:w="12240" w:h="15840"/>
-          <w:pgMar w:top="1440" w:right="1440" w:bottom="1440" w:left="1440" w:header="720" w:footer="720" w:gutter="0"/>
-          <w:cols w:space="720"/>
-          <w:titlePg/>
-          <w:docGrid w:linePitch="360"/>
-        </w:sectPr>
-      </w:pPr>
-    </w:p>
-    <w:p>
-      <w:pPr>
-        <w:pStyle w:val="ListParagraph"/>
         <w:numPr>
           <w:ilvl w:val="3"/>
-          <w:numId w:val="15"/>
+          <w:numId w:val="39"/>
         </w:numPr>
         <w:tabs>
-          <w:tab w:val="clear" w:pos="2880"/>
           <w:tab w:val="num" w:pos="426"/>
         </w:tabs>
-        <w:ind w:left="426" w:hanging="426"/>
+        <w:ind w:left="993" w:hanging="993"/>
         <w:jc w:val="left"/>
         <w:rPr>
           <w:rFonts w:ascii="Arial" w:hAnsi="Arial" w:cs="Arial"/>
@@ -41661,7 +41054,6 @@
           <w:color w:val="000000" w:themeColor="text1"/>
           <w:szCs w:val="22"/>
         </w:rPr>
-        <w:lastRenderedPageBreak/>
         <w:t xml:space="preserve">Daftar </w:t>
       </w:r>
       <w:proofErr w:type="spellStart"/>
@@ -42073,13 +41465,12 @@
         <w:pStyle w:val="ListParagraph"/>
         <w:numPr>
           <w:ilvl w:val="3"/>
-          <w:numId w:val="15"/>
+          <w:numId w:val="39"/>
         </w:numPr>
         <w:tabs>
-          <w:tab w:val="clear" w:pos="2880"/>
           <w:tab w:val="num" w:pos="426"/>
         </w:tabs>
-        <w:ind w:left="426" w:hanging="426"/>
+        <w:ind w:left="993" w:hanging="993"/>
         <w:jc w:val="left"/>
         <w:rPr>
           <w:rFonts w:ascii="Arial" w:hAnsi="Arial" w:cs="Arial"/>
@@ -42482,33 +41873,15 @@
     </w:p>
     <w:p>
       <w:pPr>
-        <w:jc w:val="left"/>
-        <w:rPr>
-          <w:rFonts w:ascii="Arial" w:hAnsi="Arial" w:cs="Arial"/>
-          <w:color w:val="000000" w:themeColor="text1"/>
-          <w:szCs w:val="22"/>
-        </w:rPr>
-        <w:sectPr>
-          <w:pgSz w:w="12240" w:h="15840"/>
-          <w:pgMar w:top="1440" w:right="1440" w:bottom="1440" w:left="1440" w:header="720" w:footer="720" w:gutter="0"/>
-          <w:cols w:space="720"/>
-          <w:titlePg/>
-          <w:docGrid w:linePitch="360"/>
-        </w:sectPr>
-      </w:pPr>
-    </w:p>
-    <w:p>
-      <w:pPr>
         <w:pStyle w:val="ListParagraph"/>
         <w:numPr>
           <w:ilvl w:val="3"/>
-          <w:numId w:val="15"/>
+          <w:numId w:val="39"/>
         </w:numPr>
         <w:tabs>
-          <w:tab w:val="clear" w:pos="2880"/>
           <w:tab w:val="num" w:pos="426"/>
         </w:tabs>
-        <w:ind w:left="426" w:hanging="426"/>
+        <w:ind w:left="993" w:hanging="993"/>
         <w:jc w:val="left"/>
         <w:rPr>
           <w:rFonts w:ascii="Arial" w:hAnsi="Arial" w:cs="Arial"/>
@@ -42523,7 +41896,6 @@
           <w:color w:val="000000" w:themeColor="text1"/>
           <w:szCs w:val="22"/>
         </w:rPr>
-        <w:lastRenderedPageBreak/>
         <w:t>Akta</w:t>
       </w:r>
       <w:proofErr w:type="spellEnd"/>
@@ -43417,7 +42789,6 @@
                 </w:rPr>
                 <w:fldChar w:fldCharType="separate"/>
               </w:r>
-              <w:proofErr w:type="spellStart"/>
               <w:r>
                 <w:rPr>
                   <w:rFonts w:ascii="Arial" w:hAnsi="Arial" w:cs="Arial"/>
@@ -43426,7 +42797,6 @@
                 </w:rPr>
                 <w:t>i</w:t>
               </w:r>
-              <w:proofErr w:type="spellEnd"/>
               <w:r>
                 <w:rPr>
                   <w:rFonts w:ascii="Arial" w:hAnsi="Arial" w:cs="Arial"/>
@@ -43608,7 +42978,6 @@
                 </w:rPr>
                 <w:fldChar w:fldCharType="separate"/>
               </w:r>
-              <w:proofErr w:type="spellStart"/>
               <w:r>
                 <w:rPr>
                   <w:rFonts w:ascii="Arial" w:hAnsi="Arial" w:cs="Arial"/>
@@ -43617,7 +42986,6 @@
                 </w:rPr>
                 <w:t>i</w:t>
               </w:r>
-              <w:proofErr w:type="spellEnd"/>
               <w:r>
                 <w:rPr>
                   <w:rFonts w:ascii="Arial" w:hAnsi="Arial" w:cs="Arial"/>
@@ -44566,6 +43934,119 @@
     </w:lvl>
   </w:abstractNum>
   <w:abstractNum w:abstractNumId="3" w15:restartNumberingAfterBreak="0">
+    <w:nsid w:val="0A593C39"/>
+    <w:multiLevelType w:val="multilevel"/>
+    <w:tmpl w:val="336AC89A"/>
+    <w:lvl w:ilvl="0">
+      <w:start w:val="3"/>
+      <w:numFmt w:val="decimal"/>
+      <w:lvlText w:val="%1"/>
+      <w:lvlJc w:val="left"/>
+      <w:pPr>
+        <w:ind w:left="660" w:hanging="660"/>
+      </w:pPr>
+      <w:rPr>
+        <w:rFonts w:hint="default"/>
+      </w:rPr>
+    </w:lvl>
+    <w:lvl w:ilvl="1">
+      <w:start w:val="9"/>
+      <w:numFmt w:val="decimal"/>
+      <w:lvlText w:val="%1.%2"/>
+      <w:lvlJc w:val="left"/>
+      <w:pPr>
+        <w:ind w:left="780" w:hanging="660"/>
+      </w:pPr>
+      <w:rPr>
+        <w:rFonts w:hint="default"/>
+      </w:rPr>
+    </w:lvl>
+    <w:lvl w:ilvl="2">
+      <w:start w:val="2"/>
+      <w:numFmt w:val="decimal"/>
+      <w:lvlText w:val="%1.%2.%3"/>
+      <w:lvlJc w:val="left"/>
+      <w:pPr>
+        <w:ind w:left="960" w:hanging="720"/>
+      </w:pPr>
+      <w:rPr>
+        <w:rFonts w:hint="default"/>
+      </w:rPr>
+    </w:lvl>
+    <w:lvl w:ilvl="3">
+      <w:start w:val="1"/>
+      <w:numFmt w:val="decimal"/>
+      <w:lvlText w:val="%1.%2.%3.%4"/>
+      <w:lvlJc w:val="left"/>
+      <w:pPr>
+        <w:ind w:left="1080" w:hanging="720"/>
+      </w:pPr>
+      <w:rPr>
+        <w:rFonts w:hint="default"/>
+      </w:rPr>
+    </w:lvl>
+    <w:lvl w:ilvl="4">
+      <w:start w:val="1"/>
+      <w:numFmt w:val="decimal"/>
+      <w:lvlText w:val="%1.%2.%3.%4.%5"/>
+      <w:lvlJc w:val="left"/>
+      <w:pPr>
+        <w:ind w:left="1560" w:hanging="1080"/>
+      </w:pPr>
+      <w:rPr>
+        <w:rFonts w:hint="default"/>
+      </w:rPr>
+    </w:lvl>
+    <w:lvl w:ilvl="5">
+      <w:start w:val="1"/>
+      <w:numFmt w:val="decimal"/>
+      <w:lvlText w:val="%1.%2.%3.%4.%5.%6"/>
+      <w:lvlJc w:val="left"/>
+      <w:pPr>
+        <w:ind w:left="1680" w:hanging="1080"/>
+      </w:pPr>
+      <w:rPr>
+        <w:rFonts w:hint="default"/>
+      </w:rPr>
+    </w:lvl>
+    <w:lvl w:ilvl="6">
+      <w:start w:val="1"/>
+      <w:numFmt w:val="decimal"/>
+      <w:lvlText w:val="%1.%2.%3.%4.%5.%6.%7"/>
+      <w:lvlJc w:val="left"/>
+      <w:pPr>
+        <w:ind w:left="2160" w:hanging="1440"/>
+      </w:pPr>
+      <w:rPr>
+        <w:rFonts w:hint="default"/>
+      </w:rPr>
+    </w:lvl>
+    <w:lvl w:ilvl="7">
+      <w:start w:val="1"/>
+      <w:numFmt w:val="decimal"/>
+      <w:lvlText w:val="%1.%2.%3.%4.%5.%6.%7.%8"/>
+      <w:lvlJc w:val="left"/>
+      <w:pPr>
+        <w:ind w:left="2280" w:hanging="1440"/>
+      </w:pPr>
+      <w:rPr>
+        <w:rFonts w:hint="default"/>
+      </w:rPr>
+    </w:lvl>
+    <w:lvl w:ilvl="8">
+      <w:start w:val="1"/>
+      <w:numFmt w:val="decimal"/>
+      <w:lvlText w:val="%1.%2.%3.%4.%5.%6.%7.%8.%9"/>
+      <w:lvlJc w:val="left"/>
+      <w:pPr>
+        <w:ind w:left="2760" w:hanging="1800"/>
+      </w:pPr>
+      <w:rPr>
+        <w:rFonts w:hint="default"/>
+      </w:rPr>
+    </w:lvl>
+  </w:abstractNum>
+  <w:abstractNum w:abstractNumId="4" w15:restartNumberingAfterBreak="0">
     <w:nsid w:val="0EDA6DFB"/>
     <w:multiLevelType w:val="hybridMultilevel"/>
     <w:tmpl w:val="F5BAA44C"/>
@@ -44684,7 +44165,7 @@
       </w:rPr>
     </w:lvl>
   </w:abstractNum>
-  <w:abstractNum w:abstractNumId="4" w15:restartNumberingAfterBreak="0">
+  <w:abstractNum w:abstractNumId="5" w15:restartNumberingAfterBreak="0">
     <w:nsid w:val="163353EF"/>
     <w:multiLevelType w:val="multilevel"/>
     <w:tmpl w:val="91AACB40"/>
@@ -44833,7 +44314,7 @@
       </w:rPr>
     </w:lvl>
   </w:abstractNum>
-  <w:abstractNum w:abstractNumId="5" w15:restartNumberingAfterBreak="0">
+  <w:abstractNum w:abstractNumId="6" w15:restartNumberingAfterBreak="0">
     <w:nsid w:val="17944339"/>
     <w:multiLevelType w:val="multilevel"/>
     <w:tmpl w:val="5988356E"/>
@@ -44946,7 +44427,7 @@
       </w:pPr>
     </w:lvl>
   </w:abstractNum>
-  <w:abstractNum w:abstractNumId="6" w15:restartNumberingAfterBreak="0">
+  <w:abstractNum w:abstractNumId="7" w15:restartNumberingAfterBreak="0">
     <w:nsid w:val="181335B3"/>
     <w:multiLevelType w:val="hybridMultilevel"/>
     <w:tmpl w:val="6BCE2494"/>
@@ -45040,7 +44521,7 @@
       </w:pPr>
     </w:lvl>
   </w:abstractNum>
-  <w:abstractNum w:abstractNumId="7" w15:restartNumberingAfterBreak="0">
+  <w:abstractNum w:abstractNumId="8" w15:restartNumberingAfterBreak="0">
     <w:nsid w:val="18145C74"/>
     <w:multiLevelType w:val="hybridMultilevel"/>
     <w:tmpl w:val="5182703E"/>
@@ -45129,7 +44610,7 @@
       </w:pPr>
     </w:lvl>
   </w:abstractNum>
-  <w:abstractNum w:abstractNumId="8" w15:restartNumberingAfterBreak="0">
+  <w:abstractNum w:abstractNumId="9" w15:restartNumberingAfterBreak="0">
     <w:nsid w:val="1D2E1F38"/>
     <w:multiLevelType w:val="multilevel"/>
     <w:tmpl w:val="F4FCEADE"/>
@@ -45274,7 +44755,7 @@
       </w:rPr>
     </w:lvl>
   </w:abstractNum>
-  <w:abstractNum w:abstractNumId="9" w15:restartNumberingAfterBreak="0">
+  <w:abstractNum w:abstractNumId="10" w15:restartNumberingAfterBreak="0">
     <w:nsid w:val="1EBB105C"/>
     <w:multiLevelType w:val="multilevel"/>
     <w:tmpl w:val="F4FCEADE"/>
@@ -45419,7 +44900,297 @@
       </w:rPr>
     </w:lvl>
   </w:abstractNum>
-  <w:abstractNum w:abstractNumId="10" w15:restartNumberingAfterBreak="0">
+  <w:abstractNum w:abstractNumId="11" w15:restartNumberingAfterBreak="0">
+    <w:nsid w:val="22AB2EAE"/>
+    <w:multiLevelType w:val="multilevel"/>
+    <w:tmpl w:val="F4FCEADE"/>
+    <w:lvl w:ilvl="0">
+      <w:start w:val="1"/>
+      <w:numFmt w:val="bullet"/>
+      <w:lvlText w:val=""/>
+      <w:lvlJc w:val="left"/>
+      <w:pPr>
+        <w:tabs>
+          <w:tab w:val="num" w:pos="720"/>
+        </w:tabs>
+        <w:ind w:left="720" w:hanging="360"/>
+      </w:pPr>
+      <w:rPr>
+        <w:rFonts w:ascii="Symbol" w:hAnsi="Symbol" w:hint="default"/>
+        <w:sz w:val="20"/>
+      </w:rPr>
+    </w:lvl>
+    <w:lvl w:ilvl="1">
+      <w:start w:val="1"/>
+      <w:numFmt w:val="decimal"/>
+      <w:lvlText w:val="%2."/>
+      <w:lvlJc w:val="left"/>
+      <w:pPr>
+        <w:tabs>
+          <w:tab w:val="num" w:pos="1440"/>
+        </w:tabs>
+        <w:ind w:left="1440" w:hanging="360"/>
+      </w:pPr>
+    </w:lvl>
+    <w:lvl w:ilvl="2" w:tentative="1">
+      <w:start w:val="1"/>
+      <w:numFmt w:val="bullet"/>
+      <w:lvlText w:val=""/>
+      <w:lvlJc w:val="left"/>
+      <w:pPr>
+        <w:tabs>
+          <w:tab w:val="num" w:pos="2160"/>
+        </w:tabs>
+        <w:ind w:left="2160" w:hanging="360"/>
+      </w:pPr>
+      <w:rPr>
+        <w:rFonts w:ascii="Wingdings" w:hAnsi="Wingdings" w:hint="default"/>
+        <w:sz w:val="20"/>
+      </w:rPr>
+    </w:lvl>
+    <w:lvl w:ilvl="3" w:tentative="1">
+      <w:start w:val="1"/>
+      <w:numFmt w:val="bullet"/>
+      <w:lvlText w:val=""/>
+      <w:lvlJc w:val="left"/>
+      <w:pPr>
+        <w:tabs>
+          <w:tab w:val="num" w:pos="2880"/>
+        </w:tabs>
+        <w:ind w:left="2880" w:hanging="360"/>
+      </w:pPr>
+      <w:rPr>
+        <w:rFonts w:ascii="Wingdings" w:hAnsi="Wingdings" w:hint="default"/>
+        <w:sz w:val="20"/>
+      </w:rPr>
+    </w:lvl>
+    <w:lvl w:ilvl="4" w:tentative="1">
+      <w:start w:val="1"/>
+      <w:numFmt w:val="bullet"/>
+      <w:lvlText w:val=""/>
+      <w:lvlJc w:val="left"/>
+      <w:pPr>
+        <w:tabs>
+          <w:tab w:val="num" w:pos="3600"/>
+        </w:tabs>
+        <w:ind w:left="3600" w:hanging="360"/>
+      </w:pPr>
+      <w:rPr>
+        <w:rFonts w:ascii="Wingdings" w:hAnsi="Wingdings" w:hint="default"/>
+        <w:sz w:val="20"/>
+      </w:rPr>
+    </w:lvl>
+    <w:lvl w:ilvl="5" w:tentative="1">
+      <w:start w:val="1"/>
+      <w:numFmt w:val="bullet"/>
+      <w:lvlText w:val=""/>
+      <w:lvlJc w:val="left"/>
+      <w:pPr>
+        <w:tabs>
+          <w:tab w:val="num" w:pos="4320"/>
+        </w:tabs>
+        <w:ind w:left="4320" w:hanging="360"/>
+      </w:pPr>
+      <w:rPr>
+        <w:rFonts w:ascii="Wingdings" w:hAnsi="Wingdings" w:hint="default"/>
+        <w:sz w:val="20"/>
+      </w:rPr>
+    </w:lvl>
+    <w:lvl w:ilvl="6" w:tentative="1">
+      <w:start w:val="1"/>
+      <w:numFmt w:val="bullet"/>
+      <w:lvlText w:val=""/>
+      <w:lvlJc w:val="left"/>
+      <w:pPr>
+        <w:tabs>
+          <w:tab w:val="num" w:pos="5040"/>
+        </w:tabs>
+        <w:ind w:left="5040" w:hanging="360"/>
+      </w:pPr>
+      <w:rPr>
+        <w:rFonts w:ascii="Wingdings" w:hAnsi="Wingdings" w:hint="default"/>
+        <w:sz w:val="20"/>
+      </w:rPr>
+    </w:lvl>
+    <w:lvl w:ilvl="7" w:tentative="1">
+      <w:start w:val="1"/>
+      <w:numFmt w:val="bullet"/>
+      <w:lvlText w:val=""/>
+      <w:lvlJc w:val="left"/>
+      <w:pPr>
+        <w:tabs>
+          <w:tab w:val="num" w:pos="5760"/>
+        </w:tabs>
+        <w:ind w:left="5760" w:hanging="360"/>
+      </w:pPr>
+      <w:rPr>
+        <w:rFonts w:ascii="Wingdings" w:hAnsi="Wingdings" w:hint="default"/>
+        <w:sz w:val="20"/>
+      </w:rPr>
+    </w:lvl>
+    <w:lvl w:ilvl="8" w:tentative="1">
+      <w:start w:val="1"/>
+      <w:numFmt w:val="bullet"/>
+      <w:lvlText w:val=""/>
+      <w:lvlJc w:val="left"/>
+      <w:pPr>
+        <w:tabs>
+          <w:tab w:val="num" w:pos="6480"/>
+        </w:tabs>
+        <w:ind w:left="6480" w:hanging="360"/>
+      </w:pPr>
+      <w:rPr>
+        <w:rFonts w:ascii="Wingdings" w:hAnsi="Wingdings" w:hint="default"/>
+        <w:sz w:val="20"/>
+      </w:rPr>
+    </w:lvl>
+  </w:abstractNum>
+  <w:abstractNum w:abstractNumId="12" w15:restartNumberingAfterBreak="0">
+    <w:nsid w:val="2BD547BF"/>
+    <w:multiLevelType w:val="multilevel"/>
+    <w:tmpl w:val="F4FCEADE"/>
+    <w:lvl w:ilvl="0">
+      <w:start w:val="1"/>
+      <w:numFmt w:val="bullet"/>
+      <w:lvlText w:val=""/>
+      <w:lvlJc w:val="left"/>
+      <w:pPr>
+        <w:tabs>
+          <w:tab w:val="num" w:pos="720"/>
+        </w:tabs>
+        <w:ind w:left="720" w:hanging="360"/>
+      </w:pPr>
+      <w:rPr>
+        <w:rFonts w:ascii="Symbol" w:hAnsi="Symbol" w:hint="default"/>
+        <w:sz w:val="20"/>
+      </w:rPr>
+    </w:lvl>
+    <w:lvl w:ilvl="1">
+      <w:start w:val="1"/>
+      <w:numFmt w:val="decimal"/>
+      <w:lvlText w:val="%2."/>
+      <w:lvlJc w:val="left"/>
+      <w:pPr>
+        <w:tabs>
+          <w:tab w:val="num" w:pos="1440"/>
+        </w:tabs>
+        <w:ind w:left="1440" w:hanging="360"/>
+      </w:pPr>
+    </w:lvl>
+    <w:lvl w:ilvl="2" w:tentative="1">
+      <w:start w:val="1"/>
+      <w:numFmt w:val="bullet"/>
+      <w:lvlText w:val=""/>
+      <w:lvlJc w:val="left"/>
+      <w:pPr>
+        <w:tabs>
+          <w:tab w:val="num" w:pos="2160"/>
+        </w:tabs>
+        <w:ind w:left="2160" w:hanging="360"/>
+      </w:pPr>
+      <w:rPr>
+        <w:rFonts w:ascii="Wingdings" w:hAnsi="Wingdings" w:hint="default"/>
+        <w:sz w:val="20"/>
+      </w:rPr>
+    </w:lvl>
+    <w:lvl w:ilvl="3" w:tentative="1">
+      <w:start w:val="1"/>
+      <w:numFmt w:val="bullet"/>
+      <w:lvlText w:val=""/>
+      <w:lvlJc w:val="left"/>
+      <w:pPr>
+        <w:tabs>
+          <w:tab w:val="num" w:pos="2880"/>
+        </w:tabs>
+        <w:ind w:left="2880" w:hanging="360"/>
+      </w:pPr>
+      <w:rPr>
+        <w:rFonts w:ascii="Wingdings" w:hAnsi="Wingdings" w:hint="default"/>
+        <w:sz w:val="20"/>
+      </w:rPr>
+    </w:lvl>
+    <w:lvl w:ilvl="4" w:tentative="1">
+      <w:start w:val="1"/>
+      <w:numFmt w:val="bullet"/>
+      <w:lvlText w:val=""/>
+      <w:lvlJc w:val="left"/>
+      <w:pPr>
+        <w:tabs>
+          <w:tab w:val="num" w:pos="3600"/>
+        </w:tabs>
+        <w:ind w:left="3600" w:hanging="360"/>
+      </w:pPr>
+      <w:rPr>
+        <w:rFonts w:ascii="Wingdings" w:hAnsi="Wingdings" w:hint="default"/>
+        <w:sz w:val="20"/>
+      </w:rPr>
+    </w:lvl>
+    <w:lvl w:ilvl="5" w:tentative="1">
+      <w:start w:val="1"/>
+      <w:numFmt w:val="bullet"/>
+      <w:lvlText w:val=""/>
+      <w:lvlJc w:val="left"/>
+      <w:pPr>
+        <w:tabs>
+          <w:tab w:val="num" w:pos="4320"/>
+        </w:tabs>
+        <w:ind w:left="4320" w:hanging="360"/>
+      </w:pPr>
+      <w:rPr>
+        <w:rFonts w:ascii="Wingdings" w:hAnsi="Wingdings" w:hint="default"/>
+        <w:sz w:val="20"/>
+      </w:rPr>
+    </w:lvl>
+    <w:lvl w:ilvl="6" w:tentative="1">
+      <w:start w:val="1"/>
+      <w:numFmt w:val="bullet"/>
+      <w:lvlText w:val=""/>
+      <w:lvlJc w:val="left"/>
+      <w:pPr>
+        <w:tabs>
+          <w:tab w:val="num" w:pos="5040"/>
+        </w:tabs>
+        <w:ind w:left="5040" w:hanging="360"/>
+      </w:pPr>
+      <w:rPr>
+        <w:rFonts w:ascii="Wingdings" w:hAnsi="Wingdings" w:hint="default"/>
+        <w:sz w:val="20"/>
+      </w:rPr>
+    </w:lvl>
+    <w:lvl w:ilvl="7" w:tentative="1">
+      <w:start w:val="1"/>
+      <w:numFmt w:val="bullet"/>
+      <w:lvlText w:val=""/>
+      <w:lvlJc w:val="left"/>
+      <w:pPr>
+        <w:tabs>
+          <w:tab w:val="num" w:pos="5760"/>
+        </w:tabs>
+        <w:ind w:left="5760" w:hanging="360"/>
+      </w:pPr>
+      <w:rPr>
+        <w:rFonts w:ascii="Wingdings" w:hAnsi="Wingdings" w:hint="default"/>
+        <w:sz w:val="20"/>
+      </w:rPr>
+    </w:lvl>
+    <w:lvl w:ilvl="8" w:tentative="1">
+      <w:start w:val="1"/>
+      <w:numFmt w:val="bullet"/>
+      <w:lvlText w:val=""/>
+      <w:lvlJc w:val="left"/>
+      <w:pPr>
+        <w:tabs>
+          <w:tab w:val="num" w:pos="6480"/>
+        </w:tabs>
+        <w:ind w:left="6480" w:hanging="360"/>
+      </w:pPr>
+      <w:rPr>
+        <w:rFonts w:ascii="Wingdings" w:hAnsi="Wingdings" w:hint="default"/>
+        <w:sz w:val="20"/>
+      </w:rPr>
+    </w:lvl>
+  </w:abstractNum>
+  <w:abstractNum w:abstractNumId="13" w15:restartNumberingAfterBreak="0">
     <w:nsid w:val="2C172AE0"/>
     <w:multiLevelType w:val="multilevel"/>
     <w:tmpl w:val="32B24E44"/>
@@ -45568,7 +45339,7 @@
       </w:rPr>
     </w:lvl>
   </w:abstractNum>
-  <w:abstractNum w:abstractNumId="11" w15:restartNumberingAfterBreak="0">
+  <w:abstractNum w:abstractNumId="14" w15:restartNumberingAfterBreak="0">
     <w:nsid w:val="34E14781"/>
     <w:multiLevelType w:val="hybridMultilevel"/>
     <w:tmpl w:val="240E9F06"/>
@@ -45661,7 +45432,120 @@
       </w:pPr>
     </w:lvl>
   </w:abstractNum>
-  <w:abstractNum w:abstractNumId="12" w15:restartNumberingAfterBreak="0">
+  <w:abstractNum w:abstractNumId="15" w15:restartNumberingAfterBreak="0">
+    <w:nsid w:val="35332B44"/>
+    <w:multiLevelType w:val="multilevel"/>
+    <w:tmpl w:val="F0CEBD86"/>
+    <w:lvl w:ilvl="0">
+      <w:start w:val="3"/>
+      <w:numFmt w:val="decimal"/>
+      <w:lvlText w:val="%1"/>
+      <w:lvlJc w:val="left"/>
+      <w:pPr>
+        <w:ind w:left="660" w:hanging="660"/>
+      </w:pPr>
+      <w:rPr>
+        <w:rFonts w:hint="default"/>
+      </w:rPr>
+    </w:lvl>
+    <w:lvl w:ilvl="1">
+      <w:start w:val="9"/>
+      <w:numFmt w:val="decimal"/>
+      <w:lvlText w:val="%1.%2"/>
+      <w:lvlJc w:val="left"/>
+      <w:pPr>
+        <w:ind w:left="1260" w:hanging="660"/>
+      </w:pPr>
+      <w:rPr>
+        <w:rFonts w:hint="default"/>
+      </w:rPr>
+    </w:lvl>
+    <w:lvl w:ilvl="2">
+      <w:start w:val="3"/>
+      <w:numFmt w:val="decimal"/>
+      <w:lvlText w:val="%1.%2.%3"/>
+      <w:lvlJc w:val="left"/>
+      <w:pPr>
+        <w:ind w:left="1920" w:hanging="720"/>
+      </w:pPr>
+      <w:rPr>
+        <w:rFonts w:hint="default"/>
+      </w:rPr>
+    </w:lvl>
+    <w:lvl w:ilvl="3">
+      <w:start w:val="1"/>
+      <w:numFmt w:val="decimal"/>
+      <w:lvlText w:val="%1.%2.%3.%4"/>
+      <w:lvlJc w:val="left"/>
+      <w:pPr>
+        <w:ind w:left="2520" w:hanging="720"/>
+      </w:pPr>
+      <w:rPr>
+        <w:rFonts w:hint="default"/>
+      </w:rPr>
+    </w:lvl>
+    <w:lvl w:ilvl="4">
+      <w:start w:val="1"/>
+      <w:numFmt w:val="decimal"/>
+      <w:lvlText w:val="%1.%2.%3.%4.%5"/>
+      <w:lvlJc w:val="left"/>
+      <w:pPr>
+        <w:ind w:left="3480" w:hanging="1080"/>
+      </w:pPr>
+      <w:rPr>
+        <w:rFonts w:hint="default"/>
+      </w:rPr>
+    </w:lvl>
+    <w:lvl w:ilvl="5">
+      <w:start w:val="1"/>
+      <w:numFmt w:val="decimal"/>
+      <w:lvlText w:val="%1.%2.%3.%4.%5.%6"/>
+      <w:lvlJc w:val="left"/>
+      <w:pPr>
+        <w:ind w:left="4080" w:hanging="1080"/>
+      </w:pPr>
+      <w:rPr>
+        <w:rFonts w:hint="default"/>
+      </w:rPr>
+    </w:lvl>
+    <w:lvl w:ilvl="6">
+      <w:start w:val="1"/>
+      <w:numFmt w:val="decimal"/>
+      <w:lvlText w:val="%1.%2.%3.%4.%5.%6.%7"/>
+      <w:lvlJc w:val="left"/>
+      <w:pPr>
+        <w:ind w:left="5040" w:hanging="1440"/>
+      </w:pPr>
+      <w:rPr>
+        <w:rFonts w:hint="default"/>
+      </w:rPr>
+    </w:lvl>
+    <w:lvl w:ilvl="7">
+      <w:start w:val="1"/>
+      <w:numFmt w:val="decimal"/>
+      <w:lvlText w:val="%1.%2.%3.%4.%5.%6.%7.%8"/>
+      <w:lvlJc w:val="left"/>
+      <w:pPr>
+        <w:ind w:left="5640" w:hanging="1440"/>
+      </w:pPr>
+      <w:rPr>
+        <w:rFonts w:hint="default"/>
+      </w:rPr>
+    </w:lvl>
+    <w:lvl w:ilvl="8">
+      <w:start w:val="1"/>
+      <w:numFmt w:val="decimal"/>
+      <w:lvlText w:val="%1.%2.%3.%4.%5.%6.%7.%8.%9"/>
+      <w:lvlJc w:val="left"/>
+      <w:pPr>
+        <w:ind w:left="6600" w:hanging="1800"/>
+      </w:pPr>
+      <w:rPr>
+        <w:rFonts w:hint="default"/>
+      </w:rPr>
+    </w:lvl>
+  </w:abstractNum>
+  <w:abstractNum w:abstractNumId="16" w15:restartNumberingAfterBreak="0">
     <w:nsid w:val="36396849"/>
     <w:multiLevelType w:val="multilevel"/>
     <w:tmpl w:val="F4FCEADE"/>
@@ -45806,7 +45690,120 @@
       </w:rPr>
     </w:lvl>
   </w:abstractNum>
-  <w:abstractNum w:abstractNumId="13" w15:restartNumberingAfterBreak="0">
+  <w:abstractNum w:abstractNumId="17" w15:restartNumberingAfterBreak="0">
+    <w:nsid w:val="3ADE12E9"/>
+    <w:multiLevelType w:val="multilevel"/>
+    <w:tmpl w:val="44E6A364"/>
+    <w:lvl w:ilvl="0">
+      <w:start w:val="3"/>
+      <w:numFmt w:val="decimal"/>
+      <w:lvlText w:val="%1"/>
+      <w:lvlJc w:val="left"/>
+      <w:pPr>
+        <w:ind w:left="660" w:hanging="660"/>
+      </w:pPr>
+      <w:rPr>
+        <w:rFonts w:hint="default"/>
+      </w:rPr>
+    </w:lvl>
+    <w:lvl w:ilvl="1">
+      <w:start w:val="9"/>
+      <w:numFmt w:val="decimal"/>
+      <w:lvlText w:val="%1.%2"/>
+      <w:lvlJc w:val="left"/>
+      <w:pPr>
+        <w:ind w:left="780" w:hanging="660"/>
+      </w:pPr>
+      <w:rPr>
+        <w:rFonts w:hint="default"/>
+      </w:rPr>
+    </w:lvl>
+    <w:lvl w:ilvl="2">
+      <w:start w:val="4"/>
+      <w:numFmt w:val="decimal"/>
+      <w:lvlText w:val="%1.%2.%3"/>
+      <w:lvlJc w:val="left"/>
+      <w:pPr>
+        <w:ind w:left="960" w:hanging="720"/>
+      </w:pPr>
+      <w:rPr>
+        <w:rFonts w:hint="default"/>
+      </w:rPr>
+    </w:lvl>
+    <w:lvl w:ilvl="3">
+      <w:start w:val="1"/>
+      <w:numFmt w:val="decimal"/>
+      <w:lvlText w:val="%1.%2.%3.%4"/>
+      <w:lvlJc w:val="left"/>
+      <w:pPr>
+        <w:ind w:left="1080" w:hanging="720"/>
+      </w:pPr>
+      <w:rPr>
+        <w:rFonts w:hint="default"/>
+      </w:rPr>
+    </w:lvl>
+    <w:lvl w:ilvl="4">
+      <w:start w:val="1"/>
+      <w:numFmt w:val="decimal"/>
+      <w:lvlText w:val="%1.%2.%3.%4.%5"/>
+      <w:lvlJc w:val="left"/>
+      <w:pPr>
+        <w:ind w:left="1560" w:hanging="1080"/>
+      </w:pPr>
+      <w:rPr>
+        <w:rFonts w:hint="default"/>
+      </w:rPr>
+    </w:lvl>
+    <w:lvl w:ilvl="5">
+      <w:start w:val="1"/>
+      <w:numFmt w:val="decimal"/>
+      <w:lvlText w:val="%1.%2.%3.%4.%5.%6"/>
+      <w:lvlJc w:val="left"/>
+      <w:pPr>
+        <w:ind w:left="1680" w:hanging="1080"/>
+      </w:pPr>
+      <w:rPr>
+        <w:rFonts w:hint="default"/>
+      </w:rPr>
+    </w:lvl>
+    <w:lvl w:ilvl="6">
+      <w:start w:val="1"/>
+      <w:numFmt w:val="decimal"/>
+      <w:lvlText w:val="%1.%2.%3.%4.%5.%6.%7"/>
+      <w:lvlJc w:val="left"/>
+      <w:pPr>
+        <w:ind w:left="2160" w:hanging="1440"/>
+      </w:pPr>
+      <w:rPr>
+        <w:rFonts w:hint="default"/>
+      </w:rPr>
+    </w:lvl>
+    <w:lvl w:ilvl="7">
+      <w:start w:val="1"/>
+      <w:numFmt w:val="decimal"/>
+      <w:lvlText w:val="%1.%2.%3.%4.%5.%6.%7.%8"/>
+      <w:lvlJc w:val="left"/>
+      <w:pPr>
+        <w:ind w:left="2280" w:hanging="1440"/>
+      </w:pPr>
+      <w:rPr>
+        <w:rFonts w:hint="default"/>
+      </w:rPr>
+    </w:lvl>
+    <w:lvl w:ilvl="8">
+      <w:start w:val="1"/>
+      <w:numFmt w:val="decimal"/>
+      <w:lvlText w:val="%1.%2.%3.%4.%5.%6.%7.%8.%9"/>
+      <w:lvlJc w:val="left"/>
+      <w:pPr>
+        <w:ind w:left="2760" w:hanging="1800"/>
+      </w:pPr>
+      <w:rPr>
+        <w:rFonts w:hint="default"/>
+      </w:rPr>
+    </w:lvl>
+  </w:abstractNum>
+  <w:abstractNum w:abstractNumId="18" w15:restartNumberingAfterBreak="0">
     <w:nsid w:val="40C33A8E"/>
     <w:multiLevelType w:val="hybridMultilevel"/>
     <w:tmpl w:val="4532ED06"/>
@@ -45895,7 +45892,7 @@
       </w:pPr>
     </w:lvl>
   </w:abstractNum>
-  <w:abstractNum w:abstractNumId="14" w15:restartNumberingAfterBreak="0">
+  <w:abstractNum w:abstractNumId="19" w15:restartNumberingAfterBreak="0">
     <w:nsid w:val="43A85717"/>
     <w:multiLevelType w:val="multilevel"/>
     <w:tmpl w:val="EF1E0EB2"/>
@@ -46025,95 +46022,8 @@
       </w:rPr>
     </w:lvl>
   </w:abstractNum>
-  <w:abstractNum w:abstractNumId="15" w15:restartNumberingAfterBreak="0">
-    <w:nsid w:val="4D672960"/>
-    <w:multiLevelType w:val="hybridMultilevel"/>
-    <w:tmpl w:val="DB5A9F8A"/>
-    <w:lvl w:ilvl="0" w:tplc="F1281690">
-      <w:start w:val="1"/>
-      <w:numFmt w:val="decimal"/>
-      <w:pStyle w:val="019-NUMBPAR"/>
-      <w:lvlText w:val="%1."/>
-      <w:lvlJc w:val="left"/>
-      <w:pPr>
-        <w:ind w:left="720" w:hanging="360"/>
-      </w:pPr>
-    </w:lvl>
-    <w:lvl w:ilvl="1" w:tplc="04090019" w:tentative="1">
-      <w:start w:val="1"/>
-      <w:numFmt w:val="lowerLetter"/>
-      <w:lvlText w:val="%2."/>
-      <w:lvlJc w:val="left"/>
-      <w:pPr>
-        <w:ind w:left="1440" w:hanging="360"/>
-      </w:pPr>
-    </w:lvl>
-    <w:lvl w:ilvl="2" w:tplc="0409001B" w:tentative="1">
-      <w:start w:val="1"/>
-      <w:numFmt w:val="lowerRoman"/>
-      <w:lvlText w:val="%3."/>
-      <w:lvlJc w:val="right"/>
-      <w:pPr>
-        <w:ind w:left="2160" w:hanging="180"/>
-      </w:pPr>
-    </w:lvl>
-    <w:lvl w:ilvl="3" w:tplc="0409000F" w:tentative="1">
-      <w:start w:val="1"/>
-      <w:numFmt w:val="decimal"/>
-      <w:lvlText w:val="%4."/>
-      <w:lvlJc w:val="left"/>
-      <w:pPr>
-        <w:ind w:left="2880" w:hanging="360"/>
-      </w:pPr>
-    </w:lvl>
-    <w:lvl w:ilvl="4" w:tplc="04090019" w:tentative="1">
-      <w:start w:val="1"/>
-      <w:numFmt w:val="lowerLetter"/>
-      <w:lvlText w:val="%5."/>
-      <w:lvlJc w:val="left"/>
-      <w:pPr>
-        <w:ind w:left="3600" w:hanging="360"/>
-      </w:pPr>
-    </w:lvl>
-    <w:lvl w:ilvl="5" w:tplc="0409001B" w:tentative="1">
-      <w:start w:val="1"/>
-      <w:numFmt w:val="lowerRoman"/>
-      <w:lvlText w:val="%6."/>
-      <w:lvlJc w:val="right"/>
-      <w:pPr>
-        <w:ind w:left="4320" w:hanging="180"/>
-      </w:pPr>
-    </w:lvl>
-    <w:lvl w:ilvl="6" w:tplc="0409000F" w:tentative="1">
-      <w:start w:val="1"/>
-      <w:numFmt w:val="decimal"/>
-      <w:lvlText w:val="%7."/>
-      <w:lvlJc w:val="left"/>
-      <w:pPr>
-        <w:ind w:left="5040" w:hanging="360"/>
-      </w:pPr>
-    </w:lvl>
-    <w:lvl w:ilvl="7" w:tplc="04090019" w:tentative="1">
-      <w:start w:val="1"/>
-      <w:numFmt w:val="lowerLetter"/>
-      <w:lvlText w:val="%8."/>
-      <w:lvlJc w:val="left"/>
-      <w:pPr>
-        <w:ind w:left="5760" w:hanging="360"/>
-      </w:pPr>
-    </w:lvl>
-    <w:lvl w:ilvl="8" w:tplc="0409001B" w:tentative="1">
-      <w:start w:val="1"/>
-      <w:numFmt w:val="lowerRoman"/>
-      <w:lvlText w:val="%9."/>
-      <w:lvlJc w:val="right"/>
-      <w:pPr>
-        <w:ind w:left="6480" w:hanging="180"/>
-      </w:pPr>
-    </w:lvl>
-  </w:abstractNum>
-  <w:abstractNum w:abstractNumId="16" w15:restartNumberingAfterBreak="0">
-    <w:nsid w:val="56165824"/>
+  <w:abstractNum w:abstractNumId="20" w15:restartNumberingAfterBreak="0">
+    <w:nsid w:val="4880264B"/>
     <w:multiLevelType w:val="multilevel"/>
     <w:tmpl w:val="F4FCEADE"/>
     <w:lvl w:ilvl="0">
@@ -46257,7 +46167,470 @@
       </w:rPr>
     </w:lvl>
   </w:abstractNum>
-  <w:abstractNum w:abstractNumId="17" w15:restartNumberingAfterBreak="0">
+  <w:abstractNum w:abstractNumId="21" w15:restartNumberingAfterBreak="0">
+    <w:nsid w:val="4969735C"/>
+    <w:multiLevelType w:val="multilevel"/>
+    <w:tmpl w:val="F4FCEADE"/>
+    <w:lvl w:ilvl="0">
+      <w:start w:val="1"/>
+      <w:numFmt w:val="bullet"/>
+      <w:lvlText w:val=""/>
+      <w:lvlJc w:val="left"/>
+      <w:pPr>
+        <w:tabs>
+          <w:tab w:val="num" w:pos="720"/>
+        </w:tabs>
+        <w:ind w:left="720" w:hanging="360"/>
+      </w:pPr>
+      <w:rPr>
+        <w:rFonts w:ascii="Symbol" w:hAnsi="Symbol" w:hint="default"/>
+        <w:sz w:val="20"/>
+      </w:rPr>
+    </w:lvl>
+    <w:lvl w:ilvl="1">
+      <w:start w:val="1"/>
+      <w:numFmt w:val="decimal"/>
+      <w:lvlText w:val="%2."/>
+      <w:lvlJc w:val="left"/>
+      <w:pPr>
+        <w:tabs>
+          <w:tab w:val="num" w:pos="1440"/>
+        </w:tabs>
+        <w:ind w:left="1440" w:hanging="360"/>
+      </w:pPr>
+    </w:lvl>
+    <w:lvl w:ilvl="2" w:tentative="1">
+      <w:start w:val="1"/>
+      <w:numFmt w:val="bullet"/>
+      <w:lvlText w:val=""/>
+      <w:lvlJc w:val="left"/>
+      <w:pPr>
+        <w:tabs>
+          <w:tab w:val="num" w:pos="2160"/>
+        </w:tabs>
+        <w:ind w:left="2160" w:hanging="360"/>
+      </w:pPr>
+      <w:rPr>
+        <w:rFonts w:ascii="Wingdings" w:hAnsi="Wingdings" w:hint="default"/>
+        <w:sz w:val="20"/>
+      </w:rPr>
+    </w:lvl>
+    <w:lvl w:ilvl="3" w:tentative="1">
+      <w:start w:val="1"/>
+      <w:numFmt w:val="bullet"/>
+      <w:lvlText w:val=""/>
+      <w:lvlJc w:val="left"/>
+      <w:pPr>
+        <w:tabs>
+          <w:tab w:val="num" w:pos="2880"/>
+        </w:tabs>
+        <w:ind w:left="2880" w:hanging="360"/>
+      </w:pPr>
+      <w:rPr>
+        <w:rFonts w:ascii="Wingdings" w:hAnsi="Wingdings" w:hint="default"/>
+        <w:sz w:val="20"/>
+      </w:rPr>
+    </w:lvl>
+    <w:lvl w:ilvl="4" w:tentative="1">
+      <w:start w:val="1"/>
+      <w:numFmt w:val="bullet"/>
+      <w:lvlText w:val=""/>
+      <w:lvlJc w:val="left"/>
+      <w:pPr>
+        <w:tabs>
+          <w:tab w:val="num" w:pos="3600"/>
+        </w:tabs>
+        <w:ind w:left="3600" w:hanging="360"/>
+      </w:pPr>
+      <w:rPr>
+        <w:rFonts w:ascii="Wingdings" w:hAnsi="Wingdings" w:hint="default"/>
+        <w:sz w:val="20"/>
+      </w:rPr>
+    </w:lvl>
+    <w:lvl w:ilvl="5" w:tentative="1">
+      <w:start w:val="1"/>
+      <w:numFmt w:val="bullet"/>
+      <w:lvlText w:val=""/>
+      <w:lvlJc w:val="left"/>
+      <w:pPr>
+        <w:tabs>
+          <w:tab w:val="num" w:pos="4320"/>
+        </w:tabs>
+        <w:ind w:left="4320" w:hanging="360"/>
+      </w:pPr>
+      <w:rPr>
+        <w:rFonts w:ascii="Wingdings" w:hAnsi="Wingdings" w:hint="default"/>
+        <w:sz w:val="20"/>
+      </w:rPr>
+    </w:lvl>
+    <w:lvl w:ilvl="6" w:tentative="1">
+      <w:start w:val="1"/>
+      <w:numFmt w:val="bullet"/>
+      <w:lvlText w:val=""/>
+      <w:lvlJc w:val="left"/>
+      <w:pPr>
+        <w:tabs>
+          <w:tab w:val="num" w:pos="5040"/>
+        </w:tabs>
+        <w:ind w:left="5040" w:hanging="360"/>
+      </w:pPr>
+      <w:rPr>
+        <w:rFonts w:ascii="Wingdings" w:hAnsi="Wingdings" w:hint="default"/>
+        <w:sz w:val="20"/>
+      </w:rPr>
+    </w:lvl>
+    <w:lvl w:ilvl="7" w:tentative="1">
+      <w:start w:val="1"/>
+      <w:numFmt w:val="bullet"/>
+      <w:lvlText w:val=""/>
+      <w:lvlJc w:val="left"/>
+      <w:pPr>
+        <w:tabs>
+          <w:tab w:val="num" w:pos="5760"/>
+        </w:tabs>
+        <w:ind w:left="5760" w:hanging="360"/>
+      </w:pPr>
+      <w:rPr>
+        <w:rFonts w:ascii="Wingdings" w:hAnsi="Wingdings" w:hint="default"/>
+        <w:sz w:val="20"/>
+      </w:rPr>
+    </w:lvl>
+    <w:lvl w:ilvl="8" w:tentative="1">
+      <w:start w:val="1"/>
+      <w:numFmt w:val="bullet"/>
+      <w:lvlText w:val=""/>
+      <w:lvlJc w:val="left"/>
+      <w:pPr>
+        <w:tabs>
+          <w:tab w:val="num" w:pos="6480"/>
+        </w:tabs>
+        <w:ind w:left="6480" w:hanging="360"/>
+      </w:pPr>
+      <w:rPr>
+        <w:rFonts w:ascii="Wingdings" w:hAnsi="Wingdings" w:hint="default"/>
+        <w:sz w:val="20"/>
+      </w:rPr>
+    </w:lvl>
+  </w:abstractNum>
+  <w:abstractNum w:abstractNumId="22" w15:restartNumberingAfterBreak="0">
+    <w:nsid w:val="4D672960"/>
+    <w:multiLevelType w:val="hybridMultilevel"/>
+    <w:tmpl w:val="DB5A9F8A"/>
+    <w:lvl w:ilvl="0" w:tplc="F1281690">
+      <w:start w:val="1"/>
+      <w:numFmt w:val="decimal"/>
+      <w:pStyle w:val="019-NUMBPAR"/>
+      <w:lvlText w:val="%1."/>
+      <w:lvlJc w:val="left"/>
+      <w:pPr>
+        <w:ind w:left="720" w:hanging="360"/>
+      </w:pPr>
+    </w:lvl>
+    <w:lvl w:ilvl="1" w:tplc="04090019" w:tentative="1">
+      <w:start w:val="1"/>
+      <w:numFmt w:val="lowerLetter"/>
+      <w:lvlText w:val="%2."/>
+      <w:lvlJc w:val="left"/>
+      <w:pPr>
+        <w:ind w:left="1440" w:hanging="360"/>
+      </w:pPr>
+    </w:lvl>
+    <w:lvl w:ilvl="2" w:tplc="0409001B" w:tentative="1">
+      <w:start w:val="1"/>
+      <w:numFmt w:val="lowerRoman"/>
+      <w:lvlText w:val="%3."/>
+      <w:lvlJc w:val="right"/>
+      <w:pPr>
+        <w:ind w:left="2160" w:hanging="180"/>
+      </w:pPr>
+    </w:lvl>
+    <w:lvl w:ilvl="3" w:tplc="0409000F" w:tentative="1">
+      <w:start w:val="1"/>
+      <w:numFmt w:val="decimal"/>
+      <w:lvlText w:val="%4."/>
+      <w:lvlJc w:val="left"/>
+      <w:pPr>
+        <w:ind w:left="2880" w:hanging="360"/>
+      </w:pPr>
+    </w:lvl>
+    <w:lvl w:ilvl="4" w:tplc="04090019" w:tentative="1">
+      <w:start w:val="1"/>
+      <w:numFmt w:val="lowerLetter"/>
+      <w:lvlText w:val="%5."/>
+      <w:lvlJc w:val="left"/>
+      <w:pPr>
+        <w:ind w:left="3600" w:hanging="360"/>
+      </w:pPr>
+    </w:lvl>
+    <w:lvl w:ilvl="5" w:tplc="0409001B" w:tentative="1">
+      <w:start w:val="1"/>
+      <w:numFmt w:val="lowerRoman"/>
+      <w:lvlText w:val="%6."/>
+      <w:lvlJc w:val="right"/>
+      <w:pPr>
+        <w:ind w:left="4320" w:hanging="180"/>
+      </w:pPr>
+    </w:lvl>
+    <w:lvl w:ilvl="6" w:tplc="0409000F" w:tentative="1">
+      <w:start w:val="1"/>
+      <w:numFmt w:val="decimal"/>
+      <w:lvlText w:val="%7."/>
+      <w:lvlJc w:val="left"/>
+      <w:pPr>
+        <w:ind w:left="5040" w:hanging="360"/>
+      </w:pPr>
+    </w:lvl>
+    <w:lvl w:ilvl="7" w:tplc="04090019" w:tentative="1">
+      <w:start w:val="1"/>
+      <w:numFmt w:val="lowerLetter"/>
+      <w:lvlText w:val="%8."/>
+      <w:lvlJc w:val="left"/>
+      <w:pPr>
+        <w:ind w:left="5760" w:hanging="360"/>
+      </w:pPr>
+    </w:lvl>
+    <w:lvl w:ilvl="8" w:tplc="0409001B" w:tentative="1">
+      <w:start w:val="1"/>
+      <w:numFmt w:val="lowerRoman"/>
+      <w:lvlText w:val="%9."/>
+      <w:lvlJc w:val="right"/>
+      <w:pPr>
+        <w:ind w:left="6480" w:hanging="180"/>
+      </w:pPr>
+    </w:lvl>
+  </w:abstractNum>
+  <w:abstractNum w:abstractNumId="23" w15:restartNumberingAfterBreak="0">
+    <w:nsid w:val="56165824"/>
+    <w:multiLevelType w:val="multilevel"/>
+    <w:tmpl w:val="F4FCEADE"/>
+    <w:lvl w:ilvl="0">
+      <w:start w:val="1"/>
+      <w:numFmt w:val="bullet"/>
+      <w:lvlText w:val=""/>
+      <w:lvlJc w:val="left"/>
+      <w:pPr>
+        <w:tabs>
+          <w:tab w:val="num" w:pos="720"/>
+        </w:tabs>
+        <w:ind w:left="720" w:hanging="360"/>
+      </w:pPr>
+      <w:rPr>
+        <w:rFonts w:ascii="Symbol" w:hAnsi="Symbol" w:hint="default"/>
+        <w:sz w:val="20"/>
+      </w:rPr>
+    </w:lvl>
+    <w:lvl w:ilvl="1">
+      <w:start w:val="1"/>
+      <w:numFmt w:val="decimal"/>
+      <w:lvlText w:val="%2."/>
+      <w:lvlJc w:val="left"/>
+      <w:pPr>
+        <w:tabs>
+          <w:tab w:val="num" w:pos="1440"/>
+        </w:tabs>
+        <w:ind w:left="1440" w:hanging="360"/>
+      </w:pPr>
+    </w:lvl>
+    <w:lvl w:ilvl="2" w:tentative="1">
+      <w:start w:val="1"/>
+      <w:numFmt w:val="bullet"/>
+      <w:lvlText w:val=""/>
+      <w:lvlJc w:val="left"/>
+      <w:pPr>
+        <w:tabs>
+          <w:tab w:val="num" w:pos="2160"/>
+        </w:tabs>
+        <w:ind w:left="2160" w:hanging="360"/>
+      </w:pPr>
+      <w:rPr>
+        <w:rFonts w:ascii="Wingdings" w:hAnsi="Wingdings" w:hint="default"/>
+        <w:sz w:val="20"/>
+      </w:rPr>
+    </w:lvl>
+    <w:lvl w:ilvl="3" w:tentative="1">
+      <w:start w:val="1"/>
+      <w:numFmt w:val="bullet"/>
+      <w:lvlText w:val=""/>
+      <w:lvlJc w:val="left"/>
+      <w:pPr>
+        <w:tabs>
+          <w:tab w:val="num" w:pos="2880"/>
+        </w:tabs>
+        <w:ind w:left="2880" w:hanging="360"/>
+      </w:pPr>
+      <w:rPr>
+        <w:rFonts w:ascii="Wingdings" w:hAnsi="Wingdings" w:hint="default"/>
+        <w:sz w:val="20"/>
+      </w:rPr>
+    </w:lvl>
+    <w:lvl w:ilvl="4" w:tentative="1">
+      <w:start w:val="1"/>
+      <w:numFmt w:val="bullet"/>
+      <w:lvlText w:val=""/>
+      <w:lvlJc w:val="left"/>
+      <w:pPr>
+        <w:tabs>
+          <w:tab w:val="num" w:pos="3600"/>
+        </w:tabs>
+        <w:ind w:left="3600" w:hanging="360"/>
+      </w:pPr>
+      <w:rPr>
+        <w:rFonts w:ascii="Wingdings" w:hAnsi="Wingdings" w:hint="default"/>
+        <w:sz w:val="20"/>
+      </w:rPr>
+    </w:lvl>
+    <w:lvl w:ilvl="5" w:tentative="1">
+      <w:start w:val="1"/>
+      <w:numFmt w:val="bullet"/>
+      <w:lvlText w:val=""/>
+      <w:lvlJc w:val="left"/>
+      <w:pPr>
+        <w:tabs>
+          <w:tab w:val="num" w:pos="4320"/>
+        </w:tabs>
+        <w:ind w:left="4320" w:hanging="360"/>
+      </w:pPr>
+      <w:rPr>
+        <w:rFonts w:ascii="Wingdings" w:hAnsi="Wingdings" w:hint="default"/>
+        <w:sz w:val="20"/>
+      </w:rPr>
+    </w:lvl>
+    <w:lvl w:ilvl="6" w:tentative="1">
+      <w:start w:val="1"/>
+      <w:numFmt w:val="bullet"/>
+      <w:lvlText w:val=""/>
+      <w:lvlJc w:val="left"/>
+      <w:pPr>
+        <w:tabs>
+          <w:tab w:val="num" w:pos="5040"/>
+        </w:tabs>
+        <w:ind w:left="5040" w:hanging="360"/>
+      </w:pPr>
+      <w:rPr>
+        <w:rFonts w:ascii="Wingdings" w:hAnsi="Wingdings" w:hint="default"/>
+        <w:sz w:val="20"/>
+      </w:rPr>
+    </w:lvl>
+    <w:lvl w:ilvl="7" w:tentative="1">
+      <w:start w:val="1"/>
+      <w:numFmt w:val="bullet"/>
+      <w:lvlText w:val=""/>
+      <w:lvlJc w:val="left"/>
+      <w:pPr>
+        <w:tabs>
+          <w:tab w:val="num" w:pos="5760"/>
+        </w:tabs>
+        <w:ind w:left="5760" w:hanging="360"/>
+      </w:pPr>
+      <w:rPr>
+        <w:rFonts w:ascii="Wingdings" w:hAnsi="Wingdings" w:hint="default"/>
+        <w:sz w:val="20"/>
+      </w:rPr>
+    </w:lvl>
+    <w:lvl w:ilvl="8" w:tentative="1">
+      <w:start w:val="1"/>
+      <w:numFmt w:val="bullet"/>
+      <w:lvlText w:val=""/>
+      <w:lvlJc w:val="left"/>
+      <w:pPr>
+        <w:tabs>
+          <w:tab w:val="num" w:pos="6480"/>
+        </w:tabs>
+        <w:ind w:left="6480" w:hanging="360"/>
+      </w:pPr>
+      <w:rPr>
+        <w:rFonts w:ascii="Wingdings" w:hAnsi="Wingdings" w:hint="default"/>
+        <w:sz w:val="20"/>
+      </w:rPr>
+    </w:lvl>
+  </w:abstractNum>
+  <w:abstractNum w:abstractNumId="24" w15:restartNumberingAfterBreak="0">
+    <w:nsid w:val="59CB7726"/>
+    <w:multiLevelType w:val="hybridMultilevel"/>
+    <w:tmpl w:val="86C6C124"/>
+    <w:lvl w:ilvl="0" w:tplc="38090019">
+      <w:start w:val="1"/>
+      <w:numFmt w:val="lowerLetter"/>
+      <w:lvlText w:val="%1."/>
+      <w:lvlJc w:val="left"/>
+      <w:pPr>
+        <w:ind w:left="1429" w:hanging="360"/>
+      </w:pPr>
+    </w:lvl>
+    <w:lvl w:ilvl="1" w:tplc="38090019" w:tentative="1">
+      <w:start w:val="1"/>
+      <w:numFmt w:val="lowerLetter"/>
+      <w:lvlText w:val="%2."/>
+      <w:lvlJc w:val="left"/>
+      <w:pPr>
+        <w:ind w:left="2149" w:hanging="360"/>
+      </w:pPr>
+    </w:lvl>
+    <w:lvl w:ilvl="2" w:tplc="3809001B" w:tentative="1">
+      <w:start w:val="1"/>
+      <w:numFmt w:val="lowerRoman"/>
+      <w:lvlText w:val="%3."/>
+      <w:lvlJc w:val="right"/>
+      <w:pPr>
+        <w:ind w:left="2869" w:hanging="180"/>
+      </w:pPr>
+    </w:lvl>
+    <w:lvl w:ilvl="3" w:tplc="3809000F" w:tentative="1">
+      <w:start w:val="1"/>
+      <w:numFmt w:val="decimal"/>
+      <w:lvlText w:val="%4."/>
+      <w:lvlJc w:val="left"/>
+      <w:pPr>
+        <w:ind w:left="3589" w:hanging="360"/>
+      </w:pPr>
+    </w:lvl>
+    <w:lvl w:ilvl="4" w:tplc="38090019" w:tentative="1">
+      <w:start w:val="1"/>
+      <w:numFmt w:val="lowerLetter"/>
+      <w:lvlText w:val="%5."/>
+      <w:lvlJc w:val="left"/>
+      <w:pPr>
+        <w:ind w:left="4309" w:hanging="360"/>
+      </w:pPr>
+    </w:lvl>
+    <w:lvl w:ilvl="5" w:tplc="3809001B" w:tentative="1">
+      <w:start w:val="1"/>
+      <w:numFmt w:val="lowerRoman"/>
+      <w:lvlText w:val="%6."/>
+      <w:lvlJc w:val="right"/>
+      <w:pPr>
+        <w:ind w:left="5029" w:hanging="180"/>
+      </w:pPr>
+    </w:lvl>
+    <w:lvl w:ilvl="6" w:tplc="3809000F" w:tentative="1">
+      <w:start w:val="1"/>
+      <w:numFmt w:val="decimal"/>
+      <w:lvlText w:val="%7."/>
+      <w:lvlJc w:val="left"/>
+      <w:pPr>
+        <w:ind w:left="5749" w:hanging="360"/>
+      </w:pPr>
+    </w:lvl>
+    <w:lvl w:ilvl="7" w:tplc="38090019" w:tentative="1">
+      <w:start w:val="1"/>
+      <w:numFmt w:val="lowerLetter"/>
+      <w:lvlText w:val="%8."/>
+      <w:lvlJc w:val="left"/>
+      <w:pPr>
+        <w:ind w:left="6469" w:hanging="360"/>
+      </w:pPr>
+    </w:lvl>
+    <w:lvl w:ilvl="8" w:tplc="3809001B" w:tentative="1">
+      <w:start w:val="1"/>
+      <w:numFmt w:val="lowerRoman"/>
+      <w:lvlText w:val="%9."/>
+      <w:lvlJc w:val="right"/>
+      <w:pPr>
+        <w:ind w:left="7189" w:hanging="180"/>
+      </w:pPr>
+    </w:lvl>
+  </w:abstractNum>
+  <w:abstractNum w:abstractNumId="25" w15:restartNumberingAfterBreak="0">
     <w:nsid w:val="614449B8"/>
     <w:multiLevelType w:val="multilevel"/>
     <w:tmpl w:val="AC7E0B8E"/>
@@ -46402,10 +46775,10 @@
       </w:rPr>
     </w:lvl>
   </w:abstractNum>
-  <w:abstractNum w:abstractNumId="18" w15:restartNumberingAfterBreak="0">
+  <w:abstractNum w:abstractNumId="26" w15:restartNumberingAfterBreak="0">
     <w:nsid w:val="67FE4D73"/>
     <w:multiLevelType w:val="multilevel"/>
-    <w:tmpl w:val="67FA7ABE"/>
+    <w:tmpl w:val="2D64A1C8"/>
     <w:lvl w:ilvl="0">
       <w:start w:val="1"/>
       <w:numFmt w:val="lowerLetter"/>
@@ -46451,16 +46824,18 @@
     <w:lvl w:ilvl="3">
       <w:start w:val="1"/>
       <w:numFmt w:val="decimal"/>
-      <w:lvlText w:val="%4."/>
+      <w:lvlText w:val="1.%4."/>
       <w:lvlJc w:val="left"/>
       <w:pPr>
-        <w:tabs>
-          <w:tab w:val="num" w:pos="2880"/>
-        </w:tabs>
-        <w:ind w:left="2880" w:hanging="360"/>
+        <w:ind w:left="720" w:hanging="360"/>
       </w:pPr>
       <w:rPr>
-        <w:rFonts w:hint="default"/>
+        <w:rFonts w:ascii="Arial" w:hAnsi="Arial" w:cs="Arial" w:hint="default"/>
+        <w:b/>
+        <w:bCs/>
+        <w:i w:val="0"/>
+        <w:sz w:val="22"/>
+        <w:szCs w:val="20"/>
       </w:rPr>
     </w:lvl>
     <w:lvl w:ilvl="4">
@@ -46539,7 +46914,7 @@
       </w:rPr>
     </w:lvl>
   </w:abstractNum>
-  <w:abstractNum w:abstractNumId="19" w15:restartNumberingAfterBreak="0">
+  <w:abstractNum w:abstractNumId="27" w15:restartNumberingAfterBreak="0">
     <w:nsid w:val="68502506"/>
     <w:multiLevelType w:val="hybridMultilevel"/>
     <w:tmpl w:val="E91EDC52"/>
@@ -46631,7 +47006,7 @@
       </w:pPr>
     </w:lvl>
   </w:abstractNum>
-  <w:abstractNum w:abstractNumId="20" w15:restartNumberingAfterBreak="0">
+  <w:abstractNum w:abstractNumId="28" w15:restartNumberingAfterBreak="0">
     <w:nsid w:val="69DF5EA0"/>
     <w:multiLevelType w:val="multilevel"/>
     <w:tmpl w:val="EDEC3F58"/>
@@ -46780,7 +47155,7 @@
       </w:rPr>
     </w:lvl>
   </w:abstractNum>
-  <w:abstractNum w:abstractNumId="21" w15:restartNumberingAfterBreak="0">
+  <w:abstractNum w:abstractNumId="29" w15:restartNumberingAfterBreak="0">
     <w:nsid w:val="6A701573"/>
     <w:multiLevelType w:val="multilevel"/>
     <w:tmpl w:val="F4FCEADE"/>
@@ -46925,7 +47300,7 @@
       </w:rPr>
     </w:lvl>
   </w:abstractNum>
-  <w:abstractNum w:abstractNumId="22" w15:restartNumberingAfterBreak="0">
+  <w:abstractNum w:abstractNumId="30" w15:restartNumberingAfterBreak="0">
     <w:nsid w:val="6BCE156A"/>
     <w:multiLevelType w:val="hybridMultilevel"/>
     <w:tmpl w:val="920C6514"/>
@@ -47011,7 +47386,7 @@
       </w:pPr>
     </w:lvl>
   </w:abstractNum>
-  <w:abstractNum w:abstractNumId="23" w15:restartNumberingAfterBreak="0">
+  <w:abstractNum w:abstractNumId="31" w15:restartNumberingAfterBreak="0">
     <w:nsid w:val="6C6F3FB7"/>
     <w:multiLevelType w:val="multilevel"/>
     <w:tmpl w:val="BB58C74E"/>
@@ -47150,7 +47525,7 @@
       </w:rPr>
     </w:lvl>
   </w:abstractNum>
-  <w:abstractNum w:abstractNumId="24" w15:restartNumberingAfterBreak="0">
+  <w:abstractNum w:abstractNumId="32" w15:restartNumberingAfterBreak="0">
     <w:nsid w:val="70FE119F"/>
     <w:multiLevelType w:val="hybridMultilevel"/>
     <w:tmpl w:val="72B2B256"/>
@@ -47236,7 +47611,7 @@
       </w:pPr>
     </w:lvl>
   </w:abstractNum>
-  <w:abstractNum w:abstractNumId="25" w15:restartNumberingAfterBreak="0">
+  <w:abstractNum w:abstractNumId="33" w15:restartNumberingAfterBreak="0">
     <w:nsid w:val="7870370F"/>
     <w:multiLevelType w:val="hybridMultilevel"/>
     <w:tmpl w:val="D7DA7A0C"/>
@@ -47349,7 +47724,152 @@
       </w:pPr>
     </w:lvl>
   </w:abstractNum>
-  <w:abstractNum w:abstractNumId="26" w15:restartNumberingAfterBreak="0">
+  <w:abstractNum w:abstractNumId="34" w15:restartNumberingAfterBreak="0">
+    <w:nsid w:val="797302F9"/>
+    <w:multiLevelType w:val="multilevel"/>
+    <w:tmpl w:val="F4FCEADE"/>
+    <w:lvl w:ilvl="0">
+      <w:start w:val="1"/>
+      <w:numFmt w:val="bullet"/>
+      <w:lvlText w:val=""/>
+      <w:lvlJc w:val="left"/>
+      <w:pPr>
+        <w:tabs>
+          <w:tab w:val="num" w:pos="720"/>
+        </w:tabs>
+        <w:ind w:left="720" w:hanging="360"/>
+      </w:pPr>
+      <w:rPr>
+        <w:rFonts w:ascii="Symbol" w:hAnsi="Symbol" w:hint="default"/>
+        <w:sz w:val="20"/>
+      </w:rPr>
+    </w:lvl>
+    <w:lvl w:ilvl="1">
+      <w:start w:val="1"/>
+      <w:numFmt w:val="decimal"/>
+      <w:lvlText w:val="%2."/>
+      <w:lvlJc w:val="left"/>
+      <w:pPr>
+        <w:tabs>
+          <w:tab w:val="num" w:pos="1440"/>
+        </w:tabs>
+        <w:ind w:left="1440" w:hanging="360"/>
+      </w:pPr>
+    </w:lvl>
+    <w:lvl w:ilvl="2" w:tentative="1">
+      <w:start w:val="1"/>
+      <w:numFmt w:val="bullet"/>
+      <w:lvlText w:val=""/>
+      <w:lvlJc w:val="left"/>
+      <w:pPr>
+        <w:tabs>
+          <w:tab w:val="num" w:pos="2160"/>
+        </w:tabs>
+        <w:ind w:left="2160" w:hanging="360"/>
+      </w:pPr>
+      <w:rPr>
+        <w:rFonts w:ascii="Wingdings" w:hAnsi="Wingdings" w:hint="default"/>
+        <w:sz w:val="20"/>
+      </w:rPr>
+    </w:lvl>
+    <w:lvl w:ilvl="3" w:tentative="1">
+      <w:start w:val="1"/>
+      <w:numFmt w:val="bullet"/>
+      <w:lvlText w:val=""/>
+      <w:lvlJc w:val="left"/>
+      <w:pPr>
+        <w:tabs>
+          <w:tab w:val="num" w:pos="2880"/>
+        </w:tabs>
+        <w:ind w:left="2880" w:hanging="360"/>
+      </w:pPr>
+      <w:rPr>
+        <w:rFonts w:ascii="Wingdings" w:hAnsi="Wingdings" w:hint="default"/>
+        <w:sz w:val="20"/>
+      </w:rPr>
+    </w:lvl>
+    <w:lvl w:ilvl="4" w:tentative="1">
+      <w:start w:val="1"/>
+      <w:numFmt w:val="bullet"/>
+      <w:lvlText w:val=""/>
+      <w:lvlJc w:val="left"/>
+      <w:pPr>
+        <w:tabs>
+          <w:tab w:val="num" w:pos="3600"/>
+        </w:tabs>
+        <w:ind w:left="3600" w:hanging="360"/>
+      </w:pPr>
+      <w:rPr>
+        <w:rFonts w:ascii="Wingdings" w:hAnsi="Wingdings" w:hint="default"/>
+        <w:sz w:val="20"/>
+      </w:rPr>
+    </w:lvl>
+    <w:lvl w:ilvl="5" w:tentative="1">
+      <w:start w:val="1"/>
+      <w:numFmt w:val="bullet"/>
+      <w:lvlText w:val=""/>
+      <w:lvlJc w:val="left"/>
+      <w:pPr>
+        <w:tabs>
+          <w:tab w:val="num" w:pos="4320"/>
+        </w:tabs>
+        <w:ind w:left="4320" w:hanging="360"/>
+      </w:pPr>
+      <w:rPr>
+        <w:rFonts w:ascii="Wingdings" w:hAnsi="Wingdings" w:hint="default"/>
+        <w:sz w:val="20"/>
+      </w:rPr>
+    </w:lvl>
+    <w:lvl w:ilvl="6" w:tentative="1">
+      <w:start w:val="1"/>
+      <w:numFmt w:val="bullet"/>
+      <w:lvlText w:val=""/>
+      <w:lvlJc w:val="left"/>
+      <w:pPr>
+        <w:tabs>
+          <w:tab w:val="num" w:pos="5040"/>
+        </w:tabs>
+        <w:ind w:left="5040" w:hanging="360"/>
+      </w:pPr>
+      <w:rPr>
+        <w:rFonts w:ascii="Wingdings" w:hAnsi="Wingdings" w:hint="default"/>
+        <w:sz w:val="20"/>
+      </w:rPr>
+    </w:lvl>
+    <w:lvl w:ilvl="7" w:tentative="1">
+      <w:start w:val="1"/>
+      <w:numFmt w:val="bullet"/>
+      <w:lvlText w:val=""/>
+      <w:lvlJc w:val="left"/>
+      <w:pPr>
+        <w:tabs>
+          <w:tab w:val="num" w:pos="5760"/>
+        </w:tabs>
+        <w:ind w:left="5760" w:hanging="360"/>
+      </w:pPr>
+      <w:rPr>
+        <w:rFonts w:ascii="Wingdings" w:hAnsi="Wingdings" w:hint="default"/>
+        <w:sz w:val="20"/>
+      </w:rPr>
+    </w:lvl>
+    <w:lvl w:ilvl="8" w:tentative="1">
+      <w:start w:val="1"/>
+      <w:numFmt w:val="bullet"/>
+      <w:lvlText w:val=""/>
+      <w:lvlJc w:val="left"/>
+      <w:pPr>
+        <w:tabs>
+          <w:tab w:val="num" w:pos="6480"/>
+        </w:tabs>
+        <w:ind w:left="6480" w:hanging="360"/>
+      </w:pPr>
+      <w:rPr>
+        <w:rFonts w:ascii="Wingdings" w:hAnsi="Wingdings" w:hint="default"/>
+        <w:sz w:val="20"/>
+      </w:rPr>
+    </w:lvl>
+  </w:abstractNum>
+  <w:abstractNum w:abstractNumId="35" w15:restartNumberingAfterBreak="0">
     <w:nsid w:val="7C052E74"/>
     <w:multiLevelType w:val="multilevel"/>
     <w:tmpl w:val="CBF05E78"/>
@@ -47462,7 +47982,7 @@
       </w:rPr>
     </w:lvl>
   </w:abstractNum>
-  <w:abstractNum w:abstractNumId="27" w15:restartNumberingAfterBreak="0">
+  <w:abstractNum w:abstractNumId="36" w15:restartNumberingAfterBreak="0">
     <w:nsid w:val="7C2B461B"/>
     <w:multiLevelType w:val="multilevel"/>
     <w:tmpl w:val="6DA4CEB8"/>
@@ -47612,22 +48132,22 @@
     </w:lvl>
   </w:abstractNum>
   <w:num w:numId="1" w16cid:durableId="1253010644">
-    <w:abstractNumId w:val="15"/>
+    <w:abstractNumId w:val="22"/>
   </w:num>
   <w:num w:numId="2" w16cid:durableId="118426547">
     <w:abstractNumId w:val="2"/>
   </w:num>
   <w:num w:numId="3" w16cid:durableId="581989707">
+    <w:abstractNumId w:val="8"/>
+  </w:num>
+  <w:num w:numId="4" w16cid:durableId="1973249911">
+    <w:abstractNumId w:val="19"/>
+  </w:num>
+  <w:num w:numId="5" w16cid:durableId="1038894383">
     <w:abstractNumId w:val="7"/>
   </w:num>
-  <w:num w:numId="4" w16cid:durableId="1973249911">
-    <w:abstractNumId w:val="14"/>
-  </w:num>
-  <w:num w:numId="5" w16cid:durableId="1038894383">
+  <w:num w:numId="6" w16cid:durableId="1690326405">
     <w:abstractNumId w:val="6"/>
-  </w:num>
-  <w:num w:numId="6" w16cid:durableId="1690326405">
-    <w:abstractNumId w:val="5"/>
     <w:lvlOverride w:ilvl="0">
       <w:lvl w:ilvl="0">
         <w:numFmt w:val="lowerLetter"/>
@@ -47637,76 +48157,103 @@
     </w:lvlOverride>
   </w:num>
   <w:num w:numId="7" w16cid:durableId="1928230063">
+    <w:abstractNumId w:val="33"/>
+  </w:num>
+  <w:num w:numId="8" w16cid:durableId="97795653">
+    <w:abstractNumId w:val="13"/>
+  </w:num>
+  <w:num w:numId="9" w16cid:durableId="1953585153">
+    <w:abstractNumId w:val="5"/>
+  </w:num>
+  <w:num w:numId="10" w16cid:durableId="213080870">
     <w:abstractNumId w:val="25"/>
   </w:num>
-  <w:num w:numId="8" w16cid:durableId="97795653">
-    <w:abstractNumId w:val="10"/>
-  </w:num>
-  <w:num w:numId="9" w16cid:durableId="1953585153">
-    <w:abstractNumId w:val="4"/>
-  </w:num>
-  <w:num w:numId="10" w16cid:durableId="213080870">
-    <w:abstractNumId w:val="17"/>
-  </w:num>
   <w:num w:numId="11" w16cid:durableId="1899050691">
-    <w:abstractNumId w:val="27"/>
+    <w:abstractNumId w:val="36"/>
   </w:num>
   <w:num w:numId="12" w16cid:durableId="1979800998">
     <w:abstractNumId w:val="1"/>
   </w:num>
   <w:num w:numId="13" w16cid:durableId="1601060133">
-    <w:abstractNumId w:val="23"/>
+    <w:abstractNumId w:val="31"/>
   </w:num>
   <w:num w:numId="14" w16cid:durableId="1390836669">
-    <w:abstractNumId w:val="20"/>
+    <w:abstractNumId w:val="28"/>
   </w:num>
   <w:num w:numId="15" w16cid:durableId="467549653">
+    <w:abstractNumId w:val="26"/>
+  </w:num>
+  <w:num w:numId="16" w16cid:durableId="1783264522">
+    <w:abstractNumId w:val="14"/>
+  </w:num>
+  <w:num w:numId="17" w16cid:durableId="1197541749">
+    <w:abstractNumId w:val="32"/>
+  </w:num>
+  <w:num w:numId="18" w16cid:durableId="1025404183">
+    <w:abstractNumId w:val="30"/>
+  </w:num>
+  <w:num w:numId="19" w16cid:durableId="1441027068">
     <w:abstractNumId w:val="18"/>
   </w:num>
-  <w:num w:numId="16" w16cid:durableId="1783264522">
-    <w:abstractNumId w:val="11"/>
-  </w:num>
-  <w:num w:numId="17" w16cid:durableId="1197541749">
-    <w:abstractNumId w:val="24"/>
-  </w:num>
-  <w:num w:numId="18" w16cid:durableId="1025404183">
-    <w:abstractNumId w:val="22"/>
-  </w:num>
-  <w:num w:numId="19" w16cid:durableId="1441027068">
-    <w:abstractNumId w:val="13"/>
-  </w:num>
   <w:num w:numId="20" w16cid:durableId="217864037">
-    <w:abstractNumId w:val="19"/>
+    <w:abstractNumId w:val="27"/>
   </w:num>
   <w:num w:numId="21" w16cid:durableId="5795615">
-    <w:abstractNumId w:val="12"/>
+    <w:abstractNumId w:val="16"/>
   </w:num>
   <w:num w:numId="22" w16cid:durableId="1230460456">
+    <w:abstractNumId w:val="10"/>
+  </w:num>
+  <w:num w:numId="23" w16cid:durableId="64231743">
+    <w:abstractNumId w:val="29"/>
+  </w:num>
+  <w:num w:numId="24" w16cid:durableId="1715229216">
     <w:abstractNumId w:val="9"/>
   </w:num>
-  <w:num w:numId="23" w16cid:durableId="64231743">
-    <w:abstractNumId w:val="21"/>
-  </w:num>
-  <w:num w:numId="24" w16cid:durableId="1715229216">
-    <w:abstractNumId w:val="8"/>
-  </w:num>
   <w:num w:numId="25" w16cid:durableId="597636503">
-    <w:abstractNumId w:val="16"/>
+    <w:abstractNumId w:val="23"/>
   </w:num>
   <w:num w:numId="26" w16cid:durableId="1005550206">
     <w:abstractNumId w:val="0"/>
   </w:num>
   <w:num w:numId="27" w16cid:durableId="463163137">
-    <w:abstractNumId w:val="26"/>
+    <w:abstractNumId w:val="35"/>
   </w:num>
   <w:num w:numId="28" w16cid:durableId="1162745073">
+    <w:abstractNumId w:val="4"/>
+  </w:num>
+  <w:num w:numId="29" w16cid:durableId="2043625655">
+    <w:abstractNumId w:val="35"/>
+  </w:num>
+  <w:num w:numId="30" w16cid:durableId="867449073">
+    <w:abstractNumId w:val="4"/>
+  </w:num>
+  <w:num w:numId="31" w16cid:durableId="845561073">
+    <w:abstractNumId w:val="12"/>
+  </w:num>
+  <w:num w:numId="32" w16cid:durableId="1210797959">
+    <w:abstractNumId w:val="20"/>
+  </w:num>
+  <w:num w:numId="33" w16cid:durableId="1006127926">
+    <w:abstractNumId w:val="34"/>
+  </w:num>
+  <w:num w:numId="34" w16cid:durableId="289551420">
+    <w:abstractNumId w:val="11"/>
+  </w:num>
+  <w:num w:numId="35" w16cid:durableId="1402677417">
+    <w:abstractNumId w:val="21"/>
+  </w:num>
+  <w:num w:numId="36" w16cid:durableId="2017153821">
+    <w:abstractNumId w:val="24"/>
+  </w:num>
+  <w:num w:numId="37" w16cid:durableId="887843583">
     <w:abstractNumId w:val="3"/>
   </w:num>
-  <w:num w:numId="29" w16cid:durableId="2043625655">
-    <w:abstractNumId w:val="26"/>
+  <w:num w:numId="38" w16cid:durableId="635990698">
+    <w:abstractNumId w:val="15"/>
   </w:num>
-  <w:num w:numId="30" w16cid:durableId="867449073">
-    <w:abstractNumId w:val="3"/>
+  <w:num w:numId="39" w16cid:durableId="1370643555">
+    <w:abstractNumId w:val="17"/>
   </w:num>
   <w:numIdMacAtCleanup w:val="25"/>
 </w:numbering>
